--- a/docs/RMACD_Framework_v1.4.docx
+++ b/docs/RMACD_Framework_v1.4.docx
@@ -108,7 +108,19 @@
         <w:rPr>
           <w:i/>
         </w:rPr>
-        <w:t xml:space="preserve"> — an optional `LLMToolClassifier` (install extra `rmacd-framework[llm]`) that has a Claude model classify ambiguous tool definitions into RMACD terms with a rationale and confidence score, wired into `MCPRegistryBridge` as a fallback (or replacement) for the keyword heuristic. Every auto-classified MCP tool now carries a capability ceiling capped at its inferred operation and classification provenance metadata, with a `low_confidence_tools()` human-review queue; the bridge registers into an existing enforcer registry and accepts raw MCP `tools/list` responses. The bash classifier learned shell control keywords, process substitution, and additional destructive binaries; registry denials are now audited. LLM classification is advisory input at registration time — runtime enforcement (the §12.5 floor, the agent profile, the capability ceiling) remains deterministic. See CHANGELOG.</w:t>
+        <w:t xml:space="preserve"> — an optional `LLMToolClassifier` (install extra `rmacd-framework[llm]`) that has a Claude model classify ambiguous tool definitions into RMACD terms with a rationale and confidence score, wired into `MCPRegistryBridge` as a fallback (or replacement) for the keyword heuristic. Every auto-classified MCP tool now carries a capability ceiling capped at its inferred operation and classification provenance metadata, with a `low_confidence_tools()` human-review queue; the bridge registers into an existing enforcer registry and accepts raw MCP `tools/list` responses. The bash classifier learned shell control keywords, process substitution, and additional destructive binaries; registry denials are now audited. LLM classification is advisory input at registration time — runtime enforcement (the §12.5 floor, the agent profile, the capability ceiling) remains deterministic. rmacd 0.11.0 added </w:t>
+      </w:r>
+      <w:r>
+        <w:rPr>
+          <w:i/>
+        </w:rPr>
+        <w:t>Governance Packs</w:t>
+      </w:r>
+      <w:r>
+        <w:rPr>
+          <w:i/>
+        </w:rPr>
+        <w:t xml:space="preserve"> (`rmacd.packs`) — declarative, reusable, signable packs that map a tool call to RMACD terms `(operation, data tier, target)` as data instead of hand-written classifiers, with 19 built-in packs, an AI-compile authoring workflow (`rmacd classify`), and Ed25519 signing/drift detection (`rmacd pack sign|verify|diff`). Packs are an SDK capability (not normative); runtime classification stays deterministic. See `docs/governance-packs/` and CHANGELOG.</w:t>
       </w:r>
     </w:p>
     <w:p>

--- a/docs/RMACD_Framework_v1.4.docx
+++ b/docs/RMACD_Framework_v1.4.docx
@@ -120,7 +120,19 @@
         <w:rPr>
           <w:i/>
         </w:rPr>
-        <w:t xml:space="preserve"> (`rmacd.packs`) — declarative, reusable, signable packs that map a tool call to RMACD terms `(operation, data tier, target)` as data instead of hand-written classifiers, with 19 built-in packs, an AI-compile authoring workflow (`rmacd classify`), and Ed25519 signing/drift detection (`rmacd pack sign|verify|diff`). Packs are an SDK capability (not normative); runtime classification stays deterministic. See `docs/governance-packs/` and CHANGELOG.</w:t>
+        <w:t xml:space="preserve"> (`rmacd.packs`) — declarative, reusable, signable packs that map a tool call to RMACD terms `(operation, data tier, target)` as data instead of hand-written classifiers, with 19 built-in packs, an AI-compile authoring workflow (`rmacd classify`), and Ed25519 signing/drift detection (`rmacd pack sign|verify|diff`). Packs are an SDK capability (not normative); runtime classification stays deterministic. rmacd 0.12.0 added 3 cloud-identity packs (`aws-iam`, `az-identity`, `gcp-iam`) — </w:t>
+      </w:r>
+      <w:r>
+        <w:rPr>
+          <w:i/>
+        </w:rPr>
+        <w:t>22 built-in packs</w:t>
+      </w:r>
+      <w:r>
+        <w:rPr>
+          <w:i/>
+        </w:rPr>
+        <w:t xml:space="preserve"> total — and promoted `CLIApprovalGateway` into the SDK so an approval-gated agent is testable straight from `pip install`. See `docs/governance-packs/` and CHANGELOG.</w:t>
       </w:r>
     </w:p>
     <w:p>

--- a/docs/RMACD_Framework_v1.4.docx
+++ b/docs/RMACD_Framework_v1.4.docx
@@ -7470,7 +7470,43 @@
     </w:p>
     <w:p>
       <w:r>
-        <w:t>RMACD integrates naturally with existing ITIL change management processes. The combination of operation type and data classification determines the appropriate change category:</w:t>
+        <w:t xml:space="preserve">RMACD integrates naturally with existing ITIL change management — termed </w:t>
+      </w:r>
+      <w:r>
+        <w:rPr>
+          <w:b/>
+        </w:rPr>
+        <w:t>change enablement</w:t>
+      </w:r>
+      <w:r>
+        <w:t xml:space="preserve"> in ITIL 4. ITIL 4 recognizes three change types: </w:t>
+      </w:r>
+      <w:r>
+        <w:rPr>
+          <w:b/>
+        </w:rPr>
+        <w:t>Standard</w:t>
+      </w:r>
+      <w:r>
+        <w:t xml:space="preserve"> (pre-authorized, low-risk, repeatable), </w:t>
+      </w:r>
+      <w:r>
+        <w:rPr>
+          <w:b/>
+        </w:rPr>
+        <w:t>Normal</w:t>
+      </w:r>
+      <w:r>
+        <w:t xml:space="preserve"> (risk-assessed, authorized by the appropriate change authority), and </w:t>
+      </w:r>
+      <w:r>
+        <w:rPr>
+          <w:b/>
+        </w:rPr>
+        <w:t>Emergency</w:t>
+      </w:r>
+      <w:r>
+        <w:t xml:space="preserve"> (expedited for urgent situations). The combination of RMACD operation and data classification determines which change type applies and the change authority required:</w:t>
       </w:r>
     </w:p>
     <w:tbl>
@@ -7636,7 +7672,7 @@
               <w:rPr>
                 <w:sz w:val="19"/>
               </w:rPr>
-              <w:t>Standard Change</w:t>
+              <w:t>Standard change</w:t>
             </w:r>
           </w:p>
         </w:tc>
@@ -7674,7 +7710,7 @@
               <w:rPr>
                 <w:sz w:val="19"/>
               </w:rPr>
-              <w:t>Standard Change</w:t>
+              <w:t>Standard change</w:t>
             </w:r>
           </w:p>
         </w:tc>
@@ -7692,7 +7728,7 @@
               <w:rPr>
                 <w:sz w:val="19"/>
               </w:rPr>
-              <w:t>Normal Change</w:t>
+              <w:t>Normal change</w:t>
             </w:r>
           </w:p>
         </w:tc>
@@ -7710,7 +7746,7 @@
               <w:rPr>
                 <w:sz w:val="19"/>
               </w:rPr>
-              <w:t>Major Change</w:t>
+              <w:t>Normal change (CAB)</w:t>
             </w:r>
           </w:p>
         </w:tc>
@@ -7748,7 +7784,7 @@
               <w:rPr>
                 <w:sz w:val="19"/>
               </w:rPr>
-              <w:t>Standard Change</w:t>
+              <w:t>Standard change</w:t>
             </w:r>
           </w:p>
         </w:tc>
@@ -7766,7 +7802,7 @@
               <w:rPr>
                 <w:sz w:val="19"/>
               </w:rPr>
-              <w:t>Normal Change</w:t>
+              <w:t>Normal change</w:t>
             </w:r>
           </w:p>
         </w:tc>
@@ -7784,7 +7820,7 @@
               <w:rPr>
                 <w:sz w:val="19"/>
               </w:rPr>
-              <w:t>Major Change</w:t>
+              <w:t>Normal change (CAB)</w:t>
             </w:r>
           </w:p>
         </w:tc>
@@ -7822,7 +7858,7 @@
               <w:rPr>
                 <w:sz w:val="19"/>
               </w:rPr>
-              <w:t>Normal Change</w:t>
+              <w:t>Normal change</w:t>
             </w:r>
           </w:p>
         </w:tc>
@@ -7840,7 +7876,7 @@
               <w:rPr>
                 <w:sz w:val="19"/>
               </w:rPr>
-              <w:t>Major Change</w:t>
+              <w:t>Normal change (CAB)</w:t>
             </w:r>
           </w:p>
         </w:tc>
@@ -7858,7 +7894,7 @@
               <w:rPr>
                 <w:sz w:val="19"/>
               </w:rPr>
-              <w:t>Human Only</w:t>
+              <w:t>Human authority only¹</w:t>
             </w:r>
           </w:p>
         </w:tc>
@@ -7896,7 +7932,7 @@
               <w:rPr>
                 <w:sz w:val="19"/>
               </w:rPr>
-              <w:t>Normal Change</w:t>
+              <w:t>Normal change</w:t>
             </w:r>
           </w:p>
         </w:tc>
@@ -7914,7 +7950,7 @@
               <w:rPr>
                 <w:sz w:val="19"/>
               </w:rPr>
-              <w:t>Major Change</w:t>
+              <w:t>Normal change (CAB)</w:t>
             </w:r>
           </w:p>
         </w:tc>
@@ -7932,13 +7968,59 @@
               <w:rPr>
                 <w:sz w:val="19"/>
               </w:rPr>
-              <w:t>Human Only</w:t>
+              <w:t>Human authority only¹</w:t>
             </w:r>
           </w:p>
         </w:tc>
       </w:tr>
     </w:tbl>
     <w:p/>
+    <w:p>
+      <w:r>
+        <w:t xml:space="preserve">¹ Change/Delete on Restricted is </w:t>
+      </w:r>
+      <w:r>
+        <w:rPr>
+          <w:b/>
+        </w:rPr>
+        <w:t>prohibited for autonomous agents</w:t>
+      </w:r>
+      <w:r>
+        <w:t xml:space="preserve"> by the §12.5 immutable safety floor — these are never issued as an automated change and always require a human change authority.</w:t>
+      </w:r>
+    </w:p>
+    <w:p>
+      <w:r>
+        <w:t xml:space="preserve">Higher-risk cells escalate the </w:t>
+      </w:r>
+      <w:r>
+        <w:rPr>
+          <w:b/>
+        </w:rPr>
+        <w:t>change authority</w:t>
+      </w:r>
+      <w:r>
+        <w:t xml:space="preserve"> — from delegated or automated approval for low-risk normal changes up to the Change Advisory Board (CAB) for high-risk ones — consistent with ITIL 4's risk-based authorization model. RMACD's </w:t>
+      </w:r>
+      <w:r>
+        <w:rPr>
+          <w:b/>
+        </w:rPr>
+        <w:t>emergency-escalation</w:t>
+      </w:r>
+      <w:r>
+        <w:t xml:space="preserve"> controls correspond directly to ITIL's </w:t>
+      </w:r>
+      <w:r>
+        <w:rPr>
+          <w:b/>
+        </w:rPr>
+        <w:t>Emergency change</w:t>
+      </w:r>
+      <w:r>
+        <w:t xml:space="preserve"> type: a time-boxed, expedited path with heightened logging and mandatory post-hoc review.</w:t>
+      </w:r>
+    </w:p>
     <w:p>
       <w:pPr>
         <w:pStyle w:val="Heading2"/>

--- a/docs/RMACD_Framework_v1.4.docx
+++ b/docs/RMACD_Framework_v1.4.docx
@@ -49,6 +49,15 @@
           <w:b/>
         </w:rPr>
         <w:t>Author: Kash Kashyap</w:t>
+      </w:r>
+      <w:r>
+        <w:t xml:space="preserve"> (</w:t>
+      </w:r>
+      <w:r>
+        <w:t>ORCID: 0009-0005-0127-6265</w:t>
+      </w:r>
+      <w:r>
+        <w:t>)</w:t>
       </w:r>
     </w:p>
     <w:p>

--- a/docs/RMACD_Framework_v1.4.docx
+++ b/docs/RMACD_Framework_v1.4.docx
@@ -142,6 +142,86 @@
           <w:i/>
         </w:rPr>
         <w:t xml:space="preserve"> total — and promoted `CLIApprovalGateway` into the SDK so an approval-gated agent is testable straight from `pip install`. See `docs/governance-packs/` and CHANGELOG.</w:t>
+      </w:r>
+    </w:p>
+    <w:p>
+      <w:r>
+        <w:rPr>
+          <w:i/>
+        </w:rPr>
+        <w:t xml:space="preserve">Version 1.4.0 SDK updates (July 2026): rmacd 0.13.0 added </w:t>
+      </w:r>
+      <w:r>
+        <w:rPr>
+          <w:i/>
+        </w:rPr>
+        <w:t>session governance for Claude Code</w:t>
+      </w:r>
+      <w:r>
+        <w:rPr>
+          <w:i/>
+        </w:rPr>
+        <w:t xml:space="preserve"> (`rmacd.claude_code`) — a deterministic `PreToolUse` hook (`python3 -m rmacd.claude_code.hook`) that binds a profile to a Claude Code session and evaluates the session's own Bash/file/MCP tool calls against it before they run (unbound sessions pass through; bound sessions fail closed; approval-level autonomy maps to Claude Code's permission prompt), shipped with a </w:t>
+      </w:r>
+      <w:r>
+        <w:rPr>
+          <w:i/>
+        </w:rPr>
+        <w:t>Claude Code plugin</w:t>
+      </w:r>
+      <w:r>
+        <w:rPr>
+          <w:i/>
+        </w:rPr>
+        <w:t xml:space="preserve"> (`plugins/rmacd/`, installed via `/plugin marketplace add rmacdframework/spec`) carrying the `rmacd-integrate` skill, `/rmacd:init`, and `/rmacd:status`. The built-in pack catalog grew from 22 to </w:t>
+      </w:r>
+      <w:r>
+        <w:rPr>
+          <w:i/>
+        </w:rPr>
+        <w:t>34 packs</w:t>
+      </w:r>
+      <w:r>
+        <w:rPr>
+          <w:i/>
+        </w:rPr>
+        <w:t xml:space="preserve"> (developer toolchain: `git`, `gh`, `docker`, `terraform`, `npm`, `pip-uv`, `make`; enterprise operations: `helm`, `vault`, `ssh-transfer`, `stripe`, `servicenow`), and </w:t>
+      </w:r>
+      <w:r>
+        <w:rPr>
+          <w:i/>
+        </w:rPr>
+        <w:t>pack composition</w:t>
+      </w:r>
+      <w:r>
+        <w:rPr>
+          <w:i/>
+        </w:rPr>
+        <w:t xml:space="preserve"> (`rmacd.packs.composition`) lets multiple packs govern the same tool name — most-specific claim wins, severity breaks ties fail-closed, each match carries its own pack's capability ceiling. An optional </w:t>
+      </w:r>
+      <w:r>
+        <w:rPr>
+          <w:i/>
+        </w:rPr>
+        <w:t>MCP server</w:t>
+      </w:r>
+      <w:r>
+        <w:rPr>
+          <w:i/>
+        </w:rPr>
+        <w:t xml:space="preserve"> (`rmacd.mcp_server`, install extra `rmacd-framework[mcp]`, CLI `rmacd mcp-serve`) exposes read-only policy tools (evaluate, validate, matrix, pack info, bash classification) to any MCP client. </w:t>
+      </w:r>
+      <w:r>
+        <w:rPr>
+          <w:i/>
+        </w:rPr>
+        <w:t>Audit evidence</w:t>
+      </w:r>
+      <w:r>
+        <w:rPr>
+          <w:i/>
+        </w:rPr>
+        <w:t xml:space="preserve"> arrived as `rmacd audit summarize` (text/json/markdown reports with an operation×tier matrix and §12.5-floor hits) plus `docs/audit-evidence.md` (SIEM shipping and SOC 2 / ISO 27001 / GDPR mapping via §10). All additive and deterministic — the §12.5 floor, profile, and capability ceiling remain the runtime gates. See `docs/claude-code.md` and CHANGELOG.</w:t>
       </w:r>
     </w:p>
     <w:p>

--- a/docs/RMACD_Framework_v1.4.docx
+++ b/docs/RMACD_Framework_v1.4.docx
@@ -2164,7 +2164,7 @@
               <w:rPr>
                 <w:sz w:val="19"/>
               </w:rPr>
-              <w:t>Elevated Approval</w:t>
+              <w:t>Prohibited</w:t>
             </w:r>
           </w:p>
         </w:tc>
@@ -2409,10 +2409,10 @@
         <w:rPr>
           <w:b/>
         </w:rPr>
-        <w:t>Destructive Operations on Sensitive Data Are Prohibited:</w:t>
-      </w:r>
-      <w:r>
-        <w:t xml:space="preserve"> Change and Delete operations against Restricted data are marked 'Prohibited' for autonomous agents. These operations require human execution, though agents may recommend or prepare such actions.</w:t>
+        <w:t>State-Changing Operations on Sensitive Data Are Prohibited:</w:t>
+      </w:r>
+      <w:r>
+        <w:t xml:space="preserve"> Add, Change and Delete operations against Restricted data are all marked 'Prohibited' for autonomous agents. These operations require human execution, though agents may recommend or prepare such actions. This is the §12.5 immutable floor: unlike every other cell, these three cannot be relaxed by an organization's own matrix adjustments, by an autonomy override, or through the exception process.</w:t>
       </w:r>
     </w:p>
     <w:p>

--- a/docs/RMACD_Framework_v1.4.docx
+++ b/docs/RMACD_Framework_v1.4.docx
@@ -129,19 +129,67 @@
         <w:rPr>
           <w:i/>
         </w:rPr>
-        <w:t xml:space="preserve"> (`rmacd.packs`) — declarative, reusable, signable packs that map a tool call to RMACD terms `(operation, data tier, target)` as data instead of hand-written classifiers, with 19 built-in packs, an AI-compile authoring workflow (`rmacd classify`), and Ed25519 signing/drift detection (`rmacd pack sign|verify|diff`). Packs are an SDK capability (not normative); runtime classification stays deterministic. rmacd 0.12.0 added 3 cloud-identity packs (`aws-iam`, `az-identity`, `gcp-iam`) — </w:t>
+        <w:t xml:space="preserve"> (`rmacd.packs`) — declarative, reusable, signable packs that map a tool call to RMACD terms `(operation, data tier, target)` as data instead of hand-written classifiers, with 19 built-in packs, an AI-compile authoring workflow (`rmacd classify`), and Ed25519 signing/drift detection (`rmacd pack sign|verify|diff`). Packs are an SDK capability (not normative); runtime classification stays deterministic. rmacd 0.12.0 added 3 cloud-identity packs (`aws-iam`, `az-identity`, `gcp-iam`) and promoted `CLIApprovalGateway` into the SDK so an approval-gated agent is testable straight from `pip install`. rmacd 0.13.0 added </w:t>
       </w:r>
       <w:r>
         <w:rPr>
           <w:i/>
         </w:rPr>
-        <w:t>22 built-in packs</w:t>
+        <w:t>session governance</w:t>
       </w:r>
       <w:r>
         <w:rPr>
           <w:i/>
         </w:rPr>
-        <w:t xml:space="preserve"> total — and promoted `CLIApprovalGateway` into the SDK so an approval-gated agent is testable straight from `pip install`. See `docs/governance-packs/` and CHANGELOG.</w:t>
+        <w:t xml:space="preserve"> (§9.7) — a `PreToolUse` hook and Claude Code plugin that bind an interactive coding session to a profile — plus </w:t>
+      </w:r>
+      <w:r>
+        <w:rPr>
+          <w:i/>
+        </w:rPr>
+        <w:t>audit evidence</w:t>
+      </w:r>
+      <w:r>
+        <w:rPr>
+          <w:i/>
+        </w:rPr>
+        <w:t xml:space="preserve"> tooling (§9.8, `rmacd audit summarize`) and the read-only </w:t>
+      </w:r>
+      <w:r>
+        <w:rPr>
+          <w:i/>
+        </w:rPr>
+        <w:t>MCP policy server</w:t>
+      </w:r>
+      <w:r>
+        <w:rPr>
+          <w:i/>
+        </w:rPr>
+        <w:t xml:space="preserve"> (§9.9, `rmacd mcp-serve`), reaching </w:t>
+      </w:r>
+      <w:r>
+        <w:rPr>
+          <w:i/>
+        </w:rPr>
+        <w:t>34 built-in packs</w:t>
+      </w:r>
+      <w:r>
+        <w:rPr>
+          <w:i/>
+        </w:rPr>
+        <w:t xml:space="preserve">. rmacd 0.14.0 was a security release closing nine under-enforcement bypasses, and corrected the §3.1 matrix: Add on Restricted is </w:t>
+      </w:r>
+      <w:r>
+        <w:rPr>
+          <w:i/>
+        </w:rPr>
+        <w:t>Prohibited</w:t>
+      </w:r>
+      <w:r>
+        <w:rPr>
+          <w:i/>
+        </w:rPr>
+        <w:t>, not Elevated Approval. See `docs/governance-packs/`, `docs/claude-code.md`, `docs/audit-evidence.md`, and CHANGELOG.</w:t>
       </w:r>
     </w:p>
     <w:p>
@@ -8307,7 +8355,7 @@
         <w:t>LLM-Assisted Classification</w:t>
       </w:r>
       <w:r>
-        <w:t xml:space="preserve"> (SDK 0.10.0+, optional) — A Claude model classifies tool definitions the keyword heuristic cannot, returning a structured </w:t>
+        <w:t xml:space="preserve"> (optional) — A Claude model classifies tool definitions the keyword heuristic cannot, returning a structured </w:t>
       </w:r>
       <w:r>
         <w:rPr>
@@ -8317,7 +8365,7 @@
         <w:t>(operation, tier, HITL)</w:t>
       </w:r>
       <w:r>
-        <w:t xml:space="preserve"> with rationale and confidence; advisory only — runtime enforcement remains deterministic</w:t>
+        <w:t xml:space="preserve"> with rationale and confidence; advisory only — runtime enforcement remains deterministic. At authoring time this is the compiler that produces a Governance Pack (§9.6)</w:t>
       </w:r>
     </w:p>
     <w:p>
@@ -8654,7 +8702,7 @@
           <w:rFonts w:ascii="Courier New" w:hAnsi="Courier New"/>
           <w:sz w:val="17"/>
         </w:rPr>
-        <w:t># Define a deployment workflow</w:t>
+        <w:t># Every tool in the workflow must be registered first — the registry ships</w:t>
         <w:br/>
       </w:r>
       <w:r>
@@ -8662,7 +8710,127 @@
           <w:rFonts w:ascii="Courier New" w:hAnsi="Courier New"/>
           <w:sz w:val="17"/>
         </w:rPr>
-        <w:t>workflow_tools = ["github_commit", "kubernetes_deploy", "slack_notify"]</w:t>
+        <w:t># empty, and unregistered ids are reported in `missing_tools` rather than</w:t>
+        <w:br/>
+      </w:r>
+      <w:r>
+        <w:rPr>
+          <w:rFonts w:ascii="Courier New" w:hAnsi="Courier New"/>
+          <w:sz w:val="17"/>
+        </w:rPr>
+        <w:t># raising, which would otherwise yield a silent all-zero risk score.</w:t>
+        <w:br/>
+      </w:r>
+      <w:r>
+        <w:rPr>
+          <w:rFonts w:ascii="Courier New" w:hAnsi="Courier New"/>
+          <w:sz w:val="17"/>
+        </w:rPr>
+        <w:t>for tool_id, name, level, tier in [</w:t>
+        <w:br/>
+      </w:r>
+      <w:r>
+        <w:rPr>
+          <w:rFonts w:ascii="Courier New" w:hAnsi="Courier New"/>
+          <w:sz w:val="17"/>
+        </w:rPr>
+        <w:t xml:space="preserve">    ("github_commit", "GitHub Commit", "C", "internal"),</w:t>
+        <w:br/>
+      </w:r>
+      <w:r>
+        <w:rPr>
+          <w:rFonts w:ascii="Courier New" w:hAnsi="Courier New"/>
+          <w:sz w:val="17"/>
+        </w:rPr>
+        <w:t xml:space="preserve">    ("kubernetes_deploy", "Kubernetes Deploy", "A", "internal"),</w:t>
+        <w:br/>
+      </w:r>
+      <w:r>
+        <w:rPr>
+          <w:rFonts w:ascii="Courier New" w:hAnsi="Courier New"/>
+          <w:sz w:val="17"/>
+        </w:rPr>
+        <w:t xml:space="preserve">    ("slack_notify", "Slack Notify", "A", "public"),</w:t>
+        <w:br/>
+      </w:r>
+      <w:r>
+        <w:rPr>
+          <w:rFonts w:ascii="Courier New" w:hAnsi="Courier New"/>
+          <w:sz w:val="17"/>
+        </w:rPr>
+        <w:t>]:</w:t>
+        <w:br/>
+      </w:r>
+      <w:r>
+        <w:rPr>
+          <w:rFonts w:ascii="Courier New" w:hAnsi="Courier New"/>
+          <w:sz w:val="17"/>
+        </w:rPr>
+        <w:t xml:space="preserve">    quick_register(</w:t>
+        <w:br/>
+      </w:r>
+      <w:r>
+        <w:rPr>
+          <w:rFonts w:ascii="Courier New" w:hAnsi="Courier New"/>
+          <w:sz w:val="17"/>
+        </w:rPr>
+        <w:t xml:space="preserve">        registry,</w:t>
+        <w:br/>
+      </w:r>
+      <w:r>
+        <w:rPr>
+          <w:rFonts w:ascii="Courier New" w:hAnsi="Courier New"/>
+          <w:sz w:val="17"/>
+        </w:rPr>
+        <w:t xml:space="preserve">        tool_id=tool_id,</w:t>
+        <w:br/>
+      </w:r>
+      <w:r>
+        <w:rPr>
+          <w:rFonts w:ascii="Courier New" w:hAnsi="Courier New"/>
+          <w:sz w:val="17"/>
+        </w:rPr>
+        <w:t xml:space="preserve">        tool_name=name,</w:t>
+        <w:br/>
+      </w:r>
+      <w:r>
+        <w:rPr>
+          <w:rFonts w:ascii="Courier New" w:hAnsi="Courier New"/>
+          <w:sz w:val="17"/>
+        </w:rPr>
+        <w:t xml:space="preserve">        rmacd_level=level,</w:t>
+        <w:br/>
+      </w:r>
+      <w:r>
+        <w:rPr>
+          <w:rFonts w:ascii="Courier New" w:hAnsi="Courier New"/>
+          <w:sz w:val="17"/>
+        </w:rPr>
+        <w:t xml:space="preserve">        description=name,</w:t>
+        <w:br/>
+      </w:r>
+      <w:r>
+        <w:rPr>
+          <w:rFonts w:ascii="Courier New" w:hAnsi="Courier New"/>
+          <w:sz w:val="17"/>
+        </w:rPr>
+        <w:t xml:space="preserve">        data_access=tier,</w:t>
+        <w:br/>
+      </w:r>
+      <w:r>
+        <w:rPr>
+          <w:rFonts w:ascii="Courier New" w:hAnsi="Courier New"/>
+          <w:sz w:val="17"/>
+        </w:rPr>
+        <w:t xml:space="preserve">        required_hitl="approval",</w:t>
+        <w:br/>
+      </w:r>
+      <w:r>
+        <w:rPr>
+          <w:rFonts w:ascii="Courier New" w:hAnsi="Courier New"/>
+          <w:sz w:val="17"/>
+        </w:rPr>
+        <w:t xml:space="preserve">    )</w:t>
         <w:br/>
       </w:r>
       <w:r>
@@ -8685,7 +8853,7 @@
           <w:rFonts w:ascii="Courier New" w:hAnsi="Courier New"/>
           <w:sz w:val="17"/>
         </w:rPr>
-        <w:t>risk_analysis = registry.calculate_workflow_risk(workflow_tools)</w:t>
+        <w:t>risk_analysis = registry.calculate_workflow_risk(</w:t>
         <w:br/>
       </w:r>
       <w:r>
@@ -8693,6 +8861,7 @@
           <w:rFonts w:ascii="Courier New" w:hAnsi="Courier New"/>
           <w:sz w:val="17"/>
         </w:rPr>
+        <w:t xml:space="preserve">    ["github_commit", "kubernetes_deploy", "slack_notify"]</w:t>
         <w:br/>
       </w:r>
       <w:r>
@@ -8700,7 +8869,7 @@
           <w:rFonts w:ascii="Courier New" w:hAnsi="Courier New"/>
           <w:sz w:val="17"/>
         </w:rPr>
-        <w:t>print(f"Total Risk: {risk_analysis['total_risk']}/10")</w:t>
+        <w:t>)</w:t>
         <w:br/>
       </w:r>
       <w:r>
@@ -8708,7 +8877,6 @@
           <w:rFonts w:ascii="Courier New" w:hAnsi="Courier New"/>
           <w:sz w:val="17"/>
         </w:rPr>
-        <w:t>print(f"Highest RMACD Level: {risk_analysis['highest_rmacd']}")</w:t>
         <w:br/>
       </w:r>
       <w:r>
@@ -8716,20 +8884,1036 @@
           <w:rFonts w:ascii="Courier New" w:hAnsi="Courier New"/>
           <w:sz w:val="17"/>
         </w:rPr>
+        <w:t>print(f"Total Risk: {risk_analysis['total_risk']}/10")       # 5.26/10</w:t>
+        <w:br/>
+      </w:r>
+      <w:r>
+        <w:rPr>
+          <w:rFonts w:ascii="Courier New" w:hAnsi="Courier New"/>
+          <w:sz w:val="17"/>
+        </w:rPr>
+        <w:t>print(f"Highest RMACD Level: {risk_analysis['highest_rmacd']}")  # C</w:t>
+        <w:br/>
+      </w:r>
+      <w:r>
+        <w:rPr>
+          <w:rFonts w:ascii="Courier New" w:hAnsi="Courier New"/>
+          <w:sz w:val="17"/>
+        </w:rPr>
         <w:t>print(f"Highest Risk Tool: {risk_analysis['highest_risk_tool']}")</w:t>
       </w:r>
     </w:p>
     <w:p>
+      <w:r>
+        <w:t xml:space="preserve">&gt; Risk scoring is </w:t>
+      </w:r>
+      <w:r>
+        <w:rPr>
+          <w:b/>
+        </w:rPr>
+        <w:t>advisory</w:t>
+      </w:r>
+      <w:r>
+        <w:t xml:space="preserve"> — a prioritisation aid for review, not part of</w:t>
+      </w:r>
+    </w:p>
+    <w:p>
+      <w:r>
+        <w:t>&gt; the enforcement path. No decision in §9.5 or §12.5 consults it.</w:t>
+      </w:r>
+    </w:p>
+    <w:p>
       <w:pPr>
         <w:pStyle w:val="Heading3"/>
       </w:pPr>
       <w:r>
-        <w:t>Pre-Configured Tool Catalog</w:t>
-      </w:r>
-    </w:p>
-    <w:p>
-      <w:r>
-        <w:t>The implementation includes 27 pre-configured tools across all RMACD levels:</w:t>
+        <w:t>Pre-Classified Tool Coverage: Governance Packs</w:t>
+      </w:r>
+    </w:p>
+    <w:p>
+      <w:r>
+        <w:t xml:space="preserve">A </w:t>
+      </w:r>
+      <w:r>
+        <w:rPr>
+          <w:rFonts w:ascii="Courier New" w:hAnsi="Courier New"/>
+          <w:sz w:val="19"/>
+        </w:rPr>
+        <w:t>ToolsRegistry</w:t>
+      </w:r>
+      <w:r>
+        <w:t xml:space="preserve"> starts </w:t>
+      </w:r>
+      <w:r>
+        <w:rPr>
+          <w:b/>
+        </w:rPr>
+        <w:t>empty</w:t>
+      </w:r>
+      <w:r>
+        <w:t>. Tool coverage is not a fixed catalogue baked</w:t>
+      </w:r>
+    </w:p>
+    <w:p>
+      <w:r>
+        <w:t xml:space="preserve">into the registry; it is supplied by </w:t>
+      </w:r>
+      <w:r>
+        <w:rPr>
+          <w:b/>
+        </w:rPr>
+        <w:t>Governance Packs</w:t>
+      </w:r>
+      <w:r>
+        <w:t xml:space="preserve"> — declarative,</w:t>
+      </w:r>
+    </w:p>
+    <w:p>
+      <w:r>
+        <w:t>versionable, signable documents that map a tool call to</w:t>
+      </w:r>
+    </w:p>
+    <w:p>
+      <w:r>
+        <w:rPr>
+          <w:rFonts w:ascii="Courier New" w:hAnsi="Courier New"/>
+          <w:sz w:val="19"/>
+        </w:rPr>
+        <w:t>(operation, classification, target)</w:t>
+      </w:r>
+      <w:r>
+        <w:t xml:space="preserve"> as data rather than code. Load them and</w:t>
+      </w:r>
+    </w:p>
+    <w:p>
+      <w:r>
+        <w:t>the registry is populated:</w:t>
+      </w:r>
+    </w:p>
+    <w:p>
+      <w:pPr>
+        <w:spacing w:after="160"/>
+        <w:ind w:left="360"/>
+      </w:pPr>
+      <w:r>
+        <w:rPr>
+          <w:rFonts w:ascii="Courier New" w:hAnsi="Courier New"/>
+          <w:sz w:val="17"/>
+        </w:rPr>
+        <w:t>from rmacd.packs import load_packs</w:t>
+        <w:br/>
+      </w:r>
+      <w:r>
+        <w:rPr>
+          <w:rFonts w:ascii="Courier New" w:hAnsi="Courier New"/>
+          <w:sz w:val="17"/>
+        </w:rPr>
+        <w:br/>
+      </w:r>
+      <w:r>
+        <w:rPr>
+          <w:rFonts w:ascii="Courier New" w:hAnsi="Courier New"/>
+          <w:sz w:val="17"/>
+        </w:rPr>
+        <w:t>registry = load_packs(["shell", "filesystem", "git", "kubectl"])</w:t>
+      </w:r>
+    </w:p>
+    <w:p>
+      <w:r>
+        <w:t xml:space="preserve">The SDK ships </w:t>
+      </w:r>
+      <w:r>
+        <w:rPr>
+          <w:b/>
+        </w:rPr>
+        <w:t>34 built-in packs</w:t>
+      </w:r>
+      <w:r>
+        <w:t>, covering shells, cloud CLIs and their</w:t>
+      </w:r>
+    </w:p>
+    <w:p>
+      <w:r>
+        <w:t>identity surfaces, developer toolchains, databases, and SaaS/MCP servers:</w:t>
+      </w:r>
+    </w:p>
+    <w:tbl>
+      <w:tblPr>
+        <w:tblStyle w:val="TableGrid"/>
+        <w:tblW w:type="auto" w:w="0"/>
+        <w:tblLook w:firstColumn="1" w:firstRow="1" w:lastColumn="0" w:lastRow="0" w:noHBand="0" w:noVBand="1" w:val="04A0"/>
+      </w:tblPr>
+      <w:tblGrid>
+        <w:gridCol w:w="4824"/>
+        <w:gridCol w:w="4824"/>
+      </w:tblGrid>
+      <w:tr>
+        <w:tc>
+          <w:tcPr>
+            <w:tcW w:type="dxa" w:w="4824"/>
+          </w:tcPr>
+          <w:p>
+            <w:r>
+              <w:rPr>
+                <w:b/>
+                <w:sz w:val="19"/>
+              </w:rPr>
+            </w:r>
+            <w:r>
+              <w:rPr>
+                <w:b/>
+                <w:sz w:val="19"/>
+              </w:rPr>
+              <w:t>Family</w:t>
+            </w:r>
+          </w:p>
+        </w:tc>
+        <w:tc>
+          <w:tcPr>
+            <w:tcW w:type="dxa" w:w="4824"/>
+          </w:tcPr>
+          <w:p>
+            <w:r>
+              <w:rPr>
+                <w:b/>
+                <w:sz w:val="19"/>
+              </w:rPr>
+            </w:r>
+            <w:r>
+              <w:rPr>
+                <w:b/>
+                <w:sz w:val="19"/>
+              </w:rPr>
+              <w:t>Packs</w:t>
+            </w:r>
+          </w:p>
+        </w:tc>
+      </w:tr>
+      <w:tr>
+        <w:tc>
+          <w:tcPr>
+            <w:tcW w:type="dxa" w:w="4824"/>
+          </w:tcPr>
+          <w:p>
+            <w:r>
+              <w:rPr>
+                <w:sz w:val="19"/>
+              </w:rPr>
+            </w:r>
+            <w:r>
+              <w:rPr>
+                <w:sz w:val="19"/>
+              </w:rPr>
+              <w:t>Shell and filesystem</w:t>
+            </w:r>
+          </w:p>
+        </w:tc>
+        <w:tc>
+          <w:tcPr>
+            <w:tcW w:type="dxa" w:w="4824"/>
+          </w:tcPr>
+          <w:p>
+            <w:r>
+              <w:rPr>
+                <w:sz w:val="19"/>
+              </w:rPr>
+            </w:r>
+            <w:r>
+              <w:rPr>
+                <w:rFonts w:ascii="Courier New" w:hAnsi="Courier New"/>
+                <w:sz w:val="19"/>
+              </w:rPr>
+              <w:t>shell</w:t>
+            </w:r>
+            <w:r>
+              <w:rPr>
+                <w:sz w:val="19"/>
+              </w:rPr>
+              <w:t xml:space="preserve">, </w:t>
+            </w:r>
+            <w:r>
+              <w:rPr>
+                <w:rFonts w:ascii="Courier New" w:hAnsi="Courier New"/>
+                <w:sz w:val="19"/>
+              </w:rPr>
+              <w:t>filesystem</w:t>
+            </w:r>
+          </w:p>
+        </w:tc>
+      </w:tr>
+      <w:tr>
+        <w:tc>
+          <w:tcPr>
+            <w:tcW w:type="dxa" w:w="4824"/>
+          </w:tcPr>
+          <w:p>
+            <w:r>
+              <w:rPr>
+                <w:sz w:val="19"/>
+              </w:rPr>
+            </w:r>
+            <w:r>
+              <w:rPr>
+                <w:sz w:val="19"/>
+              </w:rPr>
+              <w:t>Cloud CLIs</w:t>
+            </w:r>
+          </w:p>
+        </w:tc>
+        <w:tc>
+          <w:tcPr>
+            <w:tcW w:type="dxa" w:w="4824"/>
+          </w:tcPr>
+          <w:p>
+            <w:r>
+              <w:rPr>
+                <w:sz w:val="19"/>
+              </w:rPr>
+            </w:r>
+            <w:r>
+              <w:rPr>
+                <w:rFonts w:ascii="Courier New" w:hAnsi="Courier New"/>
+                <w:sz w:val="19"/>
+              </w:rPr>
+              <w:t>aws</w:t>
+            </w:r>
+            <w:r>
+              <w:rPr>
+                <w:sz w:val="19"/>
+              </w:rPr>
+              <w:t xml:space="preserve">, </w:t>
+            </w:r>
+            <w:r>
+              <w:rPr>
+                <w:rFonts w:ascii="Courier New" w:hAnsi="Courier New"/>
+                <w:sz w:val="19"/>
+              </w:rPr>
+              <w:t>az</w:t>
+            </w:r>
+            <w:r>
+              <w:rPr>
+                <w:sz w:val="19"/>
+              </w:rPr>
+              <w:t xml:space="preserve">, </w:t>
+            </w:r>
+            <w:r>
+              <w:rPr>
+                <w:rFonts w:ascii="Courier New" w:hAnsi="Courier New"/>
+                <w:sz w:val="19"/>
+              </w:rPr>
+              <w:t>gcloud</w:t>
+            </w:r>
+            <w:r>
+              <w:rPr>
+                <w:sz w:val="19"/>
+              </w:rPr>
+              <w:t xml:space="preserve">, </w:t>
+            </w:r>
+            <w:r>
+              <w:rPr>
+                <w:rFonts w:ascii="Courier New" w:hAnsi="Courier New"/>
+                <w:sz w:val="19"/>
+              </w:rPr>
+              <w:t>kubectl</w:t>
+            </w:r>
+            <w:r>
+              <w:rPr>
+                <w:sz w:val="19"/>
+              </w:rPr>
+              <w:t xml:space="preserve">, </w:t>
+            </w:r>
+            <w:r>
+              <w:rPr>
+                <w:rFonts w:ascii="Courier New" w:hAnsi="Courier New"/>
+                <w:sz w:val="19"/>
+              </w:rPr>
+              <w:t>boto3</w:t>
+            </w:r>
+          </w:p>
+        </w:tc>
+      </w:tr>
+      <w:tr>
+        <w:tc>
+          <w:tcPr>
+            <w:tcW w:type="dxa" w:w="4824"/>
+          </w:tcPr>
+          <w:p>
+            <w:r>
+              <w:rPr>
+                <w:sz w:val="19"/>
+              </w:rPr>
+            </w:r>
+            <w:r>
+              <w:rPr>
+                <w:sz w:val="19"/>
+              </w:rPr>
+              <w:t>Cloud identity</w:t>
+            </w:r>
+          </w:p>
+        </w:tc>
+        <w:tc>
+          <w:tcPr>
+            <w:tcW w:type="dxa" w:w="4824"/>
+          </w:tcPr>
+          <w:p>
+            <w:r>
+              <w:rPr>
+                <w:sz w:val="19"/>
+              </w:rPr>
+            </w:r>
+            <w:r>
+              <w:rPr>
+                <w:rFonts w:ascii="Courier New" w:hAnsi="Courier New"/>
+                <w:sz w:val="19"/>
+              </w:rPr>
+              <w:t>aws-iam</w:t>
+            </w:r>
+            <w:r>
+              <w:rPr>
+                <w:sz w:val="19"/>
+              </w:rPr>
+              <w:t xml:space="preserve">, </w:t>
+            </w:r>
+            <w:r>
+              <w:rPr>
+                <w:rFonts w:ascii="Courier New" w:hAnsi="Courier New"/>
+                <w:sz w:val="19"/>
+              </w:rPr>
+              <w:t>az-identity</w:t>
+            </w:r>
+            <w:r>
+              <w:rPr>
+                <w:sz w:val="19"/>
+              </w:rPr>
+              <w:t xml:space="preserve">, </w:t>
+            </w:r>
+            <w:r>
+              <w:rPr>
+                <w:rFonts w:ascii="Courier New" w:hAnsi="Courier New"/>
+                <w:sz w:val="19"/>
+              </w:rPr>
+              <w:t>gcp-iam</w:t>
+            </w:r>
+          </w:p>
+        </w:tc>
+      </w:tr>
+      <w:tr>
+        <w:tc>
+          <w:tcPr>
+            <w:tcW w:type="dxa" w:w="4824"/>
+          </w:tcPr>
+          <w:p>
+            <w:r>
+              <w:rPr>
+                <w:sz w:val="19"/>
+              </w:rPr>
+            </w:r>
+            <w:r>
+              <w:rPr>
+                <w:sz w:val="19"/>
+              </w:rPr>
+              <w:t>Cloud-provider MCPs</w:t>
+            </w:r>
+          </w:p>
+        </w:tc>
+        <w:tc>
+          <w:tcPr>
+            <w:tcW w:type="dxa" w:w="4824"/>
+          </w:tcPr>
+          <w:p>
+            <w:r>
+              <w:rPr>
+                <w:sz w:val="19"/>
+              </w:rPr>
+            </w:r>
+            <w:r>
+              <w:rPr>
+                <w:rFonts w:ascii="Courier New" w:hAnsi="Courier New"/>
+                <w:sz w:val="19"/>
+              </w:rPr>
+              <w:t>aws-api-mcp</w:t>
+            </w:r>
+            <w:r>
+              <w:rPr>
+                <w:sz w:val="19"/>
+              </w:rPr>
+              <w:t xml:space="preserve">, </w:t>
+            </w:r>
+            <w:r>
+              <w:rPr>
+                <w:rFonts w:ascii="Courier New" w:hAnsi="Courier New"/>
+                <w:sz w:val="19"/>
+              </w:rPr>
+              <w:t>azure-mcp</w:t>
+            </w:r>
+            <w:r>
+              <w:rPr>
+                <w:sz w:val="19"/>
+              </w:rPr>
+              <w:t xml:space="preserve">, </w:t>
+            </w:r>
+            <w:r>
+              <w:rPr>
+                <w:rFonts w:ascii="Courier New" w:hAnsi="Courier New"/>
+                <w:sz w:val="19"/>
+              </w:rPr>
+              <w:t>gcp-toolbox</w:t>
+            </w:r>
+          </w:p>
+        </w:tc>
+      </w:tr>
+      <w:tr>
+        <w:tc>
+          <w:tcPr>
+            <w:tcW w:type="dxa" w:w="4824"/>
+          </w:tcPr>
+          <w:p>
+            <w:r>
+              <w:rPr>
+                <w:sz w:val="19"/>
+              </w:rPr>
+            </w:r>
+            <w:r>
+              <w:rPr>
+                <w:sz w:val="19"/>
+              </w:rPr>
+              <w:t>Developer toolchain</w:t>
+            </w:r>
+          </w:p>
+        </w:tc>
+        <w:tc>
+          <w:tcPr>
+            <w:tcW w:type="dxa" w:w="4824"/>
+          </w:tcPr>
+          <w:p>
+            <w:r>
+              <w:rPr>
+                <w:sz w:val="19"/>
+              </w:rPr>
+            </w:r>
+            <w:r>
+              <w:rPr>
+                <w:rFonts w:ascii="Courier New" w:hAnsi="Courier New"/>
+                <w:sz w:val="19"/>
+              </w:rPr>
+              <w:t>git</w:t>
+            </w:r>
+            <w:r>
+              <w:rPr>
+                <w:sz w:val="19"/>
+              </w:rPr>
+              <w:t xml:space="preserve">, </w:t>
+            </w:r>
+            <w:r>
+              <w:rPr>
+                <w:rFonts w:ascii="Courier New" w:hAnsi="Courier New"/>
+                <w:sz w:val="19"/>
+              </w:rPr>
+              <w:t>gh</w:t>
+            </w:r>
+            <w:r>
+              <w:rPr>
+                <w:sz w:val="19"/>
+              </w:rPr>
+              <w:t xml:space="preserve">, </w:t>
+            </w:r>
+            <w:r>
+              <w:rPr>
+                <w:rFonts w:ascii="Courier New" w:hAnsi="Courier New"/>
+                <w:sz w:val="19"/>
+              </w:rPr>
+              <w:t>github</w:t>
+            </w:r>
+            <w:r>
+              <w:rPr>
+                <w:sz w:val="19"/>
+              </w:rPr>
+              <w:t xml:space="preserve">, </w:t>
+            </w:r>
+            <w:r>
+              <w:rPr>
+                <w:rFonts w:ascii="Courier New" w:hAnsi="Courier New"/>
+                <w:sz w:val="19"/>
+              </w:rPr>
+              <w:t>gitlab</w:t>
+            </w:r>
+            <w:r>
+              <w:rPr>
+                <w:sz w:val="19"/>
+              </w:rPr>
+              <w:t xml:space="preserve">, </w:t>
+            </w:r>
+            <w:r>
+              <w:rPr>
+                <w:rFonts w:ascii="Courier New" w:hAnsi="Courier New"/>
+                <w:sz w:val="19"/>
+              </w:rPr>
+              <w:t>docker</w:t>
+            </w:r>
+            <w:r>
+              <w:rPr>
+                <w:sz w:val="19"/>
+              </w:rPr>
+              <w:t xml:space="preserve">, </w:t>
+            </w:r>
+            <w:r>
+              <w:rPr>
+                <w:rFonts w:ascii="Courier New" w:hAnsi="Courier New"/>
+                <w:sz w:val="19"/>
+              </w:rPr>
+              <w:t>terraform</w:t>
+            </w:r>
+            <w:r>
+              <w:rPr>
+                <w:sz w:val="19"/>
+              </w:rPr>
+              <w:t xml:space="preserve">, </w:t>
+            </w:r>
+            <w:r>
+              <w:rPr>
+                <w:rFonts w:ascii="Courier New" w:hAnsi="Courier New"/>
+                <w:sz w:val="19"/>
+              </w:rPr>
+              <w:t>helm</w:t>
+            </w:r>
+            <w:r>
+              <w:rPr>
+                <w:sz w:val="19"/>
+              </w:rPr>
+              <w:t xml:space="preserve">, </w:t>
+            </w:r>
+            <w:r>
+              <w:rPr>
+                <w:rFonts w:ascii="Courier New" w:hAnsi="Courier New"/>
+                <w:sz w:val="19"/>
+              </w:rPr>
+              <w:t>npm</w:t>
+            </w:r>
+            <w:r>
+              <w:rPr>
+                <w:sz w:val="19"/>
+              </w:rPr>
+              <w:t xml:space="preserve">, </w:t>
+            </w:r>
+            <w:r>
+              <w:rPr>
+                <w:rFonts w:ascii="Courier New" w:hAnsi="Courier New"/>
+                <w:sz w:val="19"/>
+              </w:rPr>
+              <w:t>pip-uv</w:t>
+            </w:r>
+            <w:r>
+              <w:rPr>
+                <w:sz w:val="19"/>
+              </w:rPr>
+              <w:t xml:space="preserve">, </w:t>
+            </w:r>
+            <w:r>
+              <w:rPr>
+                <w:rFonts w:ascii="Courier New" w:hAnsi="Courier New"/>
+                <w:sz w:val="19"/>
+              </w:rPr>
+              <w:t>make</w:t>
+            </w:r>
+          </w:p>
+        </w:tc>
+      </w:tr>
+      <w:tr>
+        <w:tc>
+          <w:tcPr>
+            <w:tcW w:type="dxa" w:w="4824"/>
+          </w:tcPr>
+          <w:p>
+            <w:r>
+              <w:rPr>
+                <w:sz w:val="19"/>
+              </w:rPr>
+            </w:r>
+            <w:r>
+              <w:rPr>
+                <w:sz w:val="19"/>
+              </w:rPr>
+              <w:t>Data</w:t>
+            </w:r>
+          </w:p>
+        </w:tc>
+        <w:tc>
+          <w:tcPr>
+            <w:tcW w:type="dxa" w:w="4824"/>
+          </w:tcPr>
+          <w:p>
+            <w:r>
+              <w:rPr>
+                <w:sz w:val="19"/>
+              </w:rPr>
+            </w:r>
+            <w:r>
+              <w:rPr>
+                <w:rFonts w:ascii="Courier New" w:hAnsi="Courier New"/>
+                <w:sz w:val="19"/>
+              </w:rPr>
+              <w:t>sql</w:t>
+            </w:r>
+            <w:r>
+              <w:rPr>
+                <w:sz w:val="19"/>
+              </w:rPr>
+              <w:t xml:space="preserve">, </w:t>
+            </w:r>
+            <w:r>
+              <w:rPr>
+                <w:rFonts w:ascii="Courier New" w:hAnsi="Courier New"/>
+                <w:sz w:val="19"/>
+              </w:rPr>
+              <w:t>postgres</w:t>
+            </w:r>
+          </w:p>
+        </w:tc>
+      </w:tr>
+      <w:tr>
+        <w:tc>
+          <w:tcPr>
+            <w:tcW w:type="dxa" w:w="4824"/>
+          </w:tcPr>
+          <w:p>
+            <w:r>
+              <w:rPr>
+                <w:sz w:val="19"/>
+              </w:rPr>
+            </w:r>
+            <w:r>
+              <w:rPr>
+                <w:sz w:val="19"/>
+              </w:rPr>
+              <w:t>SaaS and collaboration</w:t>
+            </w:r>
+          </w:p>
+        </w:tc>
+        <w:tc>
+          <w:tcPr>
+            <w:tcW w:type="dxa" w:w="4824"/>
+          </w:tcPr>
+          <w:p>
+            <w:r>
+              <w:rPr>
+                <w:sz w:val="19"/>
+              </w:rPr>
+            </w:r>
+            <w:r>
+              <w:rPr>
+                <w:rFonts w:ascii="Courier New" w:hAnsi="Courier New"/>
+                <w:sz w:val="19"/>
+              </w:rPr>
+              <w:t>slack</w:t>
+            </w:r>
+            <w:r>
+              <w:rPr>
+                <w:sz w:val="19"/>
+              </w:rPr>
+              <w:t xml:space="preserve">, </w:t>
+            </w:r>
+            <w:r>
+              <w:rPr>
+                <w:rFonts w:ascii="Courier New" w:hAnsi="Courier New"/>
+                <w:sz w:val="19"/>
+              </w:rPr>
+              <w:t>jira</w:t>
+            </w:r>
+            <w:r>
+              <w:rPr>
+                <w:sz w:val="19"/>
+              </w:rPr>
+              <w:t xml:space="preserve">, </w:t>
+            </w:r>
+            <w:r>
+              <w:rPr>
+                <w:rFonts w:ascii="Courier New" w:hAnsi="Courier New"/>
+                <w:sz w:val="19"/>
+              </w:rPr>
+              <w:t>confluence</w:t>
+            </w:r>
+            <w:r>
+              <w:rPr>
+                <w:sz w:val="19"/>
+              </w:rPr>
+              <w:t xml:space="preserve">, </w:t>
+            </w:r>
+            <w:r>
+              <w:rPr>
+                <w:rFonts w:ascii="Courier New" w:hAnsi="Courier New"/>
+                <w:sz w:val="19"/>
+              </w:rPr>
+              <w:t>google-drive</w:t>
+            </w:r>
+            <w:r>
+              <w:rPr>
+                <w:sz w:val="19"/>
+              </w:rPr>
+              <w:t xml:space="preserve">, </w:t>
+            </w:r>
+            <w:r>
+              <w:rPr>
+                <w:rFonts w:ascii="Courier New" w:hAnsi="Courier New"/>
+                <w:sz w:val="19"/>
+              </w:rPr>
+              <w:t>ms365</w:t>
+            </w:r>
+            <w:r>
+              <w:rPr>
+                <w:sz w:val="19"/>
+              </w:rPr>
+              <w:t xml:space="preserve">, </w:t>
+            </w:r>
+            <w:r>
+              <w:rPr>
+                <w:rFonts w:ascii="Courier New" w:hAnsi="Courier New"/>
+                <w:sz w:val="19"/>
+              </w:rPr>
+              <w:t>servicenow</w:t>
+            </w:r>
+            <w:r>
+              <w:rPr>
+                <w:sz w:val="19"/>
+              </w:rPr>
+              <w:t xml:space="preserve">, </w:t>
+            </w:r>
+            <w:r>
+              <w:rPr>
+                <w:rFonts w:ascii="Courier New" w:hAnsi="Courier New"/>
+                <w:sz w:val="19"/>
+              </w:rPr>
+              <w:t>stripe</w:t>
+            </w:r>
+          </w:p>
+        </w:tc>
+      </w:tr>
+      <w:tr>
+        <w:tc>
+          <w:tcPr>
+            <w:tcW w:type="dxa" w:w="4824"/>
+          </w:tcPr>
+          <w:p>
+            <w:r>
+              <w:rPr>
+                <w:sz w:val="19"/>
+              </w:rPr>
+            </w:r>
+            <w:r>
+              <w:rPr>
+                <w:sz w:val="19"/>
+              </w:rPr>
+              <w:t>Secrets and transfer</w:t>
+            </w:r>
+          </w:p>
+        </w:tc>
+        <w:tc>
+          <w:tcPr>
+            <w:tcW w:type="dxa" w:w="4824"/>
+          </w:tcPr>
+          <w:p>
+            <w:r>
+              <w:rPr>
+                <w:sz w:val="19"/>
+              </w:rPr>
+            </w:r>
+            <w:r>
+              <w:rPr>
+                <w:rFonts w:ascii="Courier New" w:hAnsi="Courier New"/>
+                <w:sz w:val="19"/>
+              </w:rPr>
+              <w:t>vault</w:t>
+            </w:r>
+            <w:r>
+              <w:rPr>
+                <w:sz w:val="19"/>
+              </w:rPr>
+              <w:t xml:space="preserve">, </w:t>
+            </w:r>
+            <w:r>
+              <w:rPr>
+                <w:rFonts w:ascii="Courier New" w:hAnsi="Courier New"/>
+                <w:sz w:val="19"/>
+              </w:rPr>
+              <w:t>ssh-transfer</w:t>
+            </w:r>
+          </w:p>
+        </w:tc>
+      </w:tr>
+    </w:tbl>
+    <w:p/>
+    <w:p>
+      <w:r>
+        <w:t>The authoritative, generated list — including per-pack tool and rule counts —</w:t>
+      </w:r>
+    </w:p>
+    <w:p>
+      <w:r>
+        <w:t xml:space="preserve">is </w:t>
+      </w:r>
+      <w:r>
+        <w:rPr>
+          <w:rFonts w:ascii="Courier New" w:hAnsi="Courier New"/>
+          <w:sz w:val="19"/>
+        </w:rPr>
+        <w:t>docs/governance-packs/catalog.md</w:t>
+      </w:r>
+      <w:r>
+        <w:t xml:space="preserve">. Packs carry a </w:t>
+      </w:r>
+      <w:r>
+        <w:rPr>
+          <w:rFonts w:ascii="Courier New" w:hAnsi="Courier New"/>
+          <w:sz w:val="19"/>
+        </w:rPr>
+        <w:t>content_hash</w:t>
+      </w:r>
+      <w:r>
+        <w:t xml:space="preserve"> and an</w:t>
+      </w:r>
+    </w:p>
+    <w:p>
+      <w:r>
+        <w:t>optional Ed25519 signature so a deployment can pin exactly the classification</w:t>
+      </w:r>
+    </w:p>
+    <w:p>
+      <w:r>
+        <w:t>logic it reviewed; see §9.6.</w:t>
+      </w:r>
+    </w:p>
+    <w:p>
+      <w:r>
+        <w:t xml:space="preserve">&gt; </w:t>
+      </w:r>
+      <w:r>
+        <w:rPr>
+          <w:b/>
+        </w:rPr>
+        <w:t>Note.</w:t>
+      </w:r>
+      <w:r>
+        <w:t xml:space="preserve"> The </w:t>
+      </w:r>
+      <w:r>
+        <w:rPr>
+          <w:rFonts w:ascii="Courier New" w:hAnsi="Courier New"/>
+          <w:sz w:val="19"/>
+        </w:rPr>
+        <w:t>shell</w:t>
+      </w:r>
+      <w:r>
+        <w:t xml:space="preserve"> pack is </w:t>
+      </w:r>
+      <w:r>
+        <w:rPr>
+          <w:b/>
+        </w:rPr>
+        <w:t>advisory</w:t>
+      </w:r>
+      <w:r>
+        <w:t>. The hand-tuned</w:t>
+      </w:r>
+    </w:p>
+    <w:p>
+      <w:r>
+        <w:t xml:space="preserve">&gt; </w:t>
+      </w:r>
+      <w:r>
+        <w:rPr>
+          <w:rFonts w:ascii="Courier New" w:hAnsi="Courier New"/>
+          <w:sz w:val="19"/>
+        </w:rPr>
+        <w:t>rmacd.registry.bash</w:t>
+      </w:r>
+      <w:r>
+        <w:t xml:space="preserve"> engine remains the enforcing classifier for shell</w:t>
+      </w:r>
+    </w:p>
+    <w:p>
+      <w:r>
+        <w:t>&gt; commands — the pack under-classifies constructs the declarative language</w:t>
+      </w:r>
+    </w:p>
+    <w:p>
+      <w:r>
+        <w:t xml:space="preserve">&gt; cannot yet express (shell redirects, </w:t>
+      </w:r>
+      <w:r>
+        <w:rPr>
+          <w:rFonts w:ascii="Courier New" w:hAnsi="Courier New"/>
+          <w:sz w:val="19"/>
+        </w:rPr>
+        <w:t>-c</w:t>
+      </w:r>
+      <w:r>
+        <w:t>/</w:t>
+      </w:r>
+      <w:r>
+        <w:rPr>
+          <w:rFonts w:ascii="Courier New" w:hAnsi="Courier New"/>
+          <w:sz w:val="19"/>
+        </w:rPr>
+        <w:t>eval</w:t>
+      </w:r>
+      <w:r>
+        <w:t xml:space="preserve"> payloads, flag-elevated</w:t>
+      </w:r>
+    </w:p>
+    <w:p>
+      <w:r>
+        <w:t xml:space="preserve">&gt; commands such as </w:t>
+      </w:r>
+      <w:r>
+        <w:rPr>
+          <w:rFonts w:ascii="Courier New" w:hAnsi="Courier New"/>
+          <w:sz w:val="19"/>
+        </w:rPr>
+        <w:t>find -delete</w:t>
+      </w:r>
+      <w:r>
+        <w:t xml:space="preserve">). See </w:t>
+      </w:r>
+      <w:r>
+        <w:rPr>
+          <w:rFonts w:ascii="Courier New" w:hAnsi="Courier New"/>
+          <w:sz w:val="19"/>
+        </w:rPr>
+        <w:t>docs/governance-packs/design.md</w:t>
+      </w:r>
+      <w:r>
+        <w:t xml:space="preserve"> §8.</w:t>
+      </w:r>
+    </w:p>
+    <w:p>
+      <w:pPr>
+        <w:pStyle w:val="Heading3"/>
+      </w:pPr>
+      <w:r>
+        <w:t>Standard Permission Profiles</w:t>
+      </w:r>
+    </w:p>
+    <w:p>
+      <w:r>
+        <w:t>The cumulative permission model (§3) yields a natural ladder of agent roles.</w:t>
+      </w:r>
+    </w:p>
+    <w:p>
+      <w:r>
+        <w:t xml:space="preserve">These are </w:t>
+      </w:r>
+      <w:r>
+        <w:rPr>
+          <w:b/>
+        </w:rPr>
+        <w:t>conceptual templates</w:t>
+      </w:r>
+      <w:r>
+        <w:t>, not identifiers the SDK resolves — a</w:t>
+      </w:r>
+    </w:p>
+    <w:p>
+      <w:r>
+        <w:t>profile is whatever its JSON declares:</w:t>
       </w:r>
     </w:p>
     <w:tbl>
@@ -8760,7 +9944,7 @@
                 <w:b/>
                 <w:sz w:val="19"/>
               </w:rPr>
-              <w:t>RMACD Level</w:t>
+              <w:t>Template</w:t>
             </w:r>
           </w:p>
         </w:tc>
@@ -8780,7 +9964,7 @@
                 <w:b/>
                 <w:sz w:val="19"/>
               </w:rPr>
-              <w:t>Example Tools</w:t>
+              <w:t>Permissions</w:t>
             </w:r>
           </w:p>
         </w:tc>
@@ -8800,7 +9984,7 @@
                 <w:b/>
                 <w:sz w:val="19"/>
               </w:rPr>
-              <w:t>Count</w:t>
+              <w:t>Use Cases</w:t>
             </w:r>
           </w:p>
         </w:tc>
@@ -8820,7 +10004,7 @@
               <w:rPr>
                 <w:sz w:val="19"/>
               </w:rPr>
-              <w:t>Read</w:t>
+              <w:t>Observer</w:t>
             </w:r>
           </w:p>
         </w:tc>
@@ -8838,7 +10022,7 @@
               <w:rPr>
                 <w:sz w:val="19"/>
               </w:rPr>
-              <w:t>web_search, database_query, metrics_monitor</w:t>
+              <w:t>R</w:t>
             </w:r>
           </w:p>
         </w:tc>
@@ -8856,7 +10040,7 @@
               <w:rPr>
                 <w:sz w:val="19"/>
               </w:rPr>
-              <w:t>5</w:t>
+              <w:t>Monitoring, reporting, analytics</w:t>
             </w:r>
           </w:p>
         </w:tc>
@@ -8876,7 +10060,7 @@
               <w:rPr>
                 <w:sz w:val="19"/>
               </w:rPr>
-              <w:t>Move</w:t>
+              <w:t>Logistics</w:t>
             </w:r>
           </w:p>
         </w:tc>
@@ -8894,7 +10078,7 @@
               <w:rPr>
                 <w:sz w:val="19"/>
               </w:rPr>
-              <w:t>file_move, github_transfer, container_relocate</w:t>
+              <w:t>R, M</w:t>
             </w:r>
           </w:p>
         </w:tc>
@@ -8912,7 +10096,7 @@
               <w:rPr>
                 <w:sz w:val="19"/>
               </w:rPr>
-              <w:t>4</w:t>
+              <w:t>File organization, data migration</w:t>
             </w:r>
           </w:p>
         </w:tc>
@@ -8932,7 +10116,7 @@
               <w:rPr>
                 <w:sz w:val="19"/>
               </w:rPr>
-              <w:t>Add</w:t>
+              <w:t>Provisioning</w:t>
             </w:r>
           </w:p>
         </w:tc>
@@ -8950,7 +10134,7 @@
               <w:rPr>
                 <w:sz w:val="19"/>
               </w:rPr>
-              <w:t>file_create, kubernetes_deploy, slack_post</w:t>
+              <w:t>R, M, A</w:t>
             </w:r>
           </w:p>
         </w:tc>
@@ -8968,7 +10152,7 @@
               <w:rPr>
                 <w:sz w:val="19"/>
               </w:rPr>
-              <w:t>6</w:t>
+              <w:t>Content creation, resource provisioning</w:t>
             </w:r>
           </w:p>
         </w:tc>
@@ -8988,7 +10172,7 @@
               <w:rPr>
                 <w:sz w:val="19"/>
               </w:rPr>
-              <w:t>Change</w:t>
+              <w:t>Operations</w:t>
             </w:r>
           </w:p>
         </w:tc>
@@ -9006,7 +10190,7 @@
               <w:rPr>
                 <w:sz w:val="19"/>
               </w:rPr>
-              <w:t>file_edit, github_commit, config_update</w:t>
+              <w:t>R, M, A, C</w:t>
             </w:r>
           </w:p>
         </w:tc>
@@ -9024,7 +10208,7 @@
               <w:rPr>
                 <w:sz w:val="19"/>
               </w:rPr>
-              <w:t>6</w:t>
+              <w:t>Development, configuration management</w:t>
             </w:r>
           </w:p>
         </w:tc>
@@ -9044,7 +10228,7 @@
               <w:rPr>
                 <w:sz w:val="19"/>
               </w:rPr>
-              <w:t>Delete</w:t>
+              <w:t>Administrator</w:t>
             </w:r>
           </w:p>
         </w:tc>
@@ -9062,7 +10246,7 @@
               <w:rPr>
                 <w:sz w:val="19"/>
               </w:rPr>
-              <w:t>file_delete, database_delete, s3_bucket_delete</w:t>
+              <w:t>R, M, A, C, D</w:t>
             </w:r>
           </w:p>
         </w:tc>
@@ -9080,7 +10264,7 @@
               <w:rPr>
                 <w:sz w:val="19"/>
               </w:rPr>
-              <w:t>6</w:t>
+              <w:t>System administration, data cleanup</w:t>
             </w:r>
           </w:p>
         </w:tc>
@@ -9088,373 +10272,119 @@
     </w:tbl>
     <w:p/>
     <w:p>
-      <w:pPr>
-        <w:pStyle w:val="Heading3"/>
-      </w:pPr>
-      <w:r>
-        <w:t>Standard Permission Profiles</w:t>
-      </w:r>
-    </w:p>
-    <w:p>
-      <w:r>
-        <w:t>Five standard permission profiles map to common agent roles:</w:t>
-      </w:r>
-    </w:p>
-    <w:tbl>
-      <w:tblPr>
-        <w:tblStyle w:val="TableGrid"/>
-        <w:tblW w:type="auto" w:w="0"/>
-        <w:tblLook w:firstColumn="1" w:firstRow="1" w:lastColumn="0" w:lastRow="0" w:noHBand="0" w:noVBand="1" w:val="04A0"/>
-      </w:tblPr>
-      <w:tblGrid>
-        <w:gridCol w:w="3216"/>
-        <w:gridCol w:w="3216"/>
-        <w:gridCol w:w="3216"/>
-      </w:tblGrid>
-      <w:tr>
-        <w:tc>
-          <w:tcPr>
-            <w:tcW w:type="dxa" w:w="3216"/>
-          </w:tcPr>
-          <w:p>
-            <w:r>
-              <w:rPr>
-                <w:b/>
-                <w:sz w:val="19"/>
-              </w:rPr>
-            </w:r>
-            <w:r>
-              <w:rPr>
-                <w:b/>
-                <w:sz w:val="19"/>
-              </w:rPr>
-              <w:t>Profile</w:t>
-            </w:r>
-          </w:p>
-        </w:tc>
-        <w:tc>
-          <w:tcPr>
-            <w:tcW w:type="dxa" w:w="3216"/>
-          </w:tcPr>
-          <w:p>
-            <w:r>
-              <w:rPr>
-                <w:b/>
-                <w:sz w:val="19"/>
-              </w:rPr>
-            </w:r>
-            <w:r>
-              <w:rPr>
-                <w:b/>
-                <w:sz w:val="19"/>
-              </w:rPr>
-              <w:t>Permissions</w:t>
-            </w:r>
-          </w:p>
-        </w:tc>
-        <w:tc>
-          <w:tcPr>
-            <w:tcW w:type="dxa" w:w="3216"/>
-          </w:tcPr>
-          <w:p>
-            <w:r>
-              <w:rPr>
-                <w:b/>
-                <w:sz w:val="19"/>
-              </w:rPr>
-            </w:r>
-            <w:r>
-              <w:rPr>
-                <w:b/>
-                <w:sz w:val="19"/>
-              </w:rPr>
-              <w:t>Use Cases</w:t>
-            </w:r>
-          </w:p>
-        </w:tc>
-      </w:tr>
-      <w:tr>
-        <w:tc>
-          <w:tcPr>
-            <w:tcW w:type="dxa" w:w="3216"/>
-          </w:tcPr>
-          <w:p>
-            <w:r>
-              <w:rPr>
-                <w:sz w:val="19"/>
-              </w:rPr>
-            </w:r>
-            <w:r>
-              <w:rPr>
-                <w:sz w:val="19"/>
-              </w:rPr>
-              <w:t>Observer</w:t>
-            </w:r>
-          </w:p>
-        </w:tc>
-        <w:tc>
-          <w:tcPr>
-            <w:tcW w:type="dxa" w:w="3216"/>
-          </w:tcPr>
-          <w:p>
-            <w:r>
-              <w:rPr>
-                <w:sz w:val="19"/>
-              </w:rPr>
-            </w:r>
-            <w:r>
-              <w:rPr>
-                <w:sz w:val="19"/>
-              </w:rPr>
-              <w:t>R</w:t>
-            </w:r>
-          </w:p>
-        </w:tc>
-        <w:tc>
-          <w:tcPr>
-            <w:tcW w:type="dxa" w:w="3216"/>
-          </w:tcPr>
-          <w:p>
-            <w:r>
-              <w:rPr>
-                <w:sz w:val="19"/>
-              </w:rPr>
-            </w:r>
-            <w:r>
-              <w:rPr>
-                <w:sz w:val="19"/>
-              </w:rPr>
-              <w:t>Monitoring, reporting, analytics</w:t>
-            </w:r>
-          </w:p>
-        </w:tc>
-      </w:tr>
-      <w:tr>
-        <w:tc>
-          <w:tcPr>
-            <w:tcW w:type="dxa" w:w="3216"/>
-          </w:tcPr>
-          <w:p>
-            <w:r>
-              <w:rPr>
-                <w:sz w:val="19"/>
-              </w:rPr>
-            </w:r>
-            <w:r>
-              <w:rPr>
-                <w:sz w:val="19"/>
-              </w:rPr>
-              <w:t>Coordinator</w:t>
-            </w:r>
-          </w:p>
-        </w:tc>
-        <w:tc>
-          <w:tcPr>
-            <w:tcW w:type="dxa" w:w="3216"/>
-          </w:tcPr>
-          <w:p>
-            <w:r>
-              <w:rPr>
-                <w:sz w:val="19"/>
-              </w:rPr>
-            </w:r>
-            <w:r>
-              <w:rPr>
-                <w:sz w:val="19"/>
-              </w:rPr>
-              <w:t>R, M</w:t>
-            </w:r>
-          </w:p>
-        </w:tc>
-        <w:tc>
-          <w:tcPr>
-            <w:tcW w:type="dxa" w:w="3216"/>
-          </w:tcPr>
-          <w:p>
-            <w:r>
-              <w:rPr>
-                <w:sz w:val="19"/>
-              </w:rPr>
-            </w:r>
-            <w:r>
-              <w:rPr>
-                <w:sz w:val="19"/>
-              </w:rPr>
-              <w:t>File organization, data migration</w:t>
-            </w:r>
-          </w:p>
-        </w:tc>
-      </w:tr>
-      <w:tr>
-        <w:tc>
-          <w:tcPr>
-            <w:tcW w:type="dxa" w:w="3216"/>
-          </w:tcPr>
-          <w:p>
-            <w:r>
-              <w:rPr>
-                <w:sz w:val="19"/>
-              </w:rPr>
-            </w:r>
-            <w:r>
-              <w:rPr>
-                <w:sz w:val="19"/>
-              </w:rPr>
-              <w:t>Contributor</w:t>
-            </w:r>
-          </w:p>
-        </w:tc>
-        <w:tc>
-          <w:tcPr>
-            <w:tcW w:type="dxa" w:w="3216"/>
-          </w:tcPr>
-          <w:p>
-            <w:r>
-              <w:rPr>
-                <w:sz w:val="19"/>
-              </w:rPr>
-            </w:r>
-            <w:r>
-              <w:rPr>
-                <w:sz w:val="19"/>
-              </w:rPr>
-              <w:t>R, M, A</w:t>
-            </w:r>
-          </w:p>
-        </w:tc>
-        <w:tc>
-          <w:tcPr>
-            <w:tcW w:type="dxa" w:w="3216"/>
-          </w:tcPr>
-          <w:p>
-            <w:r>
-              <w:rPr>
-                <w:sz w:val="19"/>
-              </w:rPr>
-            </w:r>
-            <w:r>
-              <w:rPr>
-                <w:sz w:val="19"/>
-              </w:rPr>
-              <w:t>Content creation, resource provisioning</w:t>
-            </w:r>
-          </w:p>
-        </w:tc>
-      </w:tr>
-      <w:tr>
-        <w:tc>
-          <w:tcPr>
-            <w:tcW w:type="dxa" w:w="3216"/>
-          </w:tcPr>
-          <w:p>
-            <w:r>
-              <w:rPr>
-                <w:sz w:val="19"/>
-              </w:rPr>
-            </w:r>
-            <w:r>
-              <w:rPr>
-                <w:sz w:val="19"/>
-              </w:rPr>
-              <w:t>Developer</w:t>
-            </w:r>
-          </w:p>
-        </w:tc>
-        <w:tc>
-          <w:tcPr>
-            <w:tcW w:type="dxa" w:w="3216"/>
-          </w:tcPr>
-          <w:p>
-            <w:r>
-              <w:rPr>
-                <w:sz w:val="19"/>
-              </w:rPr>
-            </w:r>
-            <w:r>
-              <w:rPr>
-                <w:sz w:val="19"/>
-              </w:rPr>
-              <w:t>R, M, A, C</w:t>
-            </w:r>
-          </w:p>
-        </w:tc>
-        <w:tc>
-          <w:tcPr>
-            <w:tcW w:type="dxa" w:w="3216"/>
-          </w:tcPr>
-          <w:p>
-            <w:r>
-              <w:rPr>
-                <w:sz w:val="19"/>
-              </w:rPr>
-            </w:r>
-            <w:r>
-              <w:rPr>
-                <w:sz w:val="19"/>
-              </w:rPr>
-              <w:t>Development, configuration management</w:t>
-            </w:r>
-          </w:p>
-        </w:tc>
-      </w:tr>
-      <w:tr>
-        <w:tc>
-          <w:tcPr>
-            <w:tcW w:type="dxa" w:w="3216"/>
-          </w:tcPr>
-          <w:p>
-            <w:r>
-              <w:rPr>
-                <w:sz w:val="19"/>
-              </w:rPr>
-            </w:r>
-            <w:r>
-              <w:rPr>
-                <w:sz w:val="19"/>
-              </w:rPr>
-              <w:t>Administrator</w:t>
-            </w:r>
-          </w:p>
-        </w:tc>
-        <w:tc>
-          <w:tcPr>
-            <w:tcW w:type="dxa" w:w="3216"/>
-          </w:tcPr>
-          <w:p>
-            <w:r>
-              <w:rPr>
-                <w:sz w:val="19"/>
-              </w:rPr>
-            </w:r>
-            <w:r>
-              <w:rPr>
-                <w:sz w:val="19"/>
-              </w:rPr>
-              <w:t>R, M, A, C, D</w:t>
-            </w:r>
-          </w:p>
-        </w:tc>
-        <w:tc>
-          <w:tcPr>
-            <w:tcW w:type="dxa" w:w="3216"/>
-          </w:tcPr>
-          <w:p>
-            <w:r>
-              <w:rPr>
-                <w:sz w:val="19"/>
-              </w:rPr>
-            </w:r>
-            <w:r>
-              <w:rPr>
-                <w:sz w:val="19"/>
-              </w:rPr>
-              <w:t>System administration, data cleanup</w:t>
-            </w:r>
-          </w:p>
-        </w:tc>
-      </w:tr>
-    </w:tbl>
-    <w:p/>
+      <w:r>
+        <w:t>Note that even Administrator cannot perform Add, Change, or Delete on</w:t>
+      </w:r>
+    </w:p>
+    <w:p>
+      <w:r>
+        <w:t>Restricted data — that boundary is immutable (§12.5) and is enforced beneath</w:t>
+      </w:r>
+    </w:p>
+    <w:p>
+      <w:r>
+        <w:t>any permission grant.</w:t>
+      </w:r>
+    </w:p>
+    <w:p>
+      <w:r>
+        <w:t xml:space="preserve">Worked example profiles ship in </w:t>
+      </w:r>
+      <w:r>
+        <w:rPr>
+          <w:rFonts w:ascii="Courier New" w:hAnsi="Courier New"/>
+          <w:sz w:val="19"/>
+        </w:rPr>
+        <w:t>schemas/examples/</w:t>
+      </w:r>
+      <w:r>
+        <w:t>:</w:t>
+      </w:r>
+    </w:p>
+    <w:p>
+      <w:r>
+        <w:rPr>
+          <w:rFonts w:ascii="Courier New" w:hAnsi="Courier New"/>
+          <w:sz w:val="19"/>
+        </w:rPr>
+        <w:t>observer-2d</w:t>
+      </w:r>
+      <w:r>
+        <w:t xml:space="preserve">, </w:t>
+      </w:r>
+      <w:r>
+        <w:rPr>
+          <w:rFonts w:ascii="Courier New" w:hAnsi="Courier New"/>
+          <w:sz w:val="19"/>
+        </w:rPr>
+        <w:t>observer-3d</w:t>
+      </w:r>
+      <w:r>
+        <w:t xml:space="preserve">, </w:t>
+      </w:r>
+      <w:r>
+        <w:rPr>
+          <w:rFonts w:ascii="Courier New" w:hAnsi="Courier New"/>
+          <w:sz w:val="19"/>
+        </w:rPr>
+        <w:t>operations-2d</w:t>
+      </w:r>
+      <w:r>
+        <w:t xml:space="preserve">, </w:t>
+      </w:r>
+      <w:r>
+        <w:rPr>
+          <w:rFonts w:ascii="Courier New" w:hAnsi="Courier New"/>
+          <w:sz w:val="19"/>
+        </w:rPr>
+        <w:t>monitoring-3d</w:t>
+      </w:r>
+      <w:r>
+        <w:t xml:space="preserve">, </w:t>
+      </w:r>
+      <w:r>
+        <w:rPr>
+          <w:rFonts w:ascii="Courier New" w:hAnsi="Courier New"/>
+          <w:sz w:val="19"/>
+        </w:rPr>
+        <w:t>devops-3d</w:t>
+      </w:r>
+      <w:r>
+        <w:t>,</w:t>
+      </w:r>
+    </w:p>
+    <w:p>
+      <w:r>
+        <w:rPr>
+          <w:rFonts w:ascii="Courier New" w:hAnsi="Courier New"/>
+          <w:sz w:val="19"/>
+        </w:rPr>
+        <w:t>incident-responder-3d</w:t>
+      </w:r>
+      <w:r>
+        <w:t xml:space="preserve">, </w:t>
+      </w:r>
+      <w:r>
+        <w:rPr>
+          <w:rFonts w:ascii="Courier New" w:hAnsi="Courier New"/>
+          <w:sz w:val="19"/>
+        </w:rPr>
+        <w:t>administrator-3d</w:t>
+      </w:r>
+      <w:r>
+        <w:t xml:space="preserve">, and </w:t>
+      </w:r>
+      <w:r>
+        <w:rPr>
+          <w:rFonts w:ascii="Courier New" w:hAnsi="Courier New"/>
+          <w:sz w:val="19"/>
+        </w:rPr>
+        <w:t>regulated-data-handler-dc2d</w:t>
+      </w:r>
+      <w:r>
+        <w:t>.</w:t>
+      </w:r>
+    </w:p>
     <w:p>
       <w:pPr>
         <w:pStyle w:val="Heading3"/>
@@ -11154,6 +12084,1437 @@
       </w:r>
       <w:r>
         <w:t xml:space="preserve"> and removed in v1.4.0.</w:t>
+      </w:r>
+    </w:p>
+    <w:p>
+      <w:pPr>
+        <w:pStyle w:val="Heading2"/>
+      </w:pPr>
+      <w:r>
+        <w:t>9.6 Governance Packs</w:t>
+      </w:r>
+    </w:p>
+    <w:p>
+      <w:r>
+        <w:t xml:space="preserve">A </w:t>
+      </w:r>
+      <w:r>
+        <w:rPr>
+          <w:b/>
+        </w:rPr>
+        <w:t>Governance Pack</w:t>
+      </w:r>
+      <w:r>
+        <w:t xml:space="preserve"> is a declarative, versionable document that maps tool</w:t>
+      </w:r>
+    </w:p>
+    <w:p>
+      <w:r>
+        <w:t xml:space="preserve">calls to </w:t>
+      </w:r>
+      <w:r>
+        <w:rPr>
+          <w:rFonts w:ascii="Courier New" w:hAnsi="Courier New"/>
+          <w:sz w:val="19"/>
+        </w:rPr>
+        <w:t>(operation, classification, target)</w:t>
+      </w:r>
+      <w:r>
+        <w:t>. Packs move classification out</w:t>
+      </w:r>
+    </w:p>
+    <w:p>
+      <w:r>
+        <w:t>of code and into reviewable data, so onboarding a tool surface becomes</w:t>
+      </w:r>
+    </w:p>
+    <w:p>
+      <w:r>
+        <w:t>configuration rather than a code change.</w:t>
+      </w:r>
+    </w:p>
+    <w:p>
+      <w:r>
+        <w:t>A pack declares:</w:t>
+      </w:r>
+    </w:p>
+    <w:p>
+      <w:pPr>
+        <w:pStyle w:val="ListBullet"/>
+      </w:pPr>
+      <w:r>
+        <w:rPr>
+          <w:b/>
+        </w:rPr>
+        <w:t>Selectors</w:t>
+      </w:r>
+      <w:r>
+        <w:t xml:space="preserve"> — which tool a rule applies to (exact name, glob, or regex),</w:t>
+      </w:r>
+    </w:p>
+    <w:p>
+      <w:r>
+        <w:t>optionally narrowed by argument predicates.</w:t>
+      </w:r>
+    </w:p>
+    <w:p>
+      <w:pPr>
+        <w:pStyle w:val="ListBullet"/>
+      </w:pPr>
+      <w:r>
+        <w:rPr>
+          <w:b/>
+        </w:rPr>
+        <w:t>Extraction</w:t>
+      </w:r>
+      <w:r>
+        <w:t xml:space="preserve"> — how to reach the meaningful argument: wrapper stripping,</w:t>
+      </w:r>
+    </w:p>
+    <w:p>
+      <w:r>
+        <w:t xml:space="preserve">tokenization, and recursion into </w:t>
+      </w:r>
+      <w:r>
+        <w:rPr>
+          <w:rFonts w:ascii="Courier New" w:hAnsi="Courier New"/>
+          <w:sz w:val="19"/>
+        </w:rPr>
+        <w:t>$(...)</w:t>
+      </w:r>
+      <w:r>
+        <w:t xml:space="preserve"> substitution.</w:t>
+      </w:r>
+    </w:p>
+    <w:p>
+      <w:pPr>
+        <w:pStyle w:val="ListBullet"/>
+      </w:pPr>
+      <w:r>
+        <w:rPr>
+          <w:b/>
+        </w:rPr>
+        <w:t>A `verb_table`</w:t>
+      </w:r>
+      <w:r>
+        <w:t xml:space="preserve"> — token-to-operation mapping, combined by **MAX</w:t>
+      </w:r>
+    </w:p>
+    <w:p>
+      <w:r>
+        <w:t xml:space="preserve">operation**, with a fail-closed </w:t>
+      </w:r>
+      <w:r>
+        <w:rPr>
+          <w:rFonts w:ascii="Courier New" w:hAnsi="Courier New"/>
+          <w:sz w:val="19"/>
+        </w:rPr>
+        <w:t>default_operation</w:t>
+      </w:r>
+      <w:r>
+        <w:t>.</w:t>
+      </w:r>
+    </w:p>
+    <w:p>
+      <w:pPr>
+        <w:pStyle w:val="ListBullet"/>
+      </w:pPr>
+      <w:r>
+        <w:rPr>
+          <w:b/>
+        </w:rPr>
+        <w:t>A `pattern_map`</w:t>
+      </w:r>
+      <w:r>
+        <w:t xml:space="preserve"> — target-to-classification mapping, resolved</w:t>
+      </w:r>
+    </w:p>
+    <w:p>
+      <w:r>
+        <w:t xml:space="preserve">most-sensitive-wins, plus a </w:t>
+      </w:r>
+      <w:r>
+        <w:rPr>
+          <w:rFonts w:ascii="Courier New" w:hAnsi="Courier New"/>
+          <w:sz w:val="19"/>
+        </w:rPr>
+        <w:t>target</w:t>
+      </w:r>
+      <w:r>
+        <w:t xml:space="preserve"> template.</w:t>
+      </w:r>
+    </w:p>
+    <w:p>
+      <w:pPr>
+        <w:pStyle w:val="ListBullet"/>
+      </w:pPr>
+      <w:r>
+        <w:rPr>
+          <w:b/>
+        </w:rPr>
+        <w:t>A capability ceiling</w:t>
+      </w:r>
+      <w:r>
+        <w:t xml:space="preserve"> — the most a tool may </w:t>
+      </w:r>
+      <w:r>
+        <w:rPr>
+          <w:i/>
+        </w:rPr>
+        <w:t>ever</w:t>
+      </w:r>
+      <w:r>
+        <w:t xml:space="preserve"> do, independent of the</w:t>
+      </w:r>
+    </w:p>
+    <w:p>
+      <w:r>
+        <w:t>calling profile.</w:t>
+      </w:r>
+    </w:p>
+    <w:p>
+      <w:pPr>
+        <w:pStyle w:val="Heading3"/>
+      </w:pPr>
+      <w:r>
+        <w:t>Normative requirements</w:t>
+      </w:r>
+    </w:p>
+    <w:p>
+      <w:pPr>
+        <w:pStyle w:val="ListNumber"/>
+      </w:pPr>
+      <w:r>
+        <w:rPr>
+          <w:b/>
+        </w:rPr>
+        <w:t>Determinism.</w:t>
+      </w:r>
+      <w:r>
+        <w:t xml:space="preserve"> Pack evaluation MUST be a pure function of the pack set and</w:t>
+      </w:r>
+    </w:p>
+    <w:p>
+      <w:r>
+        <w:t xml:space="preserve">the tool call. An LLM MAY assist at </w:t>
+      </w:r>
+      <w:r>
+        <w:rPr>
+          <w:i/>
+        </w:rPr>
+        <w:t>authoring</w:t>
+      </w:r>
+      <w:r>
+        <w:t xml:space="preserve"> time; it MUST NOT</w:t>
+      </w:r>
+    </w:p>
+    <w:p>
+      <w:r>
+        <w:t>participate in a runtime decision.</w:t>
+      </w:r>
+    </w:p>
+    <w:p>
+      <w:pPr>
+        <w:pStyle w:val="ListNumber"/>
+      </w:pPr>
+      <w:r>
+        <w:rPr>
+          <w:b/>
+        </w:rPr>
+        <w:t>Composition never weakens.</w:t>
+      </w:r>
+      <w:r>
+        <w:t xml:space="preserve"> When multiple packs match a call, the result</w:t>
+      </w:r>
+    </w:p>
+    <w:p>
+      <w:r>
+        <w:t xml:space="preserve">is the </w:t>
+      </w:r>
+      <w:r>
+        <w:rPr>
+          <w:b/>
+        </w:rPr>
+        <w:t>most severe asserted operation</w:t>
+      </w:r>
+      <w:r>
+        <w:t xml:space="preserve"> and the </w:t>
+      </w:r>
+      <w:r>
+        <w:rPr>
+          <w:b/>
+        </w:rPr>
+        <w:t>most sensitive tier</w:t>
+      </w:r>
+      <w:r>
+        <w:t>.</w:t>
+      </w:r>
+    </w:p>
+    <w:p>
+      <w:r>
+        <w:t xml:space="preserve">Severity is applied as a floor </w:t>
+      </w:r>
+      <w:r>
+        <w:rPr>
+          <w:i/>
+        </w:rPr>
+        <w:t>before</w:t>
+      </w:r>
+      <w:r>
+        <w:t xml:space="preserve"> specificity ranking, so a more</w:t>
+      </w:r>
+    </w:p>
+    <w:p>
+      <w:r>
+        <w:t>specific rule can never lower an operation asserted by a less specific one.</w:t>
+      </w:r>
+    </w:p>
+    <w:p>
+      <w:r>
+        <w:t>A rule asserting no operation MUST contribute no operation claim.</w:t>
+      </w:r>
+    </w:p>
+    <w:p>
+      <w:pPr>
+        <w:pStyle w:val="ListNumber"/>
+      </w:pPr>
+      <w:r>
+        <w:rPr>
+          <w:b/>
+        </w:rPr>
+        <w:t>Segment independence.</w:t>
+      </w:r>
+      <w:r>
+        <w:t xml:space="preserve"> A compound shell command is resolved per segment</w:t>
+      </w:r>
+    </w:p>
+    <w:p>
+      <w:r>
+        <w:t xml:space="preserve">(split on </w:t>
+      </w:r>
+      <w:r>
+        <w:rPr>
+          <w:rFonts w:ascii="Courier New" w:hAnsi="Courier New"/>
+          <w:sz w:val="19"/>
+        </w:rPr>
+        <w:t>;</w:t>
+      </w:r>
+      <w:r>
+        <w:t xml:space="preserve">, </w:t>
+      </w:r>
+      <w:r>
+        <w:rPr>
+          <w:rFonts w:ascii="Courier New" w:hAnsi="Courier New"/>
+          <w:sz w:val="19"/>
+        </w:rPr>
+        <w:t>&amp;&amp;</w:t>
+      </w:r>
+      <w:r>
+        <w:t xml:space="preserve">, </w:t>
+      </w:r>
+      <w:r>
+        <w:rPr>
+          <w:rFonts w:ascii="Courier New" w:hAnsi="Courier New"/>
+          <w:sz w:val="19"/>
+        </w:rPr>
+        <w:t>||</w:t>
+      </w:r>
+      <w:r>
+        <w:t xml:space="preserve">, </w:t>
+      </w:r>
+      <w:r>
+        <w:rPr>
+          <w:rFonts w:ascii="Courier New" w:hAnsi="Courier New"/>
+          <w:sz w:val="19"/>
+        </w:rPr>
+        <w:t>|</w:t>
+      </w:r>
+      <w:r>
+        <w:t xml:space="preserve">, and bare </w:t>
+      </w:r>
+      <w:r>
+        <w:rPr>
+          <w:rFonts w:ascii="Courier New" w:hAnsi="Courier New"/>
+          <w:sz w:val="19"/>
+        </w:rPr>
+        <w:t>&amp;</w:t>
+      </w:r>
+      <w:r>
+        <w:t>); the result is the maximum</w:t>
+      </w:r>
+    </w:p>
+    <w:p>
+      <w:r>
+        <w:t xml:space="preserve">across segments. </w:t>
+      </w:r>
+      <w:r>
+        <w:rPr>
+          <w:rFonts w:ascii="Courier New" w:hAnsi="Courier New"/>
+          <w:sz w:val="19"/>
+        </w:rPr>
+        <w:t>git log; shred x</w:t>
+      </w:r>
+      <w:r>
+        <w:t xml:space="preserve"> is a Delete.</w:t>
+      </w:r>
+    </w:p>
+    <w:p>
+      <w:pPr>
+        <w:pStyle w:val="ListNumber"/>
+      </w:pPr>
+      <w:r>
+        <w:rPr>
+          <w:b/>
+        </w:rPr>
+        <w:t>Binary anchoring.</w:t>
+      </w:r>
+      <w:r>
+        <w:t xml:space="preserve"> A rule naming both shell tools and real binaries MUST</w:t>
+      </w:r>
+    </w:p>
+    <w:p>
+      <w:r>
+        <w:t>require one of those binaries as a command token, so an overlay cannot claim</w:t>
+      </w:r>
+    </w:p>
+    <w:p>
+      <w:r>
+        <w:t>an unrelated binary's invocation.</w:t>
+      </w:r>
+    </w:p>
+    <w:p>
+      <w:pPr>
+        <w:pStyle w:val="ListNumber"/>
+      </w:pPr>
+      <w:r>
+        <w:rPr>
+          <w:b/>
+        </w:rPr>
+        <w:t>The pack layer is subordinate.</w:t>
+      </w:r>
+      <w:r>
+        <w:t xml:space="preserve"> Classification is </w:t>
+      </w:r>
+      <w:r>
+        <w:rPr>
+          <w:i/>
+        </w:rPr>
+        <w:t>input</w:t>
+      </w:r>
+      <w:r>
+        <w:t xml:space="preserve"> to enforcement.</w:t>
+      </w:r>
+    </w:p>
+    <w:p>
+      <w:r>
+        <w:t>The profile, the tool capability ceiling, and the §12.5 immutable floor</w:t>
+      </w:r>
+    </w:p>
+    <w:p>
+      <w:r>
+        <w:t>always gate the resulting call.</w:t>
+      </w:r>
+    </w:p>
+    <w:p>
+      <w:pPr>
+        <w:pStyle w:val="Heading3"/>
+      </w:pPr>
+      <w:r>
+        <w:t>Integrity</w:t>
+      </w:r>
+    </w:p>
+    <w:p>
+      <w:r>
+        <w:t xml:space="preserve">Each pack carries a canonical </w:t>
+      </w:r>
+      <w:r>
+        <w:rPr>
+          <w:rFonts w:ascii="Courier New" w:hAnsi="Courier New"/>
+          <w:sz w:val="19"/>
+        </w:rPr>
+        <w:t>content_hash</w:t>
+      </w:r>
+      <w:r>
+        <w:t>; packs MAY carry a detached</w:t>
+      </w:r>
+    </w:p>
+    <w:p>
+      <w:r>
+        <w:t>Ed25519 signature over it. A deployment SHOULD pin the packs it has reviewed</w:t>
+      </w:r>
+    </w:p>
+    <w:p>
+      <w:r>
+        <w:t xml:space="preserve">and load with signature verification required. </w:t>
+      </w:r>
+      <w:r>
+        <w:rPr>
+          <w:rFonts w:ascii="Courier New" w:hAnsi="Courier New"/>
+          <w:sz w:val="19"/>
+        </w:rPr>
+        <w:t>source_hash</w:t>
+      </w:r>
+      <w:r>
+        <w:t xml:space="preserve"> capture supports</w:t>
+      </w:r>
+    </w:p>
+    <w:p>
+      <w:r>
+        <w:t>drift detection: when an upstream tool surface changes, affected tools are</w:t>
+      </w:r>
+    </w:p>
+    <w:p>
+      <w:r>
+        <w:t>flagged for re-review rather than silently reclassified.</w:t>
+      </w:r>
+    </w:p>
+    <w:p>
+      <w:r>
+        <w:t xml:space="preserve">The reference SDK ships </w:t>
+      </w:r>
+      <w:r>
+        <w:rPr>
+          <w:b/>
+        </w:rPr>
+        <w:t>34 built-in packs</w:t>
+      </w:r>
+      <w:r>
+        <w:t xml:space="preserve"> (§9.4) and the CLI verbs</w:t>
+      </w:r>
+    </w:p>
+    <w:p>
+      <w:r>
+        <w:rPr>
+          <w:rFonts w:ascii="Courier New" w:hAnsi="Courier New"/>
+          <w:sz w:val="19"/>
+        </w:rPr>
+        <w:t>rmacd classify</w:t>
+      </w:r>
+      <w:r>
+        <w:t xml:space="preserve">, </w:t>
+      </w:r>
+      <w:r>
+        <w:rPr>
+          <w:rFonts w:ascii="Courier New" w:hAnsi="Courier New"/>
+          <w:sz w:val="19"/>
+        </w:rPr>
+        <w:t>rmacd pack validate|review|sign|verify|diff</w:t>
+      </w:r>
+      <w:r>
+        <w:t>. Design</w:t>
+      </w:r>
+    </w:p>
+    <w:p>
+      <w:r>
+        <w:t xml:space="preserve">rationale and the authoring workflow are in </w:t>
+      </w:r>
+      <w:r>
+        <w:rPr>
+          <w:rFonts w:ascii="Courier New" w:hAnsi="Courier New"/>
+          <w:sz w:val="19"/>
+        </w:rPr>
+        <w:t>docs/governance-packs/</w:t>
+      </w:r>
+      <w:r>
+        <w:t>.</w:t>
+      </w:r>
+    </w:p>
+    <w:p>
+      <w:pPr>
+        <w:pStyle w:val="Heading2"/>
+      </w:pPr>
+      <w:r>
+        <w:t>9.7 Session Governance</w:t>
+      </w:r>
+    </w:p>
+    <w:p>
+      <w:r>
+        <w:t xml:space="preserve">Sections 9.4–9.6 govern an agent </w:t>
+      </w:r>
+      <w:r>
+        <w:rPr>
+          <w:i/>
+        </w:rPr>
+        <w:t>an integrator builds</w:t>
+      </w:r>
+      <w:r>
+        <w:t>. Session governance</w:t>
+      </w:r>
+    </w:p>
+    <w:p>
+      <w:r>
+        <w:t>covers the other case: a general-purpose coding agent, run by a human, whose</w:t>
+      </w:r>
+    </w:p>
+    <w:p>
+      <w:r>
+        <w:t>tool calls should be subject to the same profile.</w:t>
+      </w:r>
+    </w:p>
+    <w:p>
+      <w:r>
+        <w:t xml:space="preserve">The reference implementation governs Claude Code through its </w:t>
+      </w:r>
+      <w:r>
+        <w:rPr>
+          <w:rFonts w:ascii="Courier New" w:hAnsi="Courier New"/>
+          <w:sz w:val="19"/>
+        </w:rPr>
+        <w:t>PreToolUse</w:t>
+      </w:r>
+    </w:p>
+    <w:p>
+      <w:r>
+        <w:t>hook. The model generalizes to any agent runtime offering a synchronous</w:t>
+      </w:r>
+    </w:p>
+    <w:p>
+      <w:r>
+        <w:t>pre-execution interception point.</w:t>
+      </w:r>
+    </w:p>
+    <w:p>
+      <w:pPr>
+        <w:pStyle w:val="Heading3"/>
+      </w:pPr>
+      <w:r>
+        <w:t>Binding</w:t>
+      </w:r>
+    </w:p>
+    <w:p>
+      <w:r>
+        <w:t xml:space="preserve">A session is </w:t>
+      </w:r>
+      <w:r>
+        <w:rPr>
+          <w:b/>
+        </w:rPr>
+        <w:t>bound</w:t>
+      </w:r>
+      <w:r>
+        <w:t xml:space="preserve"> when a profile resolves, searched in this order:</w:t>
+      </w:r>
+    </w:p>
+    <w:p>
+      <w:pPr>
+        <w:pStyle w:val="ListNumber"/>
+      </w:pPr>
+      <w:r>
+        <w:rPr>
+          <w:rFonts w:ascii="Courier New" w:hAnsi="Courier New"/>
+          <w:sz w:val="19"/>
+        </w:rPr>
+        <w:t>RMACD_PROFILE_PATH</w:t>
+      </w:r>
+      <w:r>
+        <w:t xml:space="preserve"> (explicit, wins outright).</w:t>
+      </w:r>
+    </w:p>
+    <w:p>
+      <w:pPr>
+        <w:pStyle w:val="ListNumber"/>
+      </w:pPr>
+      <w:r>
+        <w:rPr>
+          <w:rFonts w:ascii="Courier New" w:hAnsi="Courier New"/>
+          <w:sz w:val="19"/>
+        </w:rPr>
+        <w:t>&lt;cwd&gt;/.claude/rmacd-profile.json</w:t>
+      </w:r>
+      <w:r>
+        <w:t>, then each parent directory —</w:t>
+      </w:r>
+    </w:p>
+    <w:p>
+      <w:r>
+        <w:t>nearest wins, so a subproject may bind a stricter profile than its root.</w:t>
+      </w:r>
+    </w:p>
+    <w:p>
+      <w:pPr>
+        <w:pStyle w:val="ListNumber"/>
+      </w:pPr>
+      <w:r>
+        <w:rPr>
+          <w:rFonts w:ascii="Courier New" w:hAnsi="Courier New"/>
+          <w:sz w:val="19"/>
+        </w:rPr>
+        <w:t>$CLAUDE_PROJECT_DIR/.claude/rmacd-profile.json</w:t>
+      </w:r>
+      <w:r>
+        <w:t>.</w:t>
+      </w:r>
+    </w:p>
+    <w:p>
+      <w:r>
+        <w:t>The upward walk is required, not optional: session working directories change</w:t>
+      </w:r>
+    </w:p>
+    <w:p>
+      <w:r>
+        <w:t>during normal use, and resolving only the exact cwd silently unbinds the</w:t>
+      </w:r>
+    </w:p>
+    <w:p>
+      <w:r>
+        <w:t>session.</w:t>
+      </w:r>
+    </w:p>
+    <w:p>
+      <w:pPr>
+        <w:pStyle w:val="Heading3"/>
+      </w:pPr>
+      <w:r>
+        <w:t>Normative fail modes</w:t>
+      </w:r>
+    </w:p>
+    <w:tbl>
+      <w:tblPr>
+        <w:tblStyle w:val="TableGrid"/>
+        <w:tblW w:type="auto" w:w="0"/>
+        <w:tblLook w:firstColumn="1" w:firstRow="1" w:lastColumn="0" w:lastRow="0" w:noHBand="0" w:noVBand="1" w:val="04A0"/>
+      </w:tblPr>
+      <w:tblGrid>
+        <w:gridCol w:w="4824"/>
+        <w:gridCol w:w="4824"/>
+      </w:tblGrid>
+      <w:tr>
+        <w:tc>
+          <w:tcPr>
+            <w:tcW w:type="dxa" w:w="4824"/>
+          </w:tcPr>
+          <w:p>
+            <w:r>
+              <w:rPr>
+                <w:b/>
+                <w:sz w:val="19"/>
+              </w:rPr>
+            </w:r>
+            <w:r>
+              <w:rPr>
+                <w:b/>
+                <w:sz w:val="19"/>
+              </w:rPr>
+              <w:t>State</w:t>
+            </w:r>
+          </w:p>
+        </w:tc>
+        <w:tc>
+          <w:tcPr>
+            <w:tcW w:type="dxa" w:w="4824"/>
+          </w:tcPr>
+          <w:p>
+            <w:r>
+              <w:rPr>
+                <w:b/>
+                <w:sz w:val="19"/>
+              </w:rPr>
+            </w:r>
+            <w:r>
+              <w:rPr>
+                <w:b/>
+                <w:sz w:val="19"/>
+              </w:rPr>
+              <w:t>Required behavior</w:t>
+            </w:r>
+          </w:p>
+        </w:tc>
+      </w:tr>
+      <w:tr>
+        <w:tc>
+          <w:tcPr>
+            <w:tcW w:type="dxa" w:w="4824"/>
+          </w:tcPr>
+          <w:p>
+            <w:r>
+              <w:rPr>
+                <w:sz w:val="19"/>
+              </w:rPr>
+            </w:r>
+            <w:r>
+              <w:rPr>
+                <w:sz w:val="19"/>
+              </w:rPr>
+              <w:t>No profile bound</w:t>
+            </w:r>
+          </w:p>
+        </w:tc>
+        <w:tc>
+          <w:tcPr>
+            <w:tcW w:type="dxa" w:w="4824"/>
+          </w:tcPr>
+          <w:p>
+            <w:r>
+              <w:rPr>
+                <w:sz w:val="19"/>
+              </w:rPr>
+            </w:r>
+            <w:r>
+              <w:rPr>
+                <w:sz w:val="19"/>
+              </w:rPr>
+              <w:t>Passthrough. Emit no decision; the host's own permission flow is unchanged. Notify once.</w:t>
+            </w:r>
+          </w:p>
+        </w:tc>
+      </w:tr>
+      <w:tr>
+        <w:tc>
+          <w:tcPr>
+            <w:tcW w:type="dxa" w:w="4824"/>
+          </w:tcPr>
+          <w:p>
+            <w:r>
+              <w:rPr>
+                <w:sz w:val="19"/>
+              </w:rPr>
+            </w:r>
+            <w:r>
+              <w:rPr>
+                <w:sz w:val="19"/>
+              </w:rPr>
+              <w:t>Bound, hook errors</w:t>
+            </w:r>
+          </w:p>
+        </w:tc>
+        <w:tc>
+          <w:tcPr>
+            <w:tcW w:type="dxa" w:w="4824"/>
+          </w:tcPr>
+          <w:p>
+            <w:r>
+              <w:rPr>
+                <w:sz w:val="19"/>
+              </w:rPr>
+            </w:r>
+            <w:r>
+              <w:rPr>
+                <w:b/>
+                <w:sz w:val="19"/>
+              </w:rPr>
+              <w:t>Deny</w:t>
+            </w:r>
+            <w:r>
+              <w:rPr>
+                <w:sz w:val="19"/>
+              </w:rPr>
+              <w:t>, with a diagnostic reason. Covers invalid profile, malformed input, and unexpected exceptions.</w:t>
+            </w:r>
+          </w:p>
+        </w:tc>
+      </w:tr>
+      <w:tr>
+        <w:tc>
+          <w:tcPr>
+            <w:tcW w:type="dxa" w:w="4824"/>
+          </w:tcPr>
+          <w:p>
+            <w:r>
+              <w:rPr>
+                <w:sz w:val="19"/>
+              </w:rPr>
+            </w:r>
+            <w:r>
+              <w:rPr>
+                <w:sz w:val="19"/>
+              </w:rPr>
+              <w:t>Bound, unknown tool</w:t>
+            </w:r>
+          </w:p>
+        </w:tc>
+        <w:tc>
+          <w:tcPr>
+            <w:tcW w:type="dxa" w:w="4824"/>
+          </w:tcPr>
+          <w:p>
+            <w:r>
+              <w:rPr>
+                <w:sz w:val="19"/>
+              </w:rPr>
+            </w:r>
+            <w:r>
+              <w:rPr>
+                <w:sz w:val="19"/>
+              </w:rPr>
+              <w:t>Deny by default; MAY be configured to route to the host's approval prompt instead.</w:t>
+            </w:r>
+          </w:p>
+        </w:tc>
+      </w:tr>
+      <w:tr>
+        <w:tc>
+          <w:tcPr>
+            <w:tcW w:type="dxa" w:w="4824"/>
+          </w:tcPr>
+          <w:p>
+            <w:r>
+              <w:rPr>
+                <w:sz w:val="19"/>
+              </w:rPr>
+            </w:r>
+            <w:r>
+              <w:rPr>
+                <w:sz w:val="19"/>
+              </w:rPr>
+              <w:t>Bound, governance layer unavailable</w:t>
+            </w:r>
+          </w:p>
+        </w:tc>
+        <w:tc>
+          <w:tcPr>
+            <w:tcW w:type="dxa" w:w="4824"/>
+          </w:tcPr>
+          <w:p>
+            <w:r>
+              <w:rPr>
+                <w:sz w:val="19"/>
+              </w:rPr>
+            </w:r>
+            <w:r>
+              <w:rPr>
+                <w:b/>
+                <w:sz w:val="19"/>
+              </w:rPr>
+              <w:t>Deny.</w:t>
+            </w:r>
+            <w:r>
+              <w:rPr>
+                <w:sz w:val="19"/>
+              </w:rPr>
+              <w:t xml:space="preserve"> See below.</w:t>
+            </w:r>
+          </w:p>
+        </w:tc>
+      </w:tr>
+    </w:tbl>
+    <w:p/>
+    <w:p>
+      <w:r>
+        <w:t>The last row is the one most easily missed. If the host treats a failed hook as</w:t>
+      </w:r>
+    </w:p>
+    <w:p>
+      <w:r>
+        <w:t>non-blocking — as Claude Code does — then a missing or unimportable SDK yields</w:t>
+      </w:r>
+    </w:p>
+    <w:p>
+      <w:r>
+        <w:t xml:space="preserve">an </w:t>
+      </w:r>
+      <w:r>
+        <w:rPr>
+          <w:b/>
+        </w:rPr>
+        <w:t>ungoverned session with no error surfaced to the user</w:t>
+      </w:r>
+      <w:r>
+        <w:t>. A conforming</w:t>
+      </w:r>
+    </w:p>
+    <w:p>
+      <w:r>
+        <w:t>implementation MUST therefore detect "a profile is configured but governance</w:t>
+      </w:r>
+    </w:p>
+    <w:p>
+      <w:r>
+        <w:t>cannot run" and deny, rather than relying on the hook process itself to be</w:t>
+      </w:r>
+    </w:p>
+    <w:p>
+      <w:r>
+        <w:t>present and healthy.</w:t>
+      </w:r>
+    </w:p>
+    <w:p>
+      <w:r>
+        <w:t>Where autonomy resolves to approval, the hook SHOULD surface the host's own</w:t>
+      </w:r>
+    </w:p>
+    <w:p>
+      <w:r>
+        <w:t>permission prompt rather than blocking on an out-of-band gateway: the hook</w:t>
+      </w:r>
+    </w:p>
+    <w:p>
+      <w:r>
+        <w:t>process is short-lived and has no interactive input.</w:t>
+      </w:r>
+    </w:p>
+    <w:p>
+      <w:r>
+        <w:t xml:space="preserve">Tool calls made inside </w:t>
+      </w:r>
+      <w:r>
+        <w:rPr>
+          <w:b/>
+        </w:rPr>
+        <w:t>subagents</w:t>
+      </w:r>
+      <w:r>
+        <w:t xml:space="preserve"> are governed identically — the hook fires</w:t>
+      </w:r>
+    </w:p>
+    <w:p>
+      <w:r>
+        <w:t>for them as it does in the main conversation.</w:t>
+      </w:r>
+    </w:p>
+    <w:p>
+      <w:pPr>
+        <w:pStyle w:val="Heading2"/>
+      </w:pPr>
+      <w:r>
+        <w:t>9.8 Audit Evidence</w:t>
+      </w:r>
+    </w:p>
+    <w:p>
+      <w:r>
+        <w:t>§9.5 emits audit records; this section covers turning them into evidence.</w:t>
+      </w:r>
+    </w:p>
+    <w:p>
+      <w:r>
+        <w:t>Records are JSON Lines in the Appendix C.6 shape, one per decision, appended in</w:t>
+      </w:r>
+    </w:p>
+    <w:p>
+      <w:r>
+        <w:t>decision order. An implementation MUST NOT rewrite or reorder emitted records.</w:t>
+      </w:r>
+    </w:p>
+    <w:p>
+      <w:r>
+        <w:t xml:space="preserve">The reference SDK provides </w:t>
+      </w:r>
+      <w:r>
+        <w:rPr>
+          <w:rFonts w:ascii="Courier New" w:hAnsi="Courier New"/>
+          <w:sz w:val="19"/>
+        </w:rPr>
+        <w:t>rmacd audit summarize</w:t>
+      </w:r>
+      <w:r>
+        <w:t>, which produces an</w:t>
+      </w:r>
+    </w:p>
+    <w:p>
+      <w:r>
+        <w:t>operation × classification matrix of decisions, denial counts by cause, and</w:t>
+      </w:r>
+    </w:p>
+    <w:p>
+      <w:r>
+        <w:t>explicit identification of §12.5 floor denials — the evidence an auditor asks</w:t>
+      </w:r>
+    </w:p>
+    <w:p>
+      <w:r>
+        <w:t>for when the question is "prove the boundary held". Records carry the profile</w:t>
+      </w:r>
+    </w:p>
+    <w:p>
+      <w:r>
+        <w:t>id and, where applicable, the approval id and approver, so a decision can be</w:t>
+      </w:r>
+    </w:p>
+    <w:p>
+      <w:r>
+        <w:t>traced to the policy that produced it and the human who authorized it.</w:t>
+      </w:r>
+    </w:p>
+    <w:p>
+      <w:r>
+        <w:rPr>
+          <w:rFonts w:ascii="Courier New" w:hAnsi="Courier New"/>
+          <w:sz w:val="19"/>
+        </w:rPr>
+        <w:t>immutable_logging</w:t>
+      </w:r>
+      <w:r>
+        <w:t xml:space="preserve"> in a profile's audit requirements signals a WORM</w:t>
+      </w:r>
+    </w:p>
+    <w:p>
+      <w:r>
+        <w:t xml:space="preserve">destination. </w:t>
+      </w:r>
+      <w:r>
+        <w:rPr>
+          <w:b/>
+        </w:rPr>
+        <w:t>Conformance note (SDK ≤ 0.14.0):</w:t>
+      </w:r>
+      <w:r>
+        <w:t xml:space="preserve"> the reference</w:t>
+      </w:r>
+    </w:p>
+    <w:p>
+      <w:r>
+        <w:rPr>
+          <w:rFonts w:ascii="Courier New" w:hAnsi="Courier New"/>
+          <w:sz w:val="19"/>
+        </w:rPr>
+        <w:t>JSONLAuditLogger</w:t>
+      </w:r>
+      <w:r>
+        <w:t xml:space="preserve"> writes plain lines with no hash chain, sequence number, or</w:t>
+      </w:r>
+    </w:p>
+    <w:p>
+      <w:r>
+        <w:t xml:space="preserve">signature, and </w:t>
+      </w:r>
+      <w:r>
+        <w:rPr>
+          <w:rFonts w:ascii="Courier New" w:hAnsi="Courier New"/>
+          <w:sz w:val="19"/>
+        </w:rPr>
+        <w:t>pii_masking</w:t>
+      </w:r>
+      <w:r>
+        <w:t xml:space="preserve"> is not applied to audit fields. An implementation</w:t>
+      </w:r>
+    </w:p>
+    <w:p>
+      <w:r>
+        <w:t>claiming tamper-evidence MUST supply it at the sink.</w:t>
+      </w:r>
+    </w:p>
+    <w:p>
+      <w:pPr>
+        <w:pStyle w:val="Heading2"/>
+      </w:pPr>
+      <w:r>
+        <w:t>9.9 MCP Policy Server</w:t>
+      </w:r>
+    </w:p>
+    <w:p>
+      <w:r>
+        <w:t>RMACD policy is itself exposed over the Model Context Protocol, so a model can</w:t>
+      </w:r>
+    </w:p>
+    <w:p>
+      <w:r>
+        <w:rPr>
+          <w:i/>
+        </w:rPr>
+        <w:t>consult</w:t>
+      </w:r>
+      <w:r>
+        <w:t xml:space="preserve"> governance without being able to alter it. The reference server</w:t>
+      </w:r>
+    </w:p>
+    <w:p>
+      <w:r>
+        <w:t>(</w:t>
+      </w:r>
+      <w:r>
+        <w:rPr>
+          <w:rFonts w:ascii="Courier New" w:hAnsi="Courier New"/>
+          <w:sz w:val="19"/>
+        </w:rPr>
+        <w:t>rmacd mcp-serve</w:t>
+      </w:r>
+      <w:r>
+        <w:t xml:space="preserve">, </w:t>
+      </w:r>
+      <w:r>
+        <w:rPr>
+          <w:rFonts w:ascii="Courier New" w:hAnsi="Courier New"/>
+          <w:sz w:val="19"/>
+        </w:rPr>
+        <w:t>[mcp]</w:t>
+      </w:r>
+      <w:r>
+        <w:t xml:space="preserve"> extra) offers read-only tools:</w:t>
+      </w:r>
+    </w:p>
+    <w:tbl>
+      <w:tblPr>
+        <w:tblStyle w:val="TableGrid"/>
+        <w:tblW w:type="auto" w:w="0"/>
+        <w:tblLook w:firstColumn="1" w:firstRow="1" w:lastColumn="0" w:lastRow="0" w:noHBand="0" w:noVBand="1" w:val="04A0"/>
+      </w:tblPr>
+      <w:tblGrid>
+        <w:gridCol w:w="4824"/>
+        <w:gridCol w:w="4824"/>
+      </w:tblGrid>
+      <w:tr>
+        <w:tc>
+          <w:tcPr>
+            <w:tcW w:type="dxa" w:w="4824"/>
+          </w:tcPr>
+          <w:p>
+            <w:r>
+              <w:rPr>
+                <w:b/>
+                <w:sz w:val="19"/>
+              </w:rPr>
+            </w:r>
+            <w:r>
+              <w:rPr>
+                <w:b/>
+                <w:sz w:val="19"/>
+              </w:rPr>
+              <w:t>Tool</w:t>
+            </w:r>
+          </w:p>
+        </w:tc>
+        <w:tc>
+          <w:tcPr>
+            <w:tcW w:type="dxa" w:w="4824"/>
+          </w:tcPr>
+          <w:p>
+            <w:r>
+              <w:rPr>
+                <w:b/>
+                <w:sz w:val="19"/>
+              </w:rPr>
+            </w:r>
+            <w:r>
+              <w:rPr>
+                <w:b/>
+                <w:sz w:val="19"/>
+              </w:rPr>
+              <w:t>Purpose</w:t>
+            </w:r>
+          </w:p>
+        </w:tc>
+      </w:tr>
+      <w:tr>
+        <w:tc>
+          <w:tcPr>
+            <w:tcW w:type="dxa" w:w="4824"/>
+          </w:tcPr>
+          <w:p>
+            <w:r>
+              <w:rPr>
+                <w:sz w:val="19"/>
+              </w:rPr>
+            </w:r>
+            <w:r>
+              <w:rPr>
+                <w:rFonts w:ascii="Courier New" w:hAnsi="Courier New"/>
+                <w:sz w:val="19"/>
+              </w:rPr>
+              <w:t>rmacd_evaluate</w:t>
+            </w:r>
+          </w:p>
+        </w:tc>
+        <w:tc>
+          <w:tcPr>
+            <w:tcW w:type="dxa" w:w="4824"/>
+          </w:tcPr>
+          <w:p>
+            <w:r>
+              <w:rPr>
+                <w:sz w:val="19"/>
+              </w:rPr>
+            </w:r>
+            <w:r>
+              <w:rPr>
+                <w:sz w:val="19"/>
+              </w:rPr>
+              <w:t>Evaluate an operation/classification against a profile</w:t>
+            </w:r>
+          </w:p>
+        </w:tc>
+      </w:tr>
+      <w:tr>
+        <w:tc>
+          <w:tcPr>
+            <w:tcW w:type="dxa" w:w="4824"/>
+          </w:tcPr>
+          <w:p>
+            <w:r>
+              <w:rPr>
+                <w:sz w:val="19"/>
+              </w:rPr>
+            </w:r>
+            <w:r>
+              <w:rPr>
+                <w:rFonts w:ascii="Courier New" w:hAnsi="Courier New"/>
+                <w:sz w:val="19"/>
+              </w:rPr>
+              <w:t>rmacd_matrix</w:t>
+            </w:r>
+          </w:p>
+        </w:tc>
+        <w:tc>
+          <w:tcPr>
+            <w:tcW w:type="dxa" w:w="4824"/>
+          </w:tcPr>
+          <w:p>
+            <w:r>
+              <w:rPr>
+                <w:sz w:val="19"/>
+              </w:rPr>
+            </w:r>
+            <w:r>
+              <w:rPr>
+                <w:sz w:val="19"/>
+              </w:rPr>
+              <w:t>Effective autonomy matrix for a profile</w:t>
+            </w:r>
+          </w:p>
+        </w:tc>
+      </w:tr>
+      <w:tr>
+        <w:tc>
+          <w:tcPr>
+            <w:tcW w:type="dxa" w:w="4824"/>
+          </w:tcPr>
+          <w:p>
+            <w:r>
+              <w:rPr>
+                <w:sz w:val="19"/>
+              </w:rPr>
+            </w:r>
+            <w:r>
+              <w:rPr>
+                <w:rFonts w:ascii="Courier New" w:hAnsi="Courier New"/>
+                <w:sz w:val="19"/>
+              </w:rPr>
+              <w:t>rmacd_validate_profile</w:t>
+            </w:r>
+          </w:p>
+        </w:tc>
+        <w:tc>
+          <w:tcPr>
+            <w:tcW w:type="dxa" w:w="4824"/>
+          </w:tcPr>
+          <w:p>
+            <w:r>
+              <w:rPr>
+                <w:sz w:val="19"/>
+              </w:rPr>
+            </w:r>
+            <w:r>
+              <w:rPr>
+                <w:sz w:val="19"/>
+              </w:rPr>
+              <w:t>Validate a profile against its schema</w:t>
+            </w:r>
+          </w:p>
+        </w:tc>
+      </w:tr>
+      <w:tr>
+        <w:tc>
+          <w:tcPr>
+            <w:tcW w:type="dxa" w:w="4824"/>
+          </w:tcPr>
+          <w:p>
+            <w:r>
+              <w:rPr>
+                <w:sz w:val="19"/>
+              </w:rPr>
+            </w:r>
+            <w:r>
+              <w:rPr>
+                <w:rFonts w:ascii="Courier New" w:hAnsi="Courier New"/>
+                <w:sz w:val="19"/>
+              </w:rPr>
+              <w:t>rmacd_list_packs</w:t>
+            </w:r>
+            <w:r>
+              <w:rPr>
+                <w:sz w:val="19"/>
+              </w:rPr>
+              <w:t xml:space="preserve"> / </w:t>
+            </w:r>
+            <w:r>
+              <w:rPr>
+                <w:rFonts w:ascii="Courier New" w:hAnsi="Courier New"/>
+                <w:sz w:val="19"/>
+              </w:rPr>
+              <w:t>rmacd_pack_info</w:t>
+            </w:r>
+          </w:p>
+        </w:tc>
+        <w:tc>
+          <w:tcPr>
+            <w:tcW w:type="dxa" w:w="4824"/>
+          </w:tcPr>
+          <w:p>
+            <w:r>
+              <w:rPr>
+                <w:sz w:val="19"/>
+              </w:rPr>
+            </w:r>
+            <w:r>
+              <w:rPr>
+                <w:sz w:val="19"/>
+              </w:rPr>
+              <w:t>Inspect available governance packs</w:t>
+            </w:r>
+          </w:p>
+        </w:tc>
+      </w:tr>
+      <w:tr>
+        <w:tc>
+          <w:tcPr>
+            <w:tcW w:type="dxa" w:w="4824"/>
+          </w:tcPr>
+          <w:p>
+            <w:r>
+              <w:rPr>
+                <w:sz w:val="19"/>
+              </w:rPr>
+            </w:r>
+            <w:r>
+              <w:rPr>
+                <w:rFonts w:ascii="Courier New" w:hAnsi="Courier New"/>
+                <w:sz w:val="19"/>
+              </w:rPr>
+              <w:t>rmacd_classify_bash</w:t>
+            </w:r>
+          </w:p>
+        </w:tc>
+        <w:tc>
+          <w:tcPr>
+            <w:tcW w:type="dxa" w:w="4824"/>
+          </w:tcPr>
+          <w:p>
+            <w:r>
+              <w:rPr>
+                <w:sz w:val="19"/>
+              </w:rPr>
+            </w:r>
+            <w:r>
+              <w:rPr>
+                <w:sz w:val="19"/>
+              </w:rPr>
+              <w:t>Classify a shell command in RMACD terms</w:t>
+            </w:r>
+          </w:p>
+        </w:tc>
+      </w:tr>
+    </w:tbl>
+    <w:p/>
+    <w:p>
+      <w:r>
+        <w:t xml:space="preserve">Every tool is </w:t>
+      </w:r>
+      <w:r>
+        <w:rPr>
+          <w:b/>
+        </w:rPr>
+        <w:t>advisory and side-effect-free</w:t>
+      </w:r>
+      <w:r>
+        <w:t>. Nothing here is an enforcement</w:t>
+      </w:r>
+    </w:p>
+    <w:p>
+      <w:r>
+        <w:t>path: a model consulting the server cannot grant itself permission, and an</w:t>
+      </w:r>
+    </w:p>
+    <w:p>
+      <w:r>
+        <w:t>answer from it is not a decision. Enforcement remains §9.5 at the call site.</w:t>
       </w:r>
     </w:p>
     <w:p>
@@ -22745,7 +25106,37 @@
     </w:p>
     <w:p>
       <w:r>
-        <w:t>When operations require human approval, RMACD integrates with existing workflow systems:</w:t>
+        <w:t>When operations require human approval, RMACD integrates with existing workflow</w:t>
+      </w:r>
+    </w:p>
+    <w:p>
+      <w:r>
+        <w:t xml:space="preserve">systems. This is the </w:t>
+      </w:r>
+      <w:r>
+        <w:rPr>
+          <w:rFonts w:ascii="Courier New" w:hAnsi="Courier New"/>
+          <w:sz w:val="19"/>
+        </w:rPr>
+        <w:t>ApprovalRequest</w:t>
+      </w:r>
+      <w:r>
+        <w:t xml:space="preserve"> an </w:t>
+      </w:r>
+      <w:r>
+        <w:rPr>
+          <w:rFonts w:ascii="Courier New" w:hAnsi="Courier New"/>
+          <w:sz w:val="19"/>
+        </w:rPr>
+        <w:t>ApprovalGateway</w:t>
+      </w:r>
+      <w:r>
+        <w:t xml:space="preserve"> receives, verbatim</w:t>
+      </w:r>
+    </w:p>
+    <w:p>
+      <w:r>
+        <w:t>as the SDK constructs it:</w:t>
       </w:r>
     </w:p>
     <w:p>
@@ -22766,7 +25157,7 @@
           <w:rFonts w:ascii="Courier New" w:hAnsi="Courier New"/>
           <w:sz w:val="17"/>
         </w:rPr>
-        <w:t xml:space="preserve">  "approval_request": {</w:t>
+        <w:t xml:space="preserve">  "request_id": "apr-20260110-001",</w:t>
         <w:br/>
       </w:r>
       <w:r>
@@ -22774,7 +25165,7 @@
           <w:rFonts w:ascii="Courier New" w:hAnsi="Courier New"/>
           <w:sz w:val="17"/>
         </w:rPr>
-        <w:t xml:space="preserve">    "request_id": "apr-20260110-001",</w:t>
+        <w:t xml:space="preserve">  "agent_id": "devops-agent-001",</w:t>
         <w:br/>
       </w:r>
       <w:r>
@@ -22782,7 +25173,7 @@
           <w:rFonts w:ascii="Courier New" w:hAnsi="Courier New"/>
           <w:sz w:val="17"/>
         </w:rPr>
-        <w:t xml:space="preserve">    "agent_id": "devops-agent-001",</w:t>
+        <w:t xml:space="preserve">  "profile_id": "rmacd-3d-operations-v1",</w:t>
         <w:br/>
       </w:r>
       <w:r>
@@ -22790,7 +25181,7 @@
           <w:rFonts w:ascii="Courier New" w:hAnsi="Courier New"/>
           <w:sz w:val="17"/>
         </w:rPr>
-        <w:t xml:space="preserve">    "profile_id": "rmacd-3d-operations-v1",</w:t>
+        <w:t xml:space="preserve">  "operation": "C",</w:t>
         <w:br/>
       </w:r>
       <w:r>
@@ -22798,7 +25189,7 @@
           <w:rFonts w:ascii="Courier New" w:hAnsi="Courier New"/>
           <w:sz w:val="17"/>
         </w:rPr>
-        <w:t xml:space="preserve">    "operation": {</w:t>
+        <w:t xml:space="preserve">  "target": "config://prod/app-server-01/nginx.conf",</w:t>
         <w:br/>
       </w:r>
       <w:r>
@@ -22806,7 +25197,7 @@
           <w:rFonts w:ascii="Courier New" w:hAnsi="Courier New"/>
           <w:sz w:val="17"/>
         </w:rPr>
-        <w:t xml:space="preserve">      "type": "CHANGE",</w:t>
+        <w:t xml:space="preserve">  "classification": "internal",</w:t>
         <w:br/>
       </w:r>
       <w:r>
@@ -22814,7 +25205,7 @@
           <w:rFonts w:ascii="Courier New" w:hAnsi="Courier New"/>
           <w:sz w:val="17"/>
         </w:rPr>
-        <w:t xml:space="preserve">      "target": "config://prod/app-server-01/nginx.conf",</w:t>
+        <w:t xml:space="preserve">  "autonomy_level": "approval",</w:t>
         <w:br/>
       </w:r>
       <w:r>
@@ -22822,7 +25213,7 @@
           <w:rFonts w:ascii="Courier New" w:hAnsi="Courier New"/>
           <w:sz w:val="17"/>
         </w:rPr>
-        <w:t xml:space="preserve">      "classification": "internal",</w:t>
+        <w:t xml:space="preserve">  "justification": "Performance optimization for increased traffic",</w:t>
         <w:br/>
       </w:r>
       <w:r>
@@ -22830,7 +25221,7 @@
           <w:rFonts w:ascii="Courier New" w:hAnsi="Courier New"/>
           <w:sz w:val="17"/>
         </w:rPr>
-        <w:t xml:space="preserve">      "description": "Update nginx worker_connections from 1024 to 2048"</w:t>
+        <w:t xml:space="preserve">  "timeout_seconds": 300,</w:t>
         <w:br/>
       </w:r>
       <w:r>
@@ -22838,7 +25229,7 @@
           <w:rFonts w:ascii="Courier New" w:hAnsi="Courier New"/>
           <w:sz w:val="17"/>
         </w:rPr>
-        <w:t xml:space="preserve">    },</w:t>
+        <w:t xml:space="preserve">  "metadata": null,</w:t>
         <w:br/>
       </w:r>
       <w:r>
@@ -22846,7 +25237,7 @@
           <w:rFonts w:ascii="Courier New" w:hAnsi="Courier New"/>
           <w:sz w:val="17"/>
         </w:rPr>
-        <w:t xml:space="preserve">    "required_autonomy": "approval",</w:t>
+        <w:t xml:space="preserve">  "created_at": "2026-01-10T14:30:00Z"</w:t>
         <w:br/>
       </w:r>
       <w:r>
@@ -22854,84 +25245,228 @@
           <w:rFonts w:ascii="Courier New" w:hAnsi="Courier New"/>
           <w:sz w:val="17"/>
         </w:rPr>
-        <w:t xml:space="preserve">    "approvers": ["change-manager@company.com"],</w:t>
-        <w:br/>
-      </w:r>
-      <w:r>
-        <w:rPr>
-          <w:rFonts w:ascii="Courier New" w:hAnsi="Courier New"/>
-          <w:sz w:val="17"/>
-        </w:rPr>
-        <w:t xml:space="preserve">    "timeout_minutes": 60,</w:t>
-        <w:br/>
-      </w:r>
-      <w:r>
-        <w:rPr>
-          <w:rFonts w:ascii="Courier New" w:hAnsi="Courier New"/>
-          <w:sz w:val="17"/>
-        </w:rPr>
-        <w:t xml:space="preserve">    "created_at": "2026-01-10T14:30:00Z",</w:t>
-        <w:br/>
-      </w:r>
-      <w:r>
-        <w:rPr>
-          <w:rFonts w:ascii="Courier New" w:hAnsi="Courier New"/>
-          <w:sz w:val="17"/>
-        </w:rPr>
-        <w:t xml:space="preserve">    "context": {</w:t>
-        <w:br/>
-      </w:r>
-      <w:r>
-        <w:rPr>
-          <w:rFonts w:ascii="Courier New" w:hAnsi="Courier New"/>
-          <w:sz w:val="17"/>
-        </w:rPr>
-        <w:t xml:space="preserve">      "reason": "Performance optimization for increased traffic",</w:t>
-        <w:br/>
-      </w:r>
-      <w:r>
-        <w:rPr>
-          <w:rFonts w:ascii="Courier New" w:hAnsi="Courier New"/>
-          <w:sz w:val="17"/>
-        </w:rPr>
-        <w:t xml:space="preserve">      "rollback_plan": "Revert to backup nginx.conf.bak",</w:t>
-        <w:br/>
-      </w:r>
-      <w:r>
-        <w:rPr>
-          <w:rFonts w:ascii="Courier New" w:hAnsi="Courier New"/>
-          <w:sz w:val="17"/>
-        </w:rPr>
-        <w:t xml:space="preserve">      "impact_assessment": "Low - affects single server"</w:t>
-        <w:br/>
-      </w:r>
-      <w:r>
-        <w:rPr>
-          <w:rFonts w:ascii="Courier New" w:hAnsi="Courier New"/>
-          <w:sz w:val="17"/>
-        </w:rPr>
-        <w:t xml:space="preserve">    }</w:t>
-        <w:br/>
-      </w:r>
-      <w:r>
-        <w:rPr>
-          <w:rFonts w:ascii="Courier New" w:hAnsi="Courier New"/>
-          <w:sz w:val="17"/>
-        </w:rPr>
-        <w:t xml:space="preserve">  }</w:t>
-        <w:br/>
-      </w:r>
-      <w:r>
-        <w:rPr>
-          <w:rFonts w:ascii="Courier New" w:hAnsi="Courier New"/>
-          <w:sz w:val="17"/>
-        </w:rPr>
         <w:t>}</w:t>
       </w:r>
     </w:p>
     <w:p>
       <w:r>
-        <w:t>Approval requests can be routed to ServiceNow, Jira, Slack, Microsoft Teams, or custom workflow systems via webhooks and API integrations.</w:t>
+        <w:t xml:space="preserve">Note the shape: </w:t>
+      </w:r>
+      <w:r>
+        <w:rPr>
+          <w:rFonts w:ascii="Courier New" w:hAnsi="Courier New"/>
+          <w:sz w:val="19"/>
+        </w:rPr>
+        <w:t>operation</w:t>
+      </w:r>
+      <w:r>
+        <w:t xml:space="preserve"> is the single-letter RMACD code at the top level</w:t>
+      </w:r>
+    </w:p>
+    <w:p>
+      <w:r>
+        <w:t xml:space="preserve">(not a nested object), the required autonomy is </w:t>
+      </w:r>
+      <w:r>
+        <w:rPr>
+          <w:rFonts w:ascii="Courier New" w:hAnsi="Courier New"/>
+          <w:sz w:val="19"/>
+        </w:rPr>
+        <w:t>autonomy_level</w:t>
+      </w:r>
+      <w:r>
+        <w:t>, and the</w:t>
+      </w:r>
+    </w:p>
+    <w:p>
+      <w:r>
+        <w:t xml:space="preserve">timeout is </w:t>
+      </w:r>
+      <w:r>
+        <w:rPr>
+          <w:rFonts w:ascii="Courier New" w:hAnsi="Courier New"/>
+          <w:sz w:val="19"/>
+        </w:rPr>
+        <w:t>timeout_seconds</w:t>
+      </w:r>
+      <w:r>
+        <w:t xml:space="preserve">. Free-form context belongs in </w:t>
+      </w:r>
+      <w:r>
+        <w:rPr>
+          <w:rFonts w:ascii="Courier New" w:hAnsi="Courier New"/>
+          <w:sz w:val="19"/>
+        </w:rPr>
+        <w:t>metadata</w:t>
+      </w:r>
+      <w:r>
+        <w:t>.</w:t>
+      </w:r>
+    </w:p>
+    <w:p>
+      <w:r>
+        <w:rPr>
+          <w:b/>
+        </w:rPr>
+        <w:t>Approver routing is the gateway's responsibility, not the request's.</w:t>
+      </w:r>
+      <w:r>
+        <w:t xml:space="preserve"> The</w:t>
+      </w:r>
+    </w:p>
+    <w:p>
+      <w:r>
+        <w:t xml:space="preserve">request carries no </w:t>
+      </w:r>
+      <w:r>
+        <w:rPr>
+          <w:rFonts w:ascii="Courier New" w:hAnsi="Courier New"/>
+          <w:sz w:val="19"/>
+        </w:rPr>
+        <w:t>approvers</w:t>
+      </w:r>
+      <w:r>
+        <w:t xml:space="preserve"> list: the profile's </w:t>
+      </w:r>
+      <w:r>
+        <w:rPr>
+          <w:rFonts w:ascii="Courier New" w:hAnsi="Courier New"/>
+          <w:sz w:val="19"/>
+        </w:rPr>
+        <w:t>approval_authority</w:t>
+      </w:r>
+      <w:r>
+        <w:t xml:space="preserve"> block</w:t>
+      </w:r>
+    </w:p>
+    <w:p>
+      <w:r>
+        <w:t>declares who may approve and how many are required, and the integrator's</w:t>
+      </w:r>
+    </w:p>
+    <w:p>
+      <w:r>
+        <w:rPr>
+          <w:rFonts w:ascii="Courier New" w:hAnsi="Courier New"/>
+          <w:sz w:val="19"/>
+        </w:rPr>
+        <w:t>ApprovalGateway</w:t>
+      </w:r>
+      <w:r>
+        <w:t xml:space="preserve"> implementation reads it. Requests can be routed to</w:t>
+      </w:r>
+    </w:p>
+    <w:p>
+      <w:r>
+        <w:t>ServiceNow, Jira, Slack, Microsoft Teams, or custom workflow systems via</w:t>
+      </w:r>
+    </w:p>
+    <w:p>
+      <w:r>
+        <w:t>webhooks and API integrations.</w:t>
+      </w:r>
+    </w:p>
+    <w:p>
+      <w:r>
+        <w:t xml:space="preserve">&gt; </w:t>
+      </w:r>
+      <w:r>
+        <w:rPr>
+          <w:b/>
+        </w:rPr>
+        <w:t>Conformance note (SDK ≤ 0.14.0).</w:t>
+      </w:r>
+      <w:r>
+        <w:t xml:space="preserve"> </w:t>
+      </w:r>
+      <w:r>
+        <w:rPr>
+          <w:rFonts w:ascii="Courier New" w:hAnsi="Courier New"/>
+          <w:sz w:val="19"/>
+        </w:rPr>
+        <w:t>approval_authority</w:t>
+      </w:r>
+      <w:r>
+        <w:t xml:space="preserve"> — </w:t>
+      </w:r>
+      <w:r>
+        <w:rPr>
+          <w:rFonts w:ascii="Courier New" w:hAnsi="Courier New"/>
+          <w:sz w:val="19"/>
+        </w:rPr>
+        <w:t>approvers</w:t>
+      </w:r>
+      <w:r>
+        <w:t>,</w:t>
+      </w:r>
+    </w:p>
+    <w:p>
+      <w:r>
+        <w:t xml:space="preserve">&gt; </w:t>
+      </w:r>
+      <w:r>
+        <w:rPr>
+          <w:rFonts w:ascii="Courier New" w:hAnsi="Courier New"/>
+          <w:sz w:val="19"/>
+        </w:rPr>
+        <w:t>timeout_minutes</w:t>
+      </w:r>
+      <w:r>
+        <w:t xml:space="preserve">, </w:t>
+      </w:r>
+      <w:r>
+        <w:rPr>
+          <w:rFonts w:ascii="Courier New" w:hAnsi="Courier New"/>
+          <w:sz w:val="19"/>
+        </w:rPr>
+        <w:t>require_multiple_approvers</w:t>
+      </w:r>
+      <w:r>
+        <w:t xml:space="preserve">, </w:t>
+      </w:r>
+      <w:r>
+        <w:rPr>
+          <w:rFonts w:ascii="Courier New" w:hAnsi="Courier New"/>
+          <w:sz w:val="19"/>
+        </w:rPr>
+        <w:t>minimum_approvers</w:t>
+      </w:r>
+      <w:r>
+        <w:t xml:space="preserve"> — is</w:t>
+      </w:r>
+    </w:p>
+    <w:p>
+      <w:r>
+        <w:t xml:space="preserve">&gt; schema-validated but </w:t>
+      </w:r>
+      <w:r>
+        <w:rPr>
+          <w:b/>
+        </w:rPr>
+        <w:t>not yet enforced by the reference SDK</w:t>
+      </w:r>
+      <w:r>
+        <w:t>: it does not</w:t>
+      </w:r>
+    </w:p>
+    <w:p>
+      <w:r>
+        <w:t xml:space="preserve">&gt; reach the gateway, and </w:t>
+      </w:r>
+      <w:r>
+        <w:rPr>
+          <w:rFonts w:ascii="Courier New" w:hAnsi="Courier New"/>
+          <w:sz w:val="19"/>
+        </w:rPr>
+        <w:t>timeout_seconds</w:t>
+      </w:r>
+      <w:r>
+        <w:t xml:space="preserve"> is currently fixed at 300. An</w:t>
+      </w:r>
+    </w:p>
+    <w:p>
+      <w:r>
+        <w:t>&gt; implementation claiming conformance must enforce it or document the gap.</w:t>
       </w:r>
     </w:p>
     <w:p>
@@ -22944,7 +25479,36 @@
     </w:p>
     <w:p>
       <w:r>
-        <w:t>All policy decisions and agent operations generate structured audit logs for compliance:</w:t>
+        <w:t>All policy decisions and agent operations generate structured audit logs for</w:t>
+      </w:r>
+    </w:p>
+    <w:p>
+      <w:r>
+        <w:t>compliance. Each record is one line of JSONL, emitted exactly as shown — the</w:t>
+      </w:r>
+    </w:p>
+    <w:p>
+      <w:r>
+        <w:t xml:space="preserve">object is </w:t>
+      </w:r>
+      <w:r>
+        <w:rPr>
+          <w:b/>
+        </w:rPr>
+        <w:t>top-level</w:t>
+      </w:r>
+      <w:r>
+        <w:t xml:space="preserve">, with no </w:t>
+      </w:r>
+      <w:r>
+        <w:rPr>
+          <w:rFonts w:ascii="Courier New" w:hAnsi="Courier New"/>
+          <w:sz w:val="19"/>
+        </w:rPr>
+        <w:t>audit_record</w:t>
+      </w:r>
+      <w:r>
+        <w:t xml:space="preserve"> envelope:</w:t>
       </w:r>
     </w:p>
     <w:p>
@@ -22965,7 +25529,7 @@
           <w:rFonts w:ascii="Courier New" w:hAnsi="Courier New"/>
           <w:sz w:val="17"/>
         </w:rPr>
-        <w:t xml:space="preserve">  "audit_record": {</w:t>
+        <w:t xml:space="preserve">  "record_id": "aud-a21511787fe6416a",</w:t>
         <w:br/>
       </w:r>
       <w:r>
@@ -22973,7 +25537,7 @@
           <w:rFonts w:ascii="Courier New" w:hAnsi="Courier New"/>
           <w:sz w:val="17"/>
         </w:rPr>
-        <w:t xml:space="preserve">    "record_id": "aud-20260110-143022-001",</w:t>
+        <w:t xml:space="preserve">  "timestamp": "2026-01-10T14:30:22.456Z",</w:t>
         <w:br/>
       </w:r>
       <w:r>
@@ -22981,7 +25545,7 @@
           <w:rFonts w:ascii="Courier New" w:hAnsi="Courier New"/>
           <w:sz w:val="17"/>
         </w:rPr>
-        <w:t xml:space="preserve">    "timestamp": "2026-01-10T14:30:22.456Z",</w:t>
+        <w:t xml:space="preserve">  "agent_id": "devops-agent-001",</w:t>
         <w:br/>
       </w:r>
       <w:r>
@@ -22989,7 +25553,7 @@
           <w:rFonts w:ascii="Courier New" w:hAnsi="Courier New"/>
           <w:sz w:val="17"/>
         </w:rPr>
-        <w:t xml:space="preserve">    "agent_id": "devops-agent-001",</w:t>
+        <w:t xml:space="preserve">  "profile_id": "rmacd-3d-operations-v1",</w:t>
         <w:br/>
       </w:r>
       <w:r>
@@ -22997,7 +25561,7 @@
           <w:rFonts w:ascii="Courier New" w:hAnsi="Courier New"/>
           <w:sz w:val="17"/>
         </w:rPr>
-        <w:t xml:space="preserve">    "profile_id": "rmacd-3d-operations-v1",</w:t>
+        <w:t xml:space="preserve">  "operation": {</w:t>
         <w:br/>
       </w:r>
       <w:r>
@@ -23005,7 +25569,7 @@
           <w:rFonts w:ascii="Courier New" w:hAnsi="Courier New"/>
           <w:sz w:val="17"/>
         </w:rPr>
-        <w:t xml:space="preserve">    "operation": {</w:t>
+        <w:t xml:space="preserve">    "type": "C",</w:t>
         <w:br/>
       </w:r>
       <w:r>
@@ -23013,7 +25577,7 @@
           <w:rFonts w:ascii="Courier New" w:hAnsi="Courier New"/>
           <w:sz w:val="17"/>
         </w:rPr>
-        <w:t xml:space="preserve">      "type": "CHANGE",</w:t>
+        <w:t xml:space="preserve">    "target": "config://prod/app-server-01/nginx.conf",</w:t>
         <w:br/>
       </w:r>
       <w:r>
@@ -23021,7 +25585,7 @@
           <w:rFonts w:ascii="Courier New" w:hAnsi="Courier New"/>
           <w:sz w:val="17"/>
         </w:rPr>
-        <w:t xml:space="preserve">      "target": "config://prod/app-server-01/nginx.conf",</w:t>
+        <w:t xml:space="preserve">    "classification": "internal"</w:t>
         <w:br/>
       </w:r>
       <w:r>
@@ -23029,7 +25593,7 @@
           <w:rFonts w:ascii="Courier New" w:hAnsi="Courier New"/>
           <w:sz w:val="17"/>
         </w:rPr>
-        <w:t xml:space="preserve">      "classification": "internal"</w:t>
+        <w:t xml:space="preserve">  },</w:t>
         <w:br/>
       </w:r>
       <w:r>
@@ -23037,7 +25601,7 @@
           <w:rFonts w:ascii="Courier New" w:hAnsi="Courier New"/>
           <w:sz w:val="17"/>
         </w:rPr>
-        <w:t xml:space="preserve">    },</w:t>
+        <w:t xml:space="preserve">  "policy_decision": {</w:t>
         <w:br/>
       </w:r>
       <w:r>
@@ -23045,7 +25609,7 @@
           <w:rFonts w:ascii="Courier New" w:hAnsi="Courier New"/>
           <w:sz w:val="17"/>
         </w:rPr>
-        <w:t xml:space="preserve">    "policy_decision": {</w:t>
+        <w:t xml:space="preserve">    "result": "ALLOW",</w:t>
         <w:br/>
       </w:r>
       <w:r>
@@ -23053,7 +25617,7 @@
           <w:rFonts w:ascii="Courier New" w:hAnsi="Courier New"/>
           <w:sz w:val="17"/>
         </w:rPr>
-        <w:t xml:space="preserve">      "result": "ALLOW",</w:t>
+        <w:t xml:space="preserve">    "autonomy_level": "approval",</w:t>
         <w:br/>
       </w:r>
       <w:r>
@@ -23061,7 +25625,7 @@
           <w:rFonts w:ascii="Courier New" w:hAnsi="Courier New"/>
           <w:sz w:val="17"/>
         </w:rPr>
-        <w:t xml:space="preserve">      "autonomy_level": "approval",</w:t>
+        <w:t xml:space="preserve">    "blocked_reason": null,</w:t>
         <w:br/>
       </w:r>
       <w:r>
@@ -23069,7 +25633,7 @@
           <w:rFonts w:ascii="Courier New" w:hAnsi="Courier New"/>
           <w:sz w:val="17"/>
         </w:rPr>
-        <w:t xml:space="preserve">      "approval_id": "apr-20260110-001",</w:t>
+        <w:t xml:space="preserve">    "approval_id": "apr-20260110-001",</w:t>
         <w:br/>
       </w:r>
       <w:r>
@@ -23077,7 +25641,7 @@
           <w:rFonts w:ascii="Courier New" w:hAnsi="Courier New"/>
           <w:sz w:val="17"/>
         </w:rPr>
-        <w:t xml:space="preserve">      "approved_by": "john.smith@company.com",</w:t>
+        <w:t xml:space="preserve">    "approved_by": "john.smith@company.com",</w:t>
         <w:br/>
       </w:r>
       <w:r>
@@ -23085,7 +25649,7 @@
           <w:rFonts w:ascii="Courier New" w:hAnsi="Courier New"/>
           <w:sz w:val="17"/>
         </w:rPr>
-        <w:t xml:space="preserve">      "approved_at": "2026-01-10T14:28:00Z"</w:t>
+        <w:t xml:space="preserve">    "approved_at": "2026-01-10T14:28:00Z",</w:t>
         <w:br/>
       </w:r>
       <w:r>
@@ -23093,7 +25657,7 @@
           <w:rFonts w:ascii="Courier New" w:hAnsi="Courier New"/>
           <w:sz w:val="17"/>
         </w:rPr>
-        <w:t xml:space="preserve">    },</w:t>
+        <w:t xml:space="preserve">    "constraints_applied": [],</w:t>
         <w:br/>
       </w:r>
       <w:r>
@@ -23101,7 +25665,7 @@
           <w:rFonts w:ascii="Courier New" w:hAnsi="Courier New"/>
           <w:sz w:val="17"/>
         </w:rPr>
-        <w:t xml:space="preserve">    "execution": {</w:t>
+        <w:t xml:space="preserve">    "emergency_mode": false</w:t>
         <w:br/>
       </w:r>
       <w:r>
@@ -23109,7 +25673,7 @@
           <w:rFonts w:ascii="Courier New" w:hAnsi="Courier New"/>
           <w:sz w:val="17"/>
         </w:rPr>
-        <w:t xml:space="preserve">      "status": "SUCCESS",</w:t>
+        <w:t xml:space="preserve">  },</w:t>
         <w:br/>
       </w:r>
       <w:r>
@@ -23117,7 +25681,7 @@
           <w:rFonts w:ascii="Courier New" w:hAnsi="Courier New"/>
           <w:sz w:val="17"/>
         </w:rPr>
-        <w:t xml:space="preserve">      "duration_ms": 1250,</w:t>
+        <w:t xml:space="preserve">  "execution": {</w:t>
         <w:br/>
       </w:r>
       <w:r>
@@ -23125,7 +25689,7 @@
           <w:rFonts w:ascii="Courier New" w:hAnsi="Courier New"/>
           <w:sz w:val="17"/>
         </w:rPr>
-        <w:t xml:space="preserve">      "rollback_available": true</w:t>
+        <w:t xml:space="preserve">    "status": "SUCCESS",</w:t>
         <w:br/>
       </w:r>
       <w:r>
@@ -23133,7 +25697,7 @@
           <w:rFonts w:ascii="Courier New" w:hAnsi="Courier New"/>
           <w:sz w:val="17"/>
         </w:rPr>
-        <w:t xml:space="preserve">    },</w:t>
+        <w:t xml:space="preserve">    "duration_ms": 1250,</w:t>
         <w:br/>
       </w:r>
       <w:r>
@@ -23141,7 +25705,7 @@
           <w:rFonts w:ascii="Courier New" w:hAnsi="Courier New"/>
           <w:sz w:val="17"/>
         </w:rPr>
-        <w:t xml:space="preserve">    "compliance_tags": ["SOX", "ISO27001"]</w:t>
+        <w:t xml:space="preserve">    "error": null</w:t>
         <w:br/>
       </w:r>
       <w:r>
@@ -23149,7 +25713,7 @@
           <w:rFonts w:ascii="Courier New" w:hAnsi="Courier New"/>
           <w:sz w:val="17"/>
         </w:rPr>
-        <w:t xml:space="preserve">  }</w:t>
+        <w:t xml:space="preserve">  },</w:t>
         <w:br/>
       </w:r>
       <w:r>
@@ -23157,10 +25721,368 @@
           <w:rFonts w:ascii="Courier New" w:hAnsi="Courier New"/>
           <w:sz w:val="17"/>
         </w:rPr>
+        <w:t xml:space="preserve">  "compliance_tags": ["SOX", "ISO27001"]</w:t>
+        <w:br/>
+      </w:r>
+      <w:r>
+        <w:rPr>
+          <w:rFonts w:ascii="Courier New" w:hAnsi="Courier New"/>
+          <w:sz w:val="17"/>
+        </w:rPr>
         <w:t>}</w:t>
       </w:r>
     </w:p>
     <w:p>
+      <w:r>
+        <w:t>Points where a reader is most likely to get this wrong:</w:t>
+      </w:r>
+    </w:p>
+    <w:p>
+      <w:pPr>
+        <w:pStyle w:val="ListBullet"/>
+      </w:pPr>
+      <w:r>
+        <w:rPr>
+          <w:rFonts w:ascii="Courier New" w:hAnsi="Courier New"/>
+          <w:sz w:val="19"/>
+        </w:rPr>
+        <w:t>operation.type</w:t>
+      </w:r>
+      <w:r>
+        <w:t xml:space="preserve"> is the </w:t>
+      </w:r>
+      <w:r>
+        <w:rPr>
+          <w:b/>
+        </w:rPr>
+        <w:t>single-letter RMACD code</w:t>
+      </w:r>
+      <w:r>
+        <w:t xml:space="preserve"> (</w:t>
+      </w:r>
+      <w:r>
+        <w:rPr>
+          <w:rFonts w:ascii="Courier New" w:hAnsi="Courier New"/>
+          <w:sz w:val="19"/>
+        </w:rPr>
+        <w:t>"C"</w:t>
+      </w:r>
+      <w:r>
+        <w:t>), not a word</w:t>
+      </w:r>
+    </w:p>
+    <w:p>
+      <w:r>
+        <w:t>(</w:t>
+      </w:r>
+      <w:r>
+        <w:rPr>
+          <w:rFonts w:ascii="Courier New" w:hAnsi="Courier New"/>
+          <w:sz w:val="19"/>
+        </w:rPr>
+        <w:t>"CHANGE"</w:t>
+      </w:r>
+      <w:r>
+        <w:t xml:space="preserve">). It is the value of the </w:t>
+      </w:r>
+      <w:r>
+        <w:rPr>
+          <w:rFonts w:ascii="Courier New" w:hAnsi="Courier New"/>
+          <w:sz w:val="19"/>
+        </w:rPr>
+        <w:t>Operation</w:t>
+      </w:r>
+      <w:r>
+        <w:t xml:space="preserve"> enum.</w:t>
+      </w:r>
+    </w:p>
+    <w:p>
+      <w:pPr>
+        <w:pStyle w:val="ListBullet"/>
+      </w:pPr>
+      <w:r>
+        <w:rPr>
+          <w:rFonts w:ascii="Courier New" w:hAnsi="Courier New"/>
+          <w:sz w:val="19"/>
+        </w:rPr>
+        <w:t>policy_decision.result</w:t>
+      </w:r>
+      <w:r>
+        <w:t xml:space="preserve"> is one of </w:t>
+      </w:r>
+      <w:r>
+        <w:rPr>
+          <w:rFonts w:ascii="Courier New" w:hAnsi="Courier New"/>
+          <w:sz w:val="19"/>
+        </w:rPr>
+        <w:t>ALLOW</w:t>
+      </w:r>
+      <w:r>
+        <w:t xml:space="preserve">, </w:t>
+      </w:r>
+      <w:r>
+        <w:rPr>
+          <w:rFonts w:ascii="Courier New" w:hAnsi="Courier New"/>
+          <w:sz w:val="19"/>
+        </w:rPr>
+        <w:t>DENY</w:t>
+      </w:r>
+      <w:r>
+        <w:t xml:space="preserve">, </w:t>
+      </w:r>
+      <w:r>
+        <w:rPr>
+          <w:rFonts w:ascii="Courier New" w:hAnsi="Courier New"/>
+          <w:sz w:val="19"/>
+        </w:rPr>
+        <w:t>QUEUED</w:t>
+      </w:r>
+      <w:r>
+        <w:t xml:space="preserve">, </w:t>
+      </w:r>
+      <w:r>
+        <w:rPr>
+          <w:rFonts w:ascii="Courier New" w:hAnsi="Courier New"/>
+          <w:sz w:val="19"/>
+        </w:rPr>
+        <w:t>APPROVED</w:t>
+      </w:r>
+      <w:r>
+        <w:t>,</w:t>
+      </w:r>
+    </w:p>
+    <w:p>
+      <w:r>
+        <w:rPr>
+          <w:rFonts w:ascii="Courier New" w:hAnsi="Courier New"/>
+          <w:sz w:val="19"/>
+        </w:rPr>
+        <w:t>REJECTED</w:t>
+      </w:r>
+      <w:r>
+        <w:t xml:space="preserve">, </w:t>
+      </w:r>
+      <w:r>
+        <w:rPr>
+          <w:rFonts w:ascii="Courier New" w:hAnsi="Courier New"/>
+          <w:sz w:val="19"/>
+        </w:rPr>
+        <w:t>EXECUTED</w:t>
+      </w:r>
+      <w:r>
+        <w:t xml:space="preserve">. </w:t>
+      </w:r>
+      <w:r>
+        <w:rPr>
+          <w:rFonts w:ascii="Courier New" w:hAnsi="Courier New"/>
+          <w:sz w:val="19"/>
+        </w:rPr>
+        <w:t>EXECUTED</w:t>
+      </w:r>
+      <w:r>
+        <w:t xml:space="preserve"> records are emitted by </w:t>
+      </w:r>
+      <w:r>
+        <w:rPr>
+          <w:rFonts w:ascii="Courier New" w:hAnsi="Courier New"/>
+          <w:sz w:val="19"/>
+        </w:rPr>
+        <w:t>@guard</w:t>
+      </w:r>
+      <w:r>
+        <w:t xml:space="preserve"> after a</w:t>
+      </w:r>
+    </w:p>
+    <w:p>
+      <w:r>
+        <w:t xml:space="preserve">tool runs and are the only ones carrying an </w:t>
+      </w:r>
+      <w:r>
+        <w:rPr>
+          <w:rFonts w:ascii="Courier New" w:hAnsi="Courier New"/>
+          <w:sz w:val="19"/>
+        </w:rPr>
+        <w:t>execution</w:t>
+      </w:r>
+      <w:r>
+        <w:t xml:space="preserve"> block; on every other</w:t>
+      </w:r>
+    </w:p>
+    <w:p>
+      <w:r>
+        <w:t xml:space="preserve">record </w:t>
+      </w:r>
+      <w:r>
+        <w:rPr>
+          <w:rFonts w:ascii="Courier New" w:hAnsi="Courier New"/>
+          <w:sz w:val="19"/>
+        </w:rPr>
+        <w:t>execution</w:t>
+      </w:r>
+      <w:r>
+        <w:t xml:space="preserve"> is </w:t>
+      </w:r>
+      <w:r>
+        <w:rPr>
+          <w:rFonts w:ascii="Courier New" w:hAnsi="Courier New"/>
+          <w:sz w:val="19"/>
+        </w:rPr>
+        <w:t>null</w:t>
+      </w:r>
+      <w:r>
+        <w:t>. *(Known gap in SDK ≤ 0.14.0:</w:t>
+      </w:r>
+    </w:p>
+    <w:p>
+      <w:r>
+        <w:rPr>
+          <w:rFonts w:ascii="Courier New" w:hAnsi="Courier New"/>
+          <w:sz w:val="19"/>
+        </w:rPr>
+        <w:t>rmacd.audit_report</w:t>
+      </w:r>
+      <w:r>
+        <w:t xml:space="preserve"> omits </w:t>
+      </w:r>
+      <w:r>
+        <w:rPr>
+          <w:rFonts w:ascii="Courier New" w:hAnsi="Courier New"/>
+          <w:sz w:val="19"/>
+        </w:rPr>
+        <w:t>EXECUTED</w:t>
+      </w:r>
+      <w:r>
+        <w:t xml:space="preserve"> from its result table, so </w:t>
+      </w:r>
+      <w:r>
+        <w:rPr>
+          <w:rFonts w:ascii="Courier New" w:hAnsi="Courier New"/>
+          <w:sz w:val="19"/>
+        </w:rPr>
+        <w:t>@guard</w:t>
+      </w:r>
+    </w:p>
+    <w:p>
+      <w:r>
+        <w:t>execution records fall into that report's "other" bucket.)*</w:t>
+      </w:r>
+    </w:p>
+    <w:p>
+      <w:pPr>
+        <w:pStyle w:val="ListBullet"/>
+      </w:pPr>
+      <w:r>
+        <w:rPr>
+          <w:rFonts w:ascii="Courier New" w:hAnsi="Courier New"/>
+          <w:sz w:val="19"/>
+        </w:rPr>
+        <w:t>blocked_reason</w:t>
+      </w:r>
+      <w:r>
+        <w:t xml:space="preserve">, </w:t>
+      </w:r>
+      <w:r>
+        <w:rPr>
+          <w:rFonts w:ascii="Courier New" w:hAnsi="Courier New"/>
+          <w:sz w:val="19"/>
+        </w:rPr>
+        <w:t>constraints_applied</w:t>
+      </w:r>
+      <w:r>
+        <w:t xml:space="preserve"> and </w:t>
+      </w:r>
+      <w:r>
+        <w:rPr>
+          <w:rFonts w:ascii="Courier New" w:hAnsi="Courier New"/>
+          <w:sz w:val="19"/>
+        </w:rPr>
+        <w:t>emergency_mode</w:t>
+      </w:r>
+      <w:r>
+        <w:t xml:space="preserve"> are always</w:t>
+      </w:r>
+    </w:p>
+    <w:p>
+      <w:r>
+        <w:t xml:space="preserve">present. </w:t>
+      </w:r>
+      <w:r>
+        <w:rPr>
+          <w:rFonts w:ascii="Courier New" w:hAnsi="Courier New"/>
+          <w:sz w:val="19"/>
+        </w:rPr>
+        <w:t>constraints_applied</w:t>
+      </w:r>
+      <w:r>
+        <w:t xml:space="preserve"> names the constraint families that</w:t>
+      </w:r>
+    </w:p>
+    <w:p>
+      <w:r>
+        <w:t xml:space="preserve">participated in the decision — </w:t>
+      </w:r>
+      <w:r>
+        <w:rPr>
+          <w:rFonts w:ascii="Courier New" w:hAnsi="Courier New"/>
+          <w:sz w:val="19"/>
+        </w:rPr>
+        <w:t>immutable_prohibition</w:t>
+      </w:r>
+      <w:r>
+        <w:t xml:space="preserve"> identifies a §12.5</w:t>
+      </w:r>
+    </w:p>
+    <w:p>
+      <w:r>
+        <w:t>floor denial.</w:t>
+      </w:r>
+    </w:p>
+    <w:p>
+      <w:pPr>
+        <w:pStyle w:val="ListBullet"/>
+      </w:pPr>
+      <w:r>
+        <w:t xml:space="preserve">Timestamps are RFC 3339 with a </w:t>
+      </w:r>
+      <w:r>
+        <w:rPr>
+          <w:rFonts w:ascii="Courier New" w:hAnsi="Courier New"/>
+          <w:sz w:val="19"/>
+        </w:rPr>
+        <w:t>Z</w:t>
+      </w:r>
+      <w:r>
+        <w:t xml:space="preserve"> suffix and are </w:t>
+      </w:r>
+      <w:r>
+        <w:rPr>
+          <w:b/>
+        </w:rPr>
+        <w:t>timezone-aware UTC</w:t>
+      </w:r>
+      <w:r>
+        <w:t>.</w:t>
+      </w:r>
+    </w:p>
+    <w:p>
+      <w:pPr>
+        <w:pStyle w:val="ListBullet"/>
+      </w:pPr>
+      <w:r>
+        <w:t xml:space="preserve">There is no </w:t>
+      </w:r>
+      <w:r>
+        <w:rPr>
+          <w:rFonts w:ascii="Courier New" w:hAnsi="Courier New"/>
+          <w:sz w:val="19"/>
+        </w:rPr>
+        <w:t>rollback_available</w:t>
+      </w:r>
+      <w:r>
+        <w:t xml:space="preserve"> field.</w:t>
+      </w:r>
+    </w:p>
+    <w:p>
       <w:pPr>
         <w:pStyle w:val="Heading2"/>
       </w:pPr>
@@ -23309,7 +26231,7 @@
     </w:p>
     <w:p>
       <w:r>
-        <w:t xml:space="preserve">enforcement layer does. Two companion documents in </w:t>
+        <w:t xml:space="preserve">enforcement layer does. The companion documents in </w:t>
       </w:r>
       <w:r>
         <w:rPr>
@@ -23319,10 +26241,8 @@
         <w:t>docs/</w:t>
       </w:r>
       <w:r>
-        <w:t xml:space="preserve"> describe</w:t>
-      </w:r>
-    </w:p>
-    <w:p>
+        <w:t xml:space="preserve"> describe </w:t>
+      </w:r>
       <w:r>
         <w:rPr>
           <w:i/>
@@ -23330,7 +26250,12 @@
         <w:t>how</w:t>
       </w:r>
       <w:r>
-        <w:t xml:space="preserve"> an integrator wires it together at the call site:</w:t>
+        <w:t xml:space="preserve"> an</w:t>
+      </w:r>
+    </w:p>
+    <w:p>
+      <w:r>
+        <w:t>integrator wires it together at the call site:</w:t>
       </w:r>
     </w:p>
     <w:p>
@@ -23341,6 +26266,25 @@
         <w:rPr>
           <w:b/>
         </w:rPr>
+        <w:t>`docs/implementation.md`</w:t>
+      </w:r>
+      <w:r>
+        <w:t xml:space="preserve"> — step-by-step adoption: choosing a deployment</w:t>
+      </w:r>
+    </w:p>
+    <w:p>
+      <w:r>
+        <w:t>shape, defining profiles, classifying resources, and rolling out enforcement.</w:t>
+      </w:r>
+    </w:p>
+    <w:p>
+      <w:pPr>
+        <w:pStyle w:val="ListBullet"/>
+      </w:pPr>
+      <w:r>
+        <w:rPr>
+          <w:b/>
+        </w:rPr>
         <w:t>`docs/runtime-patterns.md`</w:t>
       </w:r>
       <w:r>
@@ -23378,12 +26322,91 @@
     </w:p>
     <w:p>
       <w:r>
-        <w:t>LangChain, AutoGen, CrewAI, plus a generic dispatch-site pattern for</w:t>
-      </w:r>
-    </w:p>
-    <w:p>
-      <w:r>
-        <w:t>any other framework.</w:t>
+        <w:t>the OpenAI Agents SDK, Microsoft Agent Framework, LangChain, AutoGen and</w:t>
+      </w:r>
+    </w:p>
+    <w:p>
+      <w:r>
+        <w:t>CrewAI, plus a generic dispatch-site pattern for any other framework.</w:t>
+      </w:r>
+    </w:p>
+    <w:p>
+      <w:pPr>
+        <w:pStyle w:val="ListBullet"/>
+      </w:pPr>
+      <w:r>
+        <w:rPr>
+          <w:b/>
+        </w:rPr>
+        <w:t>`docs/governance-packs/`</w:t>
+      </w:r>
+      <w:r>
+        <w:t xml:space="preserve"> (§9.6) — pack format, design rationale, the</w:t>
+      </w:r>
+    </w:p>
+    <w:p>
+      <w:r>
+        <w:t>AI-compile authoring workflow, signing and drift detection, and the</w:t>
+      </w:r>
+    </w:p>
+    <w:p>
+      <w:r>
+        <w:t xml:space="preserve">generated </w:t>
+      </w:r>
+      <w:r>
+        <w:rPr>
+          <w:rFonts w:ascii="Courier New" w:hAnsi="Courier New"/>
+          <w:sz w:val="19"/>
+        </w:rPr>
+        <w:t>catalog.md</w:t>
+      </w:r>
+      <w:r>
+        <w:t xml:space="preserve"> of built-in packs.</w:t>
+      </w:r>
+    </w:p>
+    <w:p>
+      <w:pPr>
+        <w:pStyle w:val="ListBullet"/>
+      </w:pPr>
+      <w:r>
+        <w:rPr>
+          <w:b/>
+        </w:rPr>
+        <w:t>`docs/claude-code.md`</w:t>
+      </w:r>
+      <w:r>
+        <w:t xml:space="preserve"> (§9.7) — session governance: binding, the</w:t>
+      </w:r>
+    </w:p>
+    <w:p>
+      <w:r>
+        <w:t>normative fail-mode table, tool mapping, and the plugin.</w:t>
+      </w:r>
+    </w:p>
+    <w:p>
+      <w:pPr>
+        <w:pStyle w:val="ListBullet"/>
+      </w:pPr>
+      <w:r>
+        <w:rPr>
+          <w:b/>
+        </w:rPr>
+        <w:t>`docs/audit-evidence.md`</w:t>
+      </w:r>
+      <w:r>
+        <w:t xml:space="preserve"> (§9.8) — the audit record field reference and</w:t>
+      </w:r>
+    </w:p>
+    <w:p>
+      <w:r>
+        <w:rPr>
+          <w:rFonts w:ascii="Courier New" w:hAnsi="Courier New"/>
+          <w:sz w:val="19"/>
+        </w:rPr>
+        <w:t>rmacd audit summarize</w:t>
+      </w:r>
+      <w:r>
+        <w:t>.</w:t>
       </w:r>
     </w:p>
     <w:p>

--- a/docs/RMACD_Framework_v1.4.docx
+++ b/docs/RMACD_Framework_v1.4.docx
@@ -13082,6 +13082,78 @@
     <w:p>
       <w:r>
         <w:t>decision order. An implementation MUST NOT rewrite or reorder emitted records.</w:t>
+      </w:r>
+    </w:p>
+    <w:p>
+      <w:pPr>
+        <w:pStyle w:val="Heading3"/>
+      </w:pPr>
+      <w:r>
+        <w:t>Where the record is written</w:t>
+      </w:r>
+    </w:p>
+    <w:p>
+      <w:r>
+        <w:t xml:space="preserve">An implementation MUST record the </w:t>
+      </w:r>
+      <w:r>
+        <w:rPr>
+          <w:b/>
+        </w:rPr>
+        <w:t>decision</w:t>
+      </w:r>
+      <w:r>
+        <w:t>, not merely the execution. A</w:t>
+      </w:r>
+    </w:p>
+    <w:p>
+      <w:r>
+        <w:t>denied operation never runs, so a trail assembled from completed operations</w:t>
+      </w:r>
+    </w:p>
+    <w:p>
+      <w:r>
+        <w:t>omits every denial — the exact evidence that demonstrates the boundary held.</w:t>
+      </w:r>
+    </w:p>
+    <w:p>
+      <w:r>
+        <w:t>Where a runtime offers separate pre- and post-execution interception (§9.7),</w:t>
+      </w:r>
+    </w:p>
+    <w:p>
+      <w:r>
+        <w:t>the decision is recorded before the call and the outcome after it, joined by a</w:t>
+      </w:r>
+    </w:p>
+    <w:p>
+      <w:r>
+        <w:t>call identifier.</w:t>
+      </w:r>
+    </w:p>
+    <w:p>
+      <w:r>
+        <w:t xml:space="preserve">Records MAY carry an </w:t>
+      </w:r>
+      <w:r>
+        <w:rPr>
+          <w:rFonts w:ascii="Courier New" w:hAnsi="Courier New"/>
+          <w:sz w:val="19"/>
+        </w:rPr>
+        <w:t>extra</w:t>
+      </w:r>
+      <w:r>
+        <w:t xml:space="preserve"> block for context outside the C.6 shape — session</w:t>
+      </w:r>
+    </w:p>
+    <w:p>
+      <w:r>
+        <w:t>and call identifiers, and the agent identity when the call originated in a</w:t>
+      </w:r>
+    </w:p>
+    <w:p>
+      <w:r>
+        <w:t>subagent. Consumers MUST tolerate its absence.</w:t>
       </w:r>
     </w:p>
     <w:p>

--- a/docs/RMACD_Framework_v1.4.docx
+++ b/docs/RMACD_Framework_v1.4.docx
@@ -61,235 +61,1327 @@
       </w:r>
     </w:p>
     <w:p>
-      <w:r>
-        <w:rPr>
-          <w:i/>
-        </w:rPr>
-        <w:t>Version 1.2 Update: Added Python Tools Registry reference implementation for automated tool governance.</w:t>
-      </w:r>
-    </w:p>
-    <w:p>
-      <w:r>
-        <w:rPr>
-          <w:i/>
-        </w:rPr>
-        <w:t>Version 1.2.1 Update: Corrected governance matrix defaults in SDK, fixed Appendix B profile schemas.</w:t>
-      </w:r>
-    </w:p>
-    <w:p>
-      <w:r>
-        <w:rPr>
-          <w:i/>
-        </w:rPr>
-        <w:t>Version 1.3.0 Update: Added Appendix D introducing the Data-Classification Two-Dimensional variant (DC2D), with accompanying schema, example profile, and SDK support (rmacd 0.3.0).</w:t>
-      </w:r>
-    </w:p>
-    <w:p>
-      <w:r>
-        <w:rPr>
-          <w:i/>
-        </w:rPr>
-        <w:t>Version 1.3.1 Update: Published SDK enforcement layer (PolicyEnforcer, ApprovalGateway, AuditLogger, RMACDError hierarchy) in rmacd 0.4.0; added DC2D runtime controls (Redactor, EgressGate) in rmacd 0.5.0; added programmatic agent prompt construction (`build_system_prompt`) in rmacd 0.6.0; shipped runnable reference integrations for Claude Agent SDK and the raw Anthropic SDK, and a DC2D redaction/egress demo. Two companion docs joined `docs/`: `runtime-patterns.md` and `framework-adapters.md`. A runtime-architecture draw.io diagram joined `docs/`.</w:t>
-      </w:r>
-    </w:p>
-    <w:p>
-      <w:r>
-        <w:rPr>
-          <w:i/>
-        </w:rPr>
-        <w:t>Version 1.3.2 Update: Hardened enforcement of the §12.5 safety boundary in rmacd 0.7.0 — Add/Change/Delete on Restricted data is now rejected both by `profile-3d.schema.json` (at profile-authoring time) and by an immutable runtime floor in the evaluator (at decision time), closing a gap where an `autonomy_overrides` entry could previously raise a prohibited cell. Also fixed time-window midnight wraparound, an egress allow-list substring-match bypass and scheme-less host handling, MCP keyword misclassification, and redaction-pattern issues; expanded the SDK test suite from 60 to 148 tests. See CHANGELOG.</w:t>
-      </w:r>
-    </w:p>
-    <w:p>
-      <w:r>
-        <w:rPr>
-          <w:i/>
-        </w:rPr>
-        <w:t xml:space="preserve">Version 1.4.0 SDK updates (June 2026): rmacd 0.9.1 single-sourced the package version and bundled the three profile JSON schemas into the wheel. rmacd 0.10.0 added </w:t>
-      </w:r>
-      <w:r>
-        <w:rPr>
-          <w:i/>
-        </w:rPr>
-        <w:t>LLM-assisted tool classification</w:t>
-      </w:r>
-      <w:r>
-        <w:rPr>
-          <w:i/>
-        </w:rPr>
-        <w:t xml:space="preserve"> — an optional `LLMToolClassifier` (install extra `rmacd-framework[llm]`) that has a Claude model classify ambiguous tool definitions into RMACD terms with a rationale and confidence score, wired into `MCPRegistryBridge` as a fallback (or replacement) for the keyword heuristic. Every auto-classified MCP tool now carries a capability ceiling capped at its inferred operation and classification provenance metadata, with a `low_confidence_tools()` human-review queue; the bridge registers into an existing enforcer registry and accepts raw MCP `tools/list` responses. The bash classifier learned shell control keywords, process substitution, and additional destructive binaries; registry denials are now audited. LLM classification is advisory input at registration time — runtime enforcement (the §12.5 floor, the agent profile, the capability ceiling) remains deterministic. rmacd 0.11.0 added </w:t>
-      </w:r>
-      <w:r>
-        <w:rPr>
-          <w:i/>
-        </w:rPr>
-        <w:t>Governance Packs</w:t>
-      </w:r>
-      <w:r>
-        <w:rPr>
-          <w:i/>
-        </w:rPr>
-        <w:t xml:space="preserve"> (`rmacd.packs`) — declarative, reusable, signable packs that map a tool call to RMACD terms `(operation, data tier, target)` as data instead of hand-written classifiers, with 19 built-in packs, an AI-compile authoring workflow (`rmacd classify`), and Ed25519 signing/drift detection (`rmacd pack sign|verify|diff`). Packs are an SDK capability (not normative); runtime classification stays deterministic. rmacd 0.12.0 added 3 cloud-identity packs (`aws-iam`, `az-identity`, `gcp-iam`) and promoted `CLIApprovalGateway` into the SDK so an approval-gated agent is testable straight from `pip install`. rmacd 0.13.0 added </w:t>
-      </w:r>
-      <w:r>
-        <w:rPr>
-          <w:i/>
-        </w:rPr>
-        <w:t>session governance</w:t>
-      </w:r>
-      <w:r>
-        <w:rPr>
-          <w:i/>
-        </w:rPr>
-        <w:t xml:space="preserve"> (§9.7) — a `PreToolUse` hook and Claude Code plugin that bind an interactive coding session to a profile — plus </w:t>
-      </w:r>
-      <w:r>
-        <w:rPr>
-          <w:i/>
-        </w:rPr>
-        <w:t>audit evidence</w:t>
-      </w:r>
-      <w:r>
-        <w:rPr>
-          <w:i/>
-        </w:rPr>
-        <w:t xml:space="preserve"> tooling (§9.8, `rmacd audit summarize`) and the read-only </w:t>
-      </w:r>
-      <w:r>
-        <w:rPr>
-          <w:i/>
-        </w:rPr>
-        <w:t>MCP policy server</w:t>
-      </w:r>
-      <w:r>
-        <w:rPr>
-          <w:i/>
-        </w:rPr>
-        <w:t xml:space="preserve"> (§9.9, `rmacd mcp-serve`), reaching </w:t>
-      </w:r>
-      <w:r>
-        <w:rPr>
-          <w:i/>
-        </w:rPr>
-        <w:t>34 built-in packs</w:t>
-      </w:r>
-      <w:r>
-        <w:rPr>
-          <w:i/>
-        </w:rPr>
-        <w:t xml:space="preserve">. rmacd 0.14.0 was a security release closing nine under-enforcement bypasses, and corrected the §3.1 matrix: Add on Restricted is </w:t>
-      </w:r>
-      <w:r>
-        <w:rPr>
-          <w:i/>
-        </w:rPr>
-        <w:t>Prohibited</w:t>
-      </w:r>
-      <w:r>
-        <w:rPr>
-          <w:i/>
-        </w:rPr>
-        <w:t>, not Elevated Approval. See `docs/governance-packs/`, `docs/claude-code.md`, `docs/audit-evidence.md`, and CHANGELOG.</w:t>
-      </w:r>
-    </w:p>
-    <w:p>
-      <w:r>
-        <w:rPr>
-          <w:i/>
-        </w:rPr>
-        <w:t xml:space="preserve">Version 1.4.0 SDK updates (July 2026): rmacd 0.13.0 added </w:t>
-      </w:r>
-      <w:r>
-        <w:rPr>
-          <w:i/>
-        </w:rPr>
-        <w:t>session governance for Claude Code</w:t>
-      </w:r>
-      <w:r>
-        <w:rPr>
-          <w:i/>
-        </w:rPr>
-        <w:t xml:space="preserve"> (`rmacd.claude_code`) — a deterministic `PreToolUse` hook (`python3 -m rmacd.claude_code.hook`) that binds a profile to a Claude Code session and evaluates the session's own Bash/file/MCP tool calls against it before they run (unbound sessions pass through; bound sessions fail closed; approval-level autonomy maps to Claude Code's permission prompt), shipped with a </w:t>
-      </w:r>
-      <w:r>
-        <w:rPr>
-          <w:i/>
-        </w:rPr>
-        <w:t>Claude Code plugin</w:t>
-      </w:r>
-      <w:r>
-        <w:rPr>
-          <w:i/>
-        </w:rPr>
-        <w:t xml:space="preserve"> (`plugins/rmacd/`, installed via `/plugin marketplace add rmacdframework/spec`) carrying the `rmacd-integrate` skill, `/rmacd:init`, and `/rmacd:status`. The built-in pack catalog grew from 22 to </w:t>
-      </w:r>
-      <w:r>
-        <w:rPr>
-          <w:i/>
-        </w:rPr>
-        <w:t>34 packs</w:t>
-      </w:r>
-      <w:r>
-        <w:rPr>
-          <w:i/>
-        </w:rPr>
-        <w:t xml:space="preserve"> (developer toolchain: `git`, `gh`, `docker`, `terraform`, `npm`, `pip-uv`, `make`; enterprise operations: `helm`, `vault`, `ssh-transfer`, `stripe`, `servicenow`), and </w:t>
-      </w:r>
-      <w:r>
-        <w:rPr>
-          <w:i/>
-        </w:rPr>
-        <w:t>pack composition</w:t>
-      </w:r>
-      <w:r>
-        <w:rPr>
-          <w:i/>
-        </w:rPr>
-        <w:t xml:space="preserve"> (`rmacd.packs.composition`) lets multiple packs govern the same tool name — most-specific claim wins, severity breaks ties fail-closed, each match carries its own pack's capability ceiling. An optional </w:t>
-      </w:r>
-      <w:r>
-        <w:rPr>
-          <w:i/>
-        </w:rPr>
-        <w:t>MCP server</w:t>
-      </w:r>
-      <w:r>
-        <w:rPr>
-          <w:i/>
-        </w:rPr>
-        <w:t xml:space="preserve"> (`rmacd.mcp_server`, install extra `rmacd-framework[mcp]`, CLI `rmacd mcp-serve`) exposes read-only policy tools (evaluate, validate, matrix, pack info, bash classification) to any MCP client. </w:t>
-      </w:r>
-      <w:r>
-        <w:rPr>
-          <w:i/>
-        </w:rPr>
-        <w:t>Audit evidence</w:t>
-      </w:r>
-      <w:r>
-        <w:rPr>
-          <w:i/>
-        </w:rPr>
-        <w:t xml:space="preserve"> arrived as `rmacd audit summarize` (text/json/markdown reports with an operation×tier matrix and §12.5-floor hits) plus `docs/audit-evidence.md` (SIEM shipping and SOC 2 / ISO 27001 / GDPR mapping via §10). All additive and deterministic — the §12.5 floor, profile, and capability ceiling remain the runtime gates. See `docs/claude-code.md` and CHANGELOG.</w:t>
-      </w:r>
-    </w:p>
-    <w:p>
-      <w:r>
-        <w:rPr>
-          <w:i/>
-        </w:rPr>
-        <w:t xml:space="preserve">Version 1.4.0 Update: Made the Tools Registry a first-class RMACD policy layer in rmacd 0.8.0. Each tool registers its RMACD operation, an optional dynamic classifier (args → operation/tier/target), and an optional capability ceiling; `PolicyEnforcer.enforce_tool_call(tool, args)` classifies a call through the registry and enforces </w:t>
-      </w:r>
-      <w:r>
-        <w:rPr>
-          <w:i/>
-        </w:rPr>
-        <w:t>profile ∩ tool capability</w:t>
-      </w:r>
-      <w:r>
-        <w:rPr>
-          <w:i/>
-        </w:rPr>
-        <w:t xml:space="preserve"> with the §12.5 floor, returning an audited allow/deny/approve at the tool-call boundary. This is the universal hook for a Claude Agent SDK `PreToolUse` hook, an OpenAI Agents SDK tool guardrail / `needs_approval`, or a Microsoft Agent Framework `FunctionMiddleware` (see `docs/framework-adapters.md`). The previously-standalone `tools-registry/` directory was folded into `rmacd.registry` and removed. The specification document was renamed `v1.3` → `v1.4` per the minor-release convention. See CHANGELOG.</w:t>
+      <w:pPr>
+        <w:pStyle w:val="Heading2"/>
+      </w:pPr>
+      <w:r>
+        <w:t>Revision history</w:t>
+      </w:r>
+    </w:p>
+    <w:tbl>
+      <w:tblPr>
+        <w:tblStyle w:val="TableGrid"/>
+        <w:tblW w:type="auto" w:w="0"/>
+        <w:tblLook w:firstColumn="1" w:firstRow="1" w:lastColumn="0" w:lastRow="0" w:noHBand="0" w:noVBand="1" w:val="04A0"/>
+      </w:tblPr>
+      <w:tblGrid>
+        <w:gridCol w:w="4824"/>
+        <w:gridCol w:w="4824"/>
+      </w:tblGrid>
+      <w:tr>
+        <w:tc>
+          <w:tcPr>
+            <w:tcW w:type="dxa" w:w="4824"/>
+          </w:tcPr>
+          <w:p>
+            <w:r>
+              <w:rPr>
+                <w:b/>
+                <w:sz w:val="19"/>
+              </w:rPr>
+            </w:r>
+            <w:r>
+              <w:rPr>
+                <w:b/>
+                <w:sz w:val="19"/>
+              </w:rPr>
+              <w:t>Spec</w:t>
+            </w:r>
+          </w:p>
+        </w:tc>
+        <w:tc>
+          <w:tcPr>
+            <w:tcW w:type="dxa" w:w="4824"/>
+          </w:tcPr>
+          <w:p>
+            <w:r>
+              <w:rPr>
+                <w:b/>
+                <w:sz w:val="19"/>
+              </w:rPr>
+            </w:r>
+            <w:r>
+              <w:rPr>
+                <w:b/>
+                <w:sz w:val="19"/>
+              </w:rPr>
+              <w:t>Change</w:t>
+            </w:r>
+          </w:p>
+        </w:tc>
+      </w:tr>
+      <w:tr>
+        <w:tc>
+          <w:tcPr>
+            <w:tcW w:type="dxa" w:w="4824"/>
+          </w:tcPr>
+          <w:p>
+            <w:r>
+              <w:rPr>
+                <w:sz w:val="19"/>
+              </w:rPr>
+            </w:r>
+            <w:r>
+              <w:rPr>
+                <w:sz w:val="19"/>
+              </w:rPr>
+              <w:t>1.2</w:t>
+            </w:r>
+          </w:p>
+        </w:tc>
+        <w:tc>
+          <w:tcPr>
+            <w:tcW w:type="dxa" w:w="4824"/>
+          </w:tcPr>
+          <w:p>
+            <w:r>
+              <w:rPr>
+                <w:sz w:val="19"/>
+              </w:rPr>
+            </w:r>
+            <w:r>
+              <w:rPr>
+                <w:sz w:val="19"/>
+              </w:rPr>
+              <w:t>Added the Python Tools Registry reference implementation for automated tool governance.</w:t>
+            </w:r>
+          </w:p>
+        </w:tc>
+      </w:tr>
+      <w:tr>
+        <w:tc>
+          <w:tcPr>
+            <w:tcW w:type="dxa" w:w="4824"/>
+          </w:tcPr>
+          <w:p>
+            <w:r>
+              <w:rPr>
+                <w:sz w:val="19"/>
+              </w:rPr>
+            </w:r>
+            <w:r>
+              <w:rPr>
+                <w:sz w:val="19"/>
+              </w:rPr>
+              <w:t>1.2.1</w:t>
+            </w:r>
+          </w:p>
+        </w:tc>
+        <w:tc>
+          <w:tcPr>
+            <w:tcW w:type="dxa" w:w="4824"/>
+          </w:tcPr>
+          <w:p>
+            <w:r>
+              <w:rPr>
+                <w:sz w:val="19"/>
+              </w:rPr>
+            </w:r>
+            <w:r>
+              <w:rPr>
+                <w:sz w:val="19"/>
+              </w:rPr>
+              <w:t>Corrected the governance-matrix defaults in the SDK; fixed the Appendix B profile schemas.</w:t>
+            </w:r>
+          </w:p>
+        </w:tc>
+      </w:tr>
+      <w:tr>
+        <w:tc>
+          <w:tcPr>
+            <w:tcW w:type="dxa" w:w="4824"/>
+          </w:tcPr>
+          <w:p>
+            <w:r>
+              <w:rPr>
+                <w:sz w:val="19"/>
+              </w:rPr>
+            </w:r>
+            <w:r>
+              <w:rPr>
+                <w:sz w:val="19"/>
+              </w:rPr>
+              <w:t>1.3.0</w:t>
+            </w:r>
+          </w:p>
+        </w:tc>
+        <w:tc>
+          <w:tcPr>
+            <w:tcW w:type="dxa" w:w="4824"/>
+          </w:tcPr>
+          <w:p>
+            <w:r>
+              <w:rPr>
+                <w:sz w:val="19"/>
+              </w:rPr>
+            </w:r>
+            <w:r>
+              <w:rPr>
+                <w:sz w:val="19"/>
+              </w:rPr>
+              <w:t xml:space="preserve">Added </w:t>
+            </w:r>
+            <w:r>
+              <w:rPr>
+                <w:b/>
+                <w:sz w:val="19"/>
+              </w:rPr>
+              <w:t>Appendix D</w:t>
+            </w:r>
+            <w:r>
+              <w:rPr>
+                <w:sz w:val="19"/>
+              </w:rPr>
+              <w:t>, the Data-Classification 2D variant (DC2D), with schema, example profile and SDK support.</w:t>
+            </w:r>
+          </w:p>
+        </w:tc>
+      </w:tr>
+      <w:tr>
+        <w:tc>
+          <w:tcPr>
+            <w:tcW w:type="dxa" w:w="4824"/>
+          </w:tcPr>
+          <w:p>
+            <w:r>
+              <w:rPr>
+                <w:sz w:val="19"/>
+              </w:rPr>
+            </w:r>
+            <w:r>
+              <w:rPr>
+                <w:sz w:val="19"/>
+              </w:rPr>
+              <w:t>1.3.1</w:t>
+            </w:r>
+          </w:p>
+        </w:tc>
+        <w:tc>
+          <w:tcPr>
+            <w:tcW w:type="dxa" w:w="4824"/>
+          </w:tcPr>
+          <w:p>
+            <w:r>
+              <w:rPr>
+                <w:sz w:val="19"/>
+              </w:rPr>
+            </w:r>
+            <w:r>
+              <w:rPr>
+                <w:sz w:val="19"/>
+              </w:rPr>
+              <w:t xml:space="preserve">Published the SDK enforcement layer and the DC2D runtime controls; added </w:t>
+            </w:r>
+            <w:r>
+              <w:rPr>
+                <w:rFonts w:ascii="Courier New" w:hAnsi="Courier New"/>
+                <w:sz w:val="19"/>
+              </w:rPr>
+              <w:t>runtime-patterns.md</w:t>
+            </w:r>
+            <w:r>
+              <w:rPr>
+                <w:sz w:val="19"/>
+              </w:rPr>
+              <w:t xml:space="preserve">, </w:t>
+            </w:r>
+            <w:r>
+              <w:rPr>
+                <w:rFonts w:ascii="Courier New" w:hAnsi="Courier New"/>
+                <w:sz w:val="19"/>
+              </w:rPr>
+              <w:t>framework-adapters.md</w:t>
+            </w:r>
+            <w:r>
+              <w:rPr>
+                <w:sz w:val="19"/>
+              </w:rPr>
+              <w:t xml:space="preserve"> and the runtime-architecture diagram.</w:t>
+            </w:r>
+          </w:p>
+        </w:tc>
+      </w:tr>
+      <w:tr>
+        <w:tc>
+          <w:tcPr>
+            <w:tcW w:type="dxa" w:w="4824"/>
+          </w:tcPr>
+          <w:p>
+            <w:r>
+              <w:rPr>
+                <w:sz w:val="19"/>
+              </w:rPr>
+            </w:r>
+            <w:r>
+              <w:rPr>
+                <w:sz w:val="19"/>
+              </w:rPr>
+              <w:t>1.3.2</w:t>
+            </w:r>
+          </w:p>
+        </w:tc>
+        <w:tc>
+          <w:tcPr>
+            <w:tcW w:type="dxa" w:w="4824"/>
+          </w:tcPr>
+          <w:p>
+            <w:r>
+              <w:rPr>
+                <w:sz w:val="19"/>
+              </w:rPr>
+            </w:r>
+            <w:r>
+              <w:rPr>
+                <w:sz w:val="19"/>
+              </w:rPr>
+              <w:t xml:space="preserve">Hardened the </w:t>
+            </w:r>
+            <w:r>
+              <w:rPr>
+                <w:b/>
+                <w:sz w:val="19"/>
+              </w:rPr>
+              <w:t>§12.5</w:t>
+            </w:r>
+            <w:r>
+              <w:rPr>
+                <w:sz w:val="19"/>
+              </w:rPr>
+              <w:t xml:space="preserve"> boundary: Add/Change/Delete on Restricted is now rejected both at authoring time by </w:t>
+            </w:r>
+            <w:r>
+              <w:rPr>
+                <w:rFonts w:ascii="Courier New" w:hAnsi="Courier New"/>
+                <w:sz w:val="19"/>
+              </w:rPr>
+              <w:t>profile-3d.schema.json</w:t>
+            </w:r>
+            <w:r>
+              <w:rPr>
+                <w:sz w:val="19"/>
+              </w:rPr>
+              <w:t xml:space="preserve"> and at decision time by an immutable evaluator floor, closing a gap where an </w:t>
+            </w:r>
+            <w:r>
+              <w:rPr>
+                <w:rFonts w:ascii="Courier New" w:hAnsi="Courier New"/>
+                <w:sz w:val="19"/>
+              </w:rPr>
+              <w:t>autonomy_overrides</w:t>
+            </w:r>
+            <w:r>
+              <w:rPr>
+                <w:sz w:val="19"/>
+              </w:rPr>
+              <w:t xml:space="preserve"> entry could raise a prohibited cell.</w:t>
+            </w:r>
+          </w:p>
+        </w:tc>
+      </w:tr>
+      <w:tr>
+        <w:tc>
+          <w:tcPr>
+            <w:tcW w:type="dxa" w:w="4824"/>
+          </w:tcPr>
+          <w:p>
+            <w:r>
+              <w:rPr>
+                <w:sz w:val="19"/>
+              </w:rPr>
+            </w:r>
+            <w:r>
+              <w:rPr>
+                <w:sz w:val="19"/>
+              </w:rPr>
+              <w:t>1.4.0</w:t>
+            </w:r>
+          </w:p>
+        </w:tc>
+        <w:tc>
+          <w:tcPr>
+            <w:tcW w:type="dxa" w:w="4824"/>
+          </w:tcPr>
+          <w:p>
+            <w:r>
+              <w:rPr>
+                <w:sz w:val="19"/>
+              </w:rPr>
+            </w:r>
+            <w:r>
+              <w:rPr>
+                <w:sz w:val="19"/>
+              </w:rPr>
+              <w:t xml:space="preserve">Made the Tools Registry a first-class policy layer (§9.4–9.5); added </w:t>
+            </w:r>
+            <w:r>
+              <w:rPr>
+                <w:b/>
+                <w:sz w:val="19"/>
+              </w:rPr>
+              <w:t>session governance</w:t>
+            </w:r>
+            <w:r>
+              <w:rPr>
+                <w:sz w:val="19"/>
+              </w:rPr>
+              <w:t xml:space="preserve"> (§9.7), </w:t>
+            </w:r>
+            <w:r>
+              <w:rPr>
+                <w:b/>
+                <w:sz w:val="19"/>
+              </w:rPr>
+              <w:t>audit evidence</w:t>
+            </w:r>
+            <w:r>
+              <w:rPr>
+                <w:sz w:val="19"/>
+              </w:rPr>
+              <w:t xml:space="preserve"> (§9.8) and the </w:t>
+            </w:r>
+            <w:r>
+              <w:rPr>
+                <w:b/>
+                <w:sz w:val="19"/>
+              </w:rPr>
+              <w:t>MCP policy server</w:t>
+            </w:r>
+            <w:r>
+              <w:rPr>
+                <w:sz w:val="19"/>
+              </w:rPr>
+              <w:t xml:space="preserve"> (§9.9). Renamed v1.3 → v1.4 per the minor-release convention.</w:t>
+            </w:r>
+          </w:p>
+        </w:tc>
+      </w:tr>
+    </w:tbl>
+    <w:p/>
+    <w:p>
+      <w:pPr>
+        <w:pStyle w:val="Heading3"/>
+      </w:pPr>
+      <w:r>
+        <w:t>SDK releases behind this revision</w:t>
+      </w:r>
+    </w:p>
+    <w:tbl>
+      <w:tblPr>
+        <w:tblStyle w:val="TableGrid"/>
+        <w:tblW w:type="auto" w:w="0"/>
+        <w:tblLook w:firstColumn="1" w:firstRow="1" w:lastColumn="0" w:lastRow="0" w:noHBand="0" w:noVBand="1" w:val="04A0"/>
+      </w:tblPr>
+      <w:tblGrid>
+        <w:gridCol w:w="4824"/>
+        <w:gridCol w:w="4824"/>
+      </w:tblGrid>
+      <w:tr>
+        <w:tc>
+          <w:tcPr>
+            <w:tcW w:type="dxa" w:w="4824"/>
+          </w:tcPr>
+          <w:p>
+            <w:r>
+              <w:rPr>
+                <w:b/>
+                <w:sz w:val="19"/>
+              </w:rPr>
+            </w:r>
+            <w:r>
+              <w:rPr>
+                <w:b/>
+                <w:sz w:val="19"/>
+              </w:rPr>
+              <w:t>SDK</w:t>
+            </w:r>
+          </w:p>
+        </w:tc>
+        <w:tc>
+          <w:tcPr>
+            <w:tcW w:type="dxa" w:w="4824"/>
+          </w:tcPr>
+          <w:p>
+            <w:r>
+              <w:rPr>
+                <w:b/>
+                <w:sz w:val="19"/>
+              </w:rPr>
+            </w:r>
+            <w:r>
+              <w:rPr>
+                <w:b/>
+                <w:sz w:val="19"/>
+              </w:rPr>
+              <w:t>Added</w:t>
+            </w:r>
+          </w:p>
+        </w:tc>
+      </w:tr>
+      <w:tr>
+        <w:tc>
+          <w:tcPr>
+            <w:tcW w:type="dxa" w:w="4824"/>
+          </w:tcPr>
+          <w:p>
+            <w:r>
+              <w:rPr>
+                <w:sz w:val="19"/>
+              </w:rPr>
+            </w:r>
+            <w:r>
+              <w:rPr>
+                <w:sz w:val="19"/>
+              </w:rPr>
+              <w:t>0.4.0–0.6.0</w:t>
+            </w:r>
+          </w:p>
+        </w:tc>
+        <w:tc>
+          <w:tcPr>
+            <w:tcW w:type="dxa" w:w="4824"/>
+          </w:tcPr>
+          <w:p>
+            <w:r>
+              <w:rPr>
+                <w:sz w:val="19"/>
+              </w:rPr>
+            </w:r>
+            <w:r>
+              <w:rPr>
+                <w:rFonts w:ascii="Courier New" w:hAnsi="Courier New"/>
+                <w:sz w:val="19"/>
+              </w:rPr>
+              <w:t>PolicyEnforcer</w:t>
+            </w:r>
+            <w:r>
+              <w:rPr>
+                <w:sz w:val="19"/>
+              </w:rPr>
+              <w:t xml:space="preserve">, </w:t>
+            </w:r>
+            <w:r>
+              <w:rPr>
+                <w:rFonts w:ascii="Courier New" w:hAnsi="Courier New"/>
+                <w:sz w:val="19"/>
+              </w:rPr>
+              <w:t>ApprovalGateway</w:t>
+            </w:r>
+            <w:r>
+              <w:rPr>
+                <w:sz w:val="19"/>
+              </w:rPr>
+              <w:t xml:space="preserve">, </w:t>
+            </w:r>
+            <w:r>
+              <w:rPr>
+                <w:rFonts w:ascii="Courier New" w:hAnsi="Courier New"/>
+                <w:sz w:val="19"/>
+              </w:rPr>
+              <w:t>AuditLogger</w:t>
+            </w:r>
+            <w:r>
+              <w:rPr>
+                <w:sz w:val="19"/>
+              </w:rPr>
+              <w:t xml:space="preserve"> and the </w:t>
+            </w:r>
+            <w:r>
+              <w:rPr>
+                <w:rFonts w:ascii="Courier New" w:hAnsi="Courier New"/>
+                <w:sz w:val="19"/>
+              </w:rPr>
+              <w:t>RMACDError</w:t>
+            </w:r>
+            <w:r>
+              <w:rPr>
+                <w:sz w:val="19"/>
+              </w:rPr>
+              <w:t xml:space="preserve"> hierarchy; DC2D </w:t>
+            </w:r>
+            <w:r>
+              <w:rPr>
+                <w:rFonts w:ascii="Courier New" w:hAnsi="Courier New"/>
+                <w:sz w:val="19"/>
+              </w:rPr>
+              <w:t>Redactor</w:t>
+            </w:r>
+            <w:r>
+              <w:rPr>
+                <w:sz w:val="19"/>
+              </w:rPr>
+              <w:t xml:space="preserve"> / </w:t>
+            </w:r>
+            <w:r>
+              <w:rPr>
+                <w:rFonts w:ascii="Courier New" w:hAnsi="Courier New"/>
+                <w:sz w:val="19"/>
+              </w:rPr>
+              <w:t>EgressGate</w:t>
+            </w:r>
+            <w:r>
+              <w:rPr>
+                <w:sz w:val="19"/>
+              </w:rPr>
+              <w:t xml:space="preserve">; </w:t>
+            </w:r>
+            <w:r>
+              <w:rPr>
+                <w:rFonts w:ascii="Courier New" w:hAnsi="Courier New"/>
+                <w:sz w:val="19"/>
+              </w:rPr>
+              <w:t>build_system_prompt</w:t>
+            </w:r>
+            <w:r>
+              <w:rPr>
+                <w:sz w:val="19"/>
+              </w:rPr>
+              <w:t>; runnable reference integrations.</w:t>
+            </w:r>
+          </w:p>
+        </w:tc>
+      </w:tr>
+      <w:tr>
+        <w:tc>
+          <w:tcPr>
+            <w:tcW w:type="dxa" w:w="4824"/>
+          </w:tcPr>
+          <w:p>
+            <w:r>
+              <w:rPr>
+                <w:sz w:val="19"/>
+              </w:rPr>
+            </w:r>
+            <w:r>
+              <w:rPr>
+                <w:sz w:val="19"/>
+              </w:rPr>
+              <w:t>0.7.0</w:t>
+            </w:r>
+          </w:p>
+        </w:tc>
+        <w:tc>
+          <w:tcPr>
+            <w:tcW w:type="dxa" w:w="4824"/>
+          </w:tcPr>
+          <w:p>
+            <w:r>
+              <w:rPr>
+                <w:sz w:val="19"/>
+              </w:rPr>
+            </w:r>
+            <w:r>
+              <w:rPr>
+                <w:sz w:val="19"/>
+              </w:rPr>
+              <w:t>The immutable §12.5 runtime floor (see spec 1.3.2); time-window, egress and redaction fixes.</w:t>
+            </w:r>
+          </w:p>
+        </w:tc>
+      </w:tr>
+      <w:tr>
+        <w:tc>
+          <w:tcPr>
+            <w:tcW w:type="dxa" w:w="4824"/>
+          </w:tcPr>
+          <w:p>
+            <w:r>
+              <w:rPr>
+                <w:sz w:val="19"/>
+              </w:rPr>
+            </w:r>
+            <w:r>
+              <w:rPr>
+                <w:sz w:val="19"/>
+              </w:rPr>
+              <w:t>0.8.0</w:t>
+            </w:r>
+          </w:p>
+        </w:tc>
+        <w:tc>
+          <w:tcPr>
+            <w:tcW w:type="dxa" w:w="4824"/>
+          </w:tcPr>
+          <w:p>
+            <w:r>
+              <w:rPr>
+                <w:sz w:val="19"/>
+              </w:rPr>
+            </w:r>
+            <w:r>
+              <w:rPr>
+                <w:b/>
+                <w:sz w:val="19"/>
+              </w:rPr>
+              <w:t>Tools Registry as a policy layer.</w:t>
+            </w:r>
+            <w:r>
+              <w:rPr>
+                <w:sz w:val="19"/>
+              </w:rPr>
+              <w:t xml:space="preserve"> Each tool registers an operation, an optional dynamic classifier (args → operation/tier/target) and an optional capability ceiling; </w:t>
+            </w:r>
+            <w:r>
+              <w:rPr>
+                <w:rFonts w:ascii="Courier New" w:hAnsi="Courier New"/>
+                <w:sz w:val="19"/>
+              </w:rPr>
+              <w:t>enforce_tool_call(tool, args)</w:t>
+            </w:r>
+            <w:r>
+              <w:rPr>
+                <w:sz w:val="19"/>
+              </w:rPr>
+              <w:t xml:space="preserve"> enforces </w:t>
+            </w:r>
+            <w:r>
+              <w:rPr>
+                <w:b/>
+                <w:sz w:val="19"/>
+              </w:rPr>
+              <w:t>profile ∩ tool capability</w:t>
+            </w:r>
+            <w:r>
+              <w:rPr>
+                <w:sz w:val="19"/>
+              </w:rPr>
+              <w:t xml:space="preserve"> with the §12.5 floor. The standalone </w:t>
+            </w:r>
+            <w:r>
+              <w:rPr>
+                <w:rFonts w:ascii="Courier New" w:hAnsi="Courier New"/>
+                <w:sz w:val="19"/>
+              </w:rPr>
+              <w:t>tools-registry/</w:t>
+            </w:r>
+            <w:r>
+              <w:rPr>
+                <w:sz w:val="19"/>
+              </w:rPr>
+              <w:t xml:space="preserve"> was folded into </w:t>
+            </w:r>
+            <w:r>
+              <w:rPr>
+                <w:rFonts w:ascii="Courier New" w:hAnsi="Courier New"/>
+                <w:sz w:val="19"/>
+              </w:rPr>
+              <w:t>rmacd.registry</w:t>
+            </w:r>
+            <w:r>
+              <w:rPr>
+                <w:sz w:val="19"/>
+              </w:rPr>
+              <w:t>.</w:t>
+            </w:r>
+          </w:p>
+        </w:tc>
+      </w:tr>
+      <w:tr>
+        <w:tc>
+          <w:tcPr>
+            <w:tcW w:type="dxa" w:w="4824"/>
+          </w:tcPr>
+          <w:p>
+            <w:r>
+              <w:rPr>
+                <w:sz w:val="19"/>
+              </w:rPr>
+            </w:r>
+            <w:r>
+              <w:rPr>
+                <w:sz w:val="19"/>
+              </w:rPr>
+              <w:t>0.9.1</w:t>
+            </w:r>
+          </w:p>
+        </w:tc>
+        <w:tc>
+          <w:tcPr>
+            <w:tcW w:type="dxa" w:w="4824"/>
+          </w:tcPr>
+          <w:p>
+            <w:r>
+              <w:rPr>
+                <w:sz w:val="19"/>
+              </w:rPr>
+            </w:r>
+            <w:r>
+              <w:rPr>
+                <w:sz w:val="19"/>
+              </w:rPr>
+              <w:t>Single-sourced the package version; bundled the three profile schemas into the wheel.</w:t>
+            </w:r>
+          </w:p>
+        </w:tc>
+      </w:tr>
+      <w:tr>
+        <w:tc>
+          <w:tcPr>
+            <w:tcW w:type="dxa" w:w="4824"/>
+          </w:tcPr>
+          <w:p>
+            <w:r>
+              <w:rPr>
+                <w:sz w:val="19"/>
+              </w:rPr>
+            </w:r>
+            <w:r>
+              <w:rPr>
+                <w:sz w:val="19"/>
+              </w:rPr>
+              <w:t>0.10.0</w:t>
+            </w:r>
+          </w:p>
+        </w:tc>
+        <w:tc>
+          <w:tcPr>
+            <w:tcW w:type="dxa" w:w="4824"/>
+          </w:tcPr>
+          <w:p>
+            <w:r>
+              <w:rPr>
+                <w:sz w:val="19"/>
+              </w:rPr>
+            </w:r>
+            <w:r>
+              <w:rPr>
+                <w:sz w:val="19"/>
+              </w:rPr>
+              <w:t xml:space="preserve">Optional </w:t>
+            </w:r>
+            <w:r>
+              <w:rPr>
+                <w:b/>
+                <w:sz w:val="19"/>
+              </w:rPr>
+              <w:t>LLM-assisted tool classification</w:t>
+            </w:r>
+            <w:r>
+              <w:rPr>
+                <w:sz w:val="19"/>
+              </w:rPr>
+              <w:t xml:space="preserve"> (</w:t>
+            </w:r>
+            <w:r>
+              <w:rPr>
+                <w:rFonts w:ascii="Courier New" w:hAnsi="Courier New"/>
+                <w:sz w:val="19"/>
+              </w:rPr>
+              <w:t>LLMToolClassifier</w:t>
+            </w:r>
+            <w:r>
+              <w:rPr>
+                <w:sz w:val="19"/>
+              </w:rPr>
+              <w:t xml:space="preserve">, extra </w:t>
+            </w:r>
+            <w:r>
+              <w:rPr>
+                <w:rFonts w:ascii="Courier New" w:hAnsi="Courier New"/>
+                <w:sz w:val="19"/>
+              </w:rPr>
+              <w:t>[llm]</w:t>
+            </w:r>
+            <w:r>
+              <w:rPr>
+                <w:sz w:val="19"/>
+              </w:rPr>
+              <w:t xml:space="preserve">) wired into </w:t>
+            </w:r>
+            <w:r>
+              <w:rPr>
+                <w:rFonts w:ascii="Courier New" w:hAnsi="Courier New"/>
+                <w:sz w:val="19"/>
+              </w:rPr>
+              <w:t>MCPRegistryBridge</w:t>
+            </w:r>
+            <w:r>
+              <w:rPr>
+                <w:sz w:val="19"/>
+              </w:rPr>
+              <w:t xml:space="preserve">; capability ceilings and provenance on auto-classified MCP tools; a </w:t>
+            </w:r>
+            <w:r>
+              <w:rPr>
+                <w:rFonts w:ascii="Courier New" w:hAnsi="Courier New"/>
+                <w:sz w:val="19"/>
+              </w:rPr>
+              <w:t>low_confidence_tools()</w:t>
+            </w:r>
+            <w:r>
+              <w:rPr>
+                <w:sz w:val="19"/>
+              </w:rPr>
+              <w:t xml:space="preserve"> review queue.</w:t>
+            </w:r>
+          </w:p>
+        </w:tc>
+      </w:tr>
+      <w:tr>
+        <w:tc>
+          <w:tcPr>
+            <w:tcW w:type="dxa" w:w="4824"/>
+          </w:tcPr>
+          <w:p>
+            <w:r>
+              <w:rPr>
+                <w:sz w:val="19"/>
+              </w:rPr>
+            </w:r>
+            <w:r>
+              <w:rPr>
+                <w:sz w:val="19"/>
+              </w:rPr>
+              <w:t>0.11.0</w:t>
+            </w:r>
+          </w:p>
+        </w:tc>
+        <w:tc>
+          <w:tcPr>
+            <w:tcW w:type="dxa" w:w="4824"/>
+          </w:tcPr>
+          <w:p>
+            <w:r>
+              <w:rPr>
+                <w:sz w:val="19"/>
+              </w:rPr>
+            </w:r>
+            <w:r>
+              <w:rPr>
+                <w:b/>
+                <w:sz w:val="19"/>
+              </w:rPr>
+              <w:t>Governance Packs</w:t>
+            </w:r>
+            <w:r>
+              <w:rPr>
+                <w:sz w:val="19"/>
+              </w:rPr>
+              <w:t xml:space="preserve"> (</w:t>
+            </w:r>
+            <w:r>
+              <w:rPr>
+                <w:rFonts w:ascii="Courier New" w:hAnsi="Courier New"/>
+                <w:sz w:val="19"/>
+              </w:rPr>
+              <w:t>rmacd.packs</w:t>
+            </w:r>
+            <w:r>
+              <w:rPr>
+                <w:sz w:val="19"/>
+              </w:rPr>
+              <w:t xml:space="preserve">) — declarative, reusable, signable tool → </w:t>
+            </w:r>
+            <w:r>
+              <w:rPr>
+                <w:rFonts w:ascii="Courier New" w:hAnsi="Courier New"/>
+                <w:sz w:val="19"/>
+              </w:rPr>
+              <w:t>(operation, tier, target)</w:t>
+            </w:r>
+            <w:r>
+              <w:rPr>
+                <w:sz w:val="19"/>
+              </w:rPr>
+              <w:t xml:space="preserve"> mappings as data; AI-compile authoring (</w:t>
+            </w:r>
+            <w:r>
+              <w:rPr>
+                <w:rFonts w:ascii="Courier New" w:hAnsi="Courier New"/>
+                <w:sz w:val="19"/>
+              </w:rPr>
+              <w:t>rmacd classify</w:t>
+            </w:r>
+            <w:r>
+              <w:rPr>
+                <w:sz w:val="19"/>
+              </w:rPr>
+              <w:t>); Ed25519 signing and drift detection. 19 built-in packs.</w:t>
+            </w:r>
+          </w:p>
+        </w:tc>
+      </w:tr>
+      <w:tr>
+        <w:tc>
+          <w:tcPr>
+            <w:tcW w:type="dxa" w:w="4824"/>
+          </w:tcPr>
+          <w:p>
+            <w:r>
+              <w:rPr>
+                <w:sz w:val="19"/>
+              </w:rPr>
+            </w:r>
+            <w:r>
+              <w:rPr>
+                <w:sz w:val="19"/>
+              </w:rPr>
+              <w:t>0.12.0</w:t>
+            </w:r>
+          </w:p>
+        </w:tc>
+        <w:tc>
+          <w:tcPr>
+            <w:tcW w:type="dxa" w:w="4824"/>
+          </w:tcPr>
+          <w:p>
+            <w:r>
+              <w:rPr>
+                <w:sz w:val="19"/>
+              </w:rPr>
+            </w:r>
+            <w:r>
+              <w:rPr>
+                <w:sz w:val="19"/>
+              </w:rPr>
+              <w:t>Three cloud-identity packs (</w:t>
+            </w:r>
+            <w:r>
+              <w:rPr>
+                <w:rFonts w:ascii="Courier New" w:hAnsi="Courier New"/>
+                <w:sz w:val="19"/>
+              </w:rPr>
+              <w:t>aws-iam</w:t>
+            </w:r>
+            <w:r>
+              <w:rPr>
+                <w:sz w:val="19"/>
+              </w:rPr>
+              <w:t xml:space="preserve">, </w:t>
+            </w:r>
+            <w:r>
+              <w:rPr>
+                <w:rFonts w:ascii="Courier New" w:hAnsi="Courier New"/>
+                <w:sz w:val="19"/>
+              </w:rPr>
+              <w:t>az-identity</w:t>
+            </w:r>
+            <w:r>
+              <w:rPr>
+                <w:sz w:val="19"/>
+              </w:rPr>
+              <w:t xml:space="preserve">, </w:t>
+            </w:r>
+            <w:r>
+              <w:rPr>
+                <w:rFonts w:ascii="Courier New" w:hAnsi="Courier New"/>
+                <w:sz w:val="19"/>
+              </w:rPr>
+              <w:t>gcp-iam</w:t>
+            </w:r>
+            <w:r>
+              <w:rPr>
+                <w:sz w:val="19"/>
+              </w:rPr>
+              <w:t xml:space="preserve">); </w:t>
+            </w:r>
+            <w:r>
+              <w:rPr>
+                <w:rFonts w:ascii="Courier New" w:hAnsi="Courier New"/>
+                <w:sz w:val="19"/>
+              </w:rPr>
+              <w:t>CLIApprovalGateway</w:t>
+            </w:r>
+            <w:r>
+              <w:rPr>
+                <w:sz w:val="19"/>
+              </w:rPr>
+              <w:t xml:space="preserve"> promoted into the SDK. 22 packs.</w:t>
+            </w:r>
+          </w:p>
+        </w:tc>
+      </w:tr>
+      <w:tr>
+        <w:tc>
+          <w:tcPr>
+            <w:tcW w:type="dxa" w:w="4824"/>
+          </w:tcPr>
+          <w:p>
+            <w:r>
+              <w:rPr>
+                <w:sz w:val="19"/>
+              </w:rPr>
+            </w:r>
+            <w:r>
+              <w:rPr>
+                <w:sz w:val="19"/>
+              </w:rPr>
+              <w:t>0.13.0</w:t>
+            </w:r>
+          </w:p>
+        </w:tc>
+        <w:tc>
+          <w:tcPr>
+            <w:tcW w:type="dxa" w:w="4824"/>
+          </w:tcPr>
+          <w:p>
+            <w:r>
+              <w:rPr>
+                <w:sz w:val="19"/>
+              </w:rPr>
+            </w:r>
+            <w:r>
+              <w:rPr>
+                <w:b/>
+                <w:sz w:val="19"/>
+              </w:rPr>
+              <w:t>Session governance</w:t>
+            </w:r>
+            <w:r>
+              <w:rPr>
+                <w:sz w:val="19"/>
+              </w:rPr>
+              <w:t xml:space="preserve"> (§9.7): a deterministic </w:t>
+            </w:r>
+            <w:r>
+              <w:rPr>
+                <w:rFonts w:ascii="Courier New" w:hAnsi="Courier New"/>
+                <w:sz w:val="19"/>
+              </w:rPr>
+              <w:t>PreToolUse</w:t>
+            </w:r>
+            <w:r>
+              <w:rPr>
+                <w:sz w:val="19"/>
+              </w:rPr>
+              <w:t xml:space="preserve"> hook binding a Claude Code session to a profile, plus the </w:t>
+            </w:r>
+            <w:r>
+              <w:rPr>
+                <w:rFonts w:ascii="Courier New" w:hAnsi="Courier New"/>
+                <w:sz w:val="19"/>
+              </w:rPr>
+              <w:t>plugins/rmacd/</w:t>
+            </w:r>
+            <w:r>
+              <w:rPr>
+                <w:sz w:val="19"/>
+              </w:rPr>
+              <w:t xml:space="preserve"> plugin. </w:t>
+            </w:r>
+            <w:r>
+              <w:rPr>
+                <w:b/>
+                <w:sz w:val="19"/>
+              </w:rPr>
+              <w:t>Audit evidence</w:t>
+            </w:r>
+            <w:r>
+              <w:rPr>
+                <w:sz w:val="19"/>
+              </w:rPr>
+              <w:t xml:space="preserve"> (§9.8, </w:t>
+            </w:r>
+            <w:r>
+              <w:rPr>
+                <w:rFonts w:ascii="Courier New" w:hAnsi="Courier New"/>
+                <w:sz w:val="19"/>
+              </w:rPr>
+              <w:t>rmacd audit summarize</w:t>
+            </w:r>
+            <w:r>
+              <w:rPr>
+                <w:sz w:val="19"/>
+              </w:rPr>
+              <w:t xml:space="preserve">). Read-only </w:t>
+            </w:r>
+            <w:r>
+              <w:rPr>
+                <w:b/>
+                <w:sz w:val="19"/>
+              </w:rPr>
+              <w:t>MCP policy server</w:t>
+            </w:r>
+            <w:r>
+              <w:rPr>
+                <w:sz w:val="19"/>
+              </w:rPr>
+              <w:t xml:space="preserve"> (§9.9, </w:t>
+            </w:r>
+            <w:r>
+              <w:rPr>
+                <w:rFonts w:ascii="Courier New" w:hAnsi="Courier New"/>
+                <w:sz w:val="19"/>
+              </w:rPr>
+              <w:t>rmacd mcp-serve</w:t>
+            </w:r>
+            <w:r>
+              <w:rPr>
+                <w:sz w:val="19"/>
+              </w:rPr>
+              <w:t xml:space="preserve">, extra </w:t>
+            </w:r>
+            <w:r>
+              <w:rPr>
+                <w:rFonts w:ascii="Courier New" w:hAnsi="Courier New"/>
+                <w:sz w:val="19"/>
+              </w:rPr>
+              <w:t>[mcp]</w:t>
+            </w:r>
+            <w:r>
+              <w:rPr>
+                <w:sz w:val="19"/>
+              </w:rPr>
+              <w:t>). Pack composition. 34 packs.</w:t>
+            </w:r>
+          </w:p>
+        </w:tc>
+      </w:tr>
+      <w:tr>
+        <w:tc>
+          <w:tcPr>
+            <w:tcW w:type="dxa" w:w="4824"/>
+          </w:tcPr>
+          <w:p>
+            <w:r>
+              <w:rPr>
+                <w:sz w:val="19"/>
+              </w:rPr>
+            </w:r>
+            <w:r>
+              <w:rPr>
+                <w:sz w:val="19"/>
+              </w:rPr>
+              <w:t>0.14.0</w:t>
+            </w:r>
+          </w:p>
+        </w:tc>
+        <w:tc>
+          <w:tcPr>
+            <w:tcW w:type="dxa" w:w="4824"/>
+          </w:tcPr>
+          <w:p>
+            <w:r>
+              <w:rPr>
+                <w:sz w:val="19"/>
+              </w:rPr>
+            </w:r>
+            <w:r>
+              <w:rPr>
+                <w:sz w:val="19"/>
+              </w:rPr>
+              <w:t xml:space="preserve">Security release closing nine under-enforcement bypasses; corrected §3.1 — </w:t>
+            </w:r>
+            <w:r>
+              <w:rPr>
+                <w:b/>
+                <w:sz w:val="19"/>
+              </w:rPr>
+              <w:t>Add on Restricted is Prohibited</w:t>
+            </w:r>
+            <w:r>
+              <w:rPr>
+                <w:sz w:val="19"/>
+              </w:rPr>
+              <w:t>, not Elevated Approval.</w:t>
+            </w:r>
+          </w:p>
+        </w:tc>
+      </w:tr>
+      <w:tr>
+        <w:tc>
+          <w:tcPr>
+            <w:tcW w:type="dxa" w:w="4824"/>
+          </w:tcPr>
+          <w:p>
+            <w:r>
+              <w:rPr>
+                <w:sz w:val="19"/>
+              </w:rPr>
+            </w:r>
+            <w:r>
+              <w:rPr>
+                <w:sz w:val="19"/>
+              </w:rPr>
+              <w:t>0.14.1</w:t>
+            </w:r>
+          </w:p>
+        </w:tc>
+        <w:tc>
+          <w:tcPr>
+            <w:tcW w:type="dxa" w:w="4824"/>
+          </w:tcPr>
+          <w:p>
+            <w:r>
+              <w:rPr>
+                <w:sz w:val="19"/>
+              </w:rPr>
+            </w:r>
+            <w:r>
+              <w:rPr>
+                <w:sz w:val="19"/>
+              </w:rPr>
+              <w:t>Closed the remaining session fail-open: a bound session whose SDK cannot be imported now denies every tool call instead of running ungoverned.</w:t>
+            </w:r>
+          </w:p>
+        </w:tc>
+      </w:tr>
+    </w:tbl>
+    <w:p/>
+    <w:p>
+      <w:r>
+        <w:t>Standing constraints, unchanged by any release above:</w:t>
+      </w:r>
+    </w:p>
+    <w:p>
+      <w:pPr>
+        <w:pStyle w:val="ListBullet"/>
+      </w:pPr>
+      <w:r>
+        <w:rPr>
+          <w:b/>
+        </w:rPr>
+        <w:t>LLM classification is advisory</w:t>
+      </w:r>
+      <w:r>
+        <w:t>, at authoring and registration time only.</w:t>
+      </w:r>
+    </w:p>
+    <w:p>
+      <w:r>
+        <w:t>Runtime enforcement — the §12.5 floor, the agent profile, the capability</w:t>
+      </w:r>
+    </w:p>
+    <w:p>
+      <w:r>
+        <w:t>ceiling — is deterministic, with no model in the decision path.</w:t>
+      </w:r>
+    </w:p>
+    <w:p>
+      <w:pPr>
+        <w:pStyle w:val="ListBullet"/>
+      </w:pPr>
+      <w:r>
+        <w:rPr>
+          <w:b/>
+        </w:rPr>
+        <w:t>Governance Packs are an SDK capability, not normative.</w:t>
+      </w:r>
+    </w:p>
+    <w:p>
+      <w:pPr>
+        <w:pStyle w:val="ListBullet"/>
+      </w:pPr>
+      <w:r>
+        <w:t xml:space="preserve">Every addition above is </w:t>
+      </w:r>
+      <w:r>
+        <w:rPr>
+          <w:b/>
+        </w:rPr>
+        <w:t>additive</w:t>
+      </w:r>
+      <w:r>
+        <w:t>: the runtime gates are unchanged.</w:t>
       </w:r>
     </w:p>
     <w:p>
@@ -8114,7 +9206,7 @@
     <w:p/>
     <w:p>
       <w:r>
-        <w:t xml:space="preserve">¹ Change/Delete on Restricted is </w:t>
+        <w:t xml:space="preserve">¹ Add/Change/Delete on Restricted is </w:t>
       </w:r>
       <w:r>
         <w:rPr>
@@ -13029,6 +14121,55 @@
     </w:p>
     <w:p>
       <w:r>
+        <w:t>One residual fail-open cannot be closed from inside the hook: if the host</w:t>
+      </w:r>
+    </w:p>
+    <w:p>
+      <w:r>
+        <w:t xml:space="preserve">imposes a </w:t>
+      </w:r>
+      <w:r>
+        <w:rPr>
+          <w:b/>
+        </w:rPr>
+        <w:t>timeout</w:t>
+      </w:r>
+      <w:r>
+        <w:t xml:space="preserve"> and the hook exceeds it, a host that treats a failed hook</w:t>
+      </w:r>
+    </w:p>
+    <w:p>
+      <w:r>
+        <w:t>as non-blocking proceeds ungoverned. Fail-closed logic covers everything the</w:t>
+      </w:r>
+    </w:p>
+    <w:p>
+      <w:r>
+        <w:t>hook can observe; it cannot cover never returning an answer. Implementations</w:t>
+      </w:r>
+    </w:p>
+    <w:p>
+      <w:r>
+        <w:t>SHOULD keep the decision path free of network and disk latency — it needs only</w:t>
+      </w:r>
+    </w:p>
+    <w:p>
+      <w:r>
+        <w:t>the profile and an in-memory evaluation — and deployments SHOULD set the</w:t>
+      </w:r>
+    </w:p>
+    <w:p>
+      <w:r>
+        <w:t>timeout with margin for cold caches and loaded hosts. Conforming</w:t>
+      </w:r>
+    </w:p>
+    <w:p>
+      <w:r>
+        <w:t>implementations MUST document this gap rather than claim fail-closed is total.</w:t>
+      </w:r>
+    </w:p>
+    <w:p>
+      <w:r>
         <w:t>Where autonomy resolves to approval, the hook SHOULD surface the host's own</w:t>
       </w:r>
     </w:p>
@@ -13133,6 +14274,140 @@
     </w:p>
     <w:p>
       <w:r>
+        <w:t>The outcome record MUST carry forward the classification and autonomy level the</w:t>
+      </w:r>
+    </w:p>
+    <w:p>
+      <w:r>
+        <w:rPr>
+          <w:b/>
+        </w:rPr>
+        <w:t>decision</w:t>
+      </w:r>
+      <w:r>
+        <w:t xml:space="preserve"> computed. It MUST NOT recompute them. Two failures follow from</w:t>
+      </w:r>
+    </w:p>
+    <w:p>
+      <w:r>
+        <w:t>recomputing, both observed in the reference implementation before this rule was</w:t>
+      </w:r>
+    </w:p>
+    <w:p>
+      <w:r>
+        <w:t>stated:</w:t>
+      </w:r>
+    </w:p>
+    <w:p>
+      <w:pPr>
+        <w:pStyle w:val="ListBullet"/>
+      </w:pPr>
+      <w:r>
+        <w:rPr>
+          <w:b/>
+        </w:rPr>
+        <w:t>The classification is not a pure function of the call.</w:t>
+      </w:r>
+      <w:r>
+        <w:t xml:space="preserve"> Whether writing to</w:t>
+      </w:r>
+    </w:p>
+    <w:p>
+      <w:r>
+        <w:t>a path is an Add or a Change depends on whether the path exists — which the</w:t>
+      </w:r>
+    </w:p>
+    <w:p>
+      <w:r>
+        <w:t>call itself has just changed. Re-deriving after execution filed every file</w:t>
+      </w:r>
+    </w:p>
+    <w:p>
+      <w:r>
+        <w:t xml:space="preserve">creation as </w:t>
+      </w:r>
+      <w:r>
+        <w:rPr>
+          <w:rFonts w:ascii="Courier New" w:hAnsi="Courier New"/>
+          <w:sz w:val="19"/>
+        </w:rPr>
+        <w:t>Add</w:t>
+      </w:r>
+      <w:r>
+        <w:t xml:space="preserve"> in its decision and </w:t>
+      </w:r>
+      <w:r>
+        <w:rPr>
+          <w:rFonts w:ascii="Courier New" w:hAnsi="Courier New"/>
+          <w:sz w:val="19"/>
+        </w:rPr>
+        <w:t>Change</w:t>
+      </w:r>
+      <w:r>
+        <w:t xml:space="preserve"> in its outcome: two records</w:t>
+      </w:r>
+    </w:p>
+    <w:p>
+      <w:r>
+        <w:t>that join on the same identifier and disagree about what the agent did.</w:t>
+      </w:r>
+    </w:p>
+    <w:p>
+      <w:pPr>
+        <w:pStyle w:val="ListBullet"/>
+      </w:pPr>
+      <w:r>
+        <w:rPr>
+          <w:b/>
+        </w:rPr>
+        <w:t>The autonomy level is a property of the decision, not the execution.</w:t>
+      </w:r>
+      <w:r>
+        <w:t xml:space="preserve"> An</w:t>
+      </w:r>
+    </w:p>
+    <w:p>
+      <w:r>
+        <w:t xml:space="preserve">outcome record that asserts its own autonomy will claim </w:t>
+      </w:r>
+      <w:r>
+        <w:rPr>
+          <w:rFonts w:ascii="Courier New" w:hAnsi="Courier New"/>
+          <w:sz w:val="19"/>
+        </w:rPr>
+        <w:t>autonomous</w:t>
+      </w:r>
+      <w:r>
+        <w:t xml:space="preserve"> for a</w:t>
+      </w:r>
+    </w:p>
+    <w:p>
+      <w:r>
+        <w:t>call a human explicitly approved. The decision row holds the truth, but an</w:t>
+      </w:r>
+    </w:p>
+    <w:p>
+      <w:r>
+        <w:t>outcome row read on its own — which is how "what did this agent do without</w:t>
+      </w:r>
+    </w:p>
+    <w:p>
+      <w:r>
+        <w:t>asking?" is answered — then states the opposite.</w:t>
+      </w:r>
+    </w:p>
+    <w:p>
+      <w:r>
+        <w:t>Carrying the decision forward also keeps the post-execution path cheap: it needs</w:t>
+      </w:r>
+    </w:p>
+    <w:p>
+      <w:r>
+        <w:t>no profile, no registry, and no re-evaluation.</w:t>
+      </w:r>
+    </w:p>
+    <w:p>
+      <w:r>
         <w:t xml:space="preserve">Records MAY carry an </w:t>
       </w:r>
       <w:r>
@@ -13216,7 +14491,7 @@
         <w:rPr>
           <w:b/>
         </w:rPr>
-        <w:t>Conformance note (SDK ≤ 0.14.0):</w:t>
+        <w:t>Conformance note (SDK ≤ 0.14.1):</w:t>
       </w:r>
       <w:r>
         <w:t xml:space="preserve"> the reference</w:t>
@@ -13252,6 +14527,37 @@
     <w:p>
       <w:r>
         <w:t>claiming tamper-evidence MUST supply it at the sink.</w:t>
+      </w:r>
+    </w:p>
+    <w:p>
+      <w:r>
+        <w:rPr>
+          <w:b/>
+        </w:rPr>
+        <w:t>Conformance note (session governance):</w:t>
+      </w:r>
+      <w:r>
+        <w:t xml:space="preserve"> the reference implementation writes</w:t>
+      </w:r>
+    </w:p>
+    <w:p>
+      <w:r>
+        <w:t>the session trail best-effort — an unwritable sink emits a diagnostic and the</w:t>
+      </w:r>
+    </w:p>
+    <w:p>
+      <w:r>
+        <w:t>governance decision stands unchanged. This is deliberate: an audit failure must</w:t>
+      </w:r>
+    </w:p>
+    <w:p>
+      <w:r>
+        <w:t>not take down a working session. It does mean the trail is not itself evidence</w:t>
+      </w:r>
+    </w:p>
+    <w:p>
+      <w:r>
+        <w:t>of completeness, so a deployment that must prove no gaps MUST monitor the sink.</w:t>
       </w:r>
     </w:p>
     <w:p>
@@ -17860,7 +19166,7 @@
               <w:rPr>
                 <w:sz w:val="19"/>
               </w:rPr>
-              <w:t>Change or Delete on Restricted data</w:t>
+              <w:t>Add, Change or Delete on Restricted data</w:t>
             </w:r>
           </w:p>
         </w:tc>

--- a/docs/RMACD_Framework_v1.4.docx
+++ b/docs/RMACD_Framework_v1.4.docx
@@ -40,7 +40,7 @@
     </w:p>
     <w:p>
       <w:r>
-        <w:t>Version 1.4.0 | June 2026</w:t>
+        <w:t>Version 1.4.1 | August 2026</w:t>
       </w:r>
     </w:p>
     <w:p>
@@ -461,6 +461,109 @@
                 <w:sz w:val="19"/>
               </w:rPr>
               <w:t xml:space="preserve"> (§9.9). Renamed v1.3 → v1.4 per the minor-release convention.</w:t>
+            </w:r>
+          </w:p>
+        </w:tc>
+      </w:tr>
+      <w:tr>
+        <w:tc>
+          <w:tcPr>
+            <w:tcW w:type="dxa" w:w="4824"/>
+          </w:tcPr>
+          <w:p>
+            <w:r>
+              <w:rPr>
+                <w:sz w:val="19"/>
+              </w:rPr>
+            </w:r>
+            <w:r>
+              <w:rPr>
+                <w:sz w:val="19"/>
+              </w:rPr>
+              <w:t>1.4.1</w:t>
+            </w:r>
+          </w:p>
+        </w:tc>
+        <w:tc>
+          <w:tcPr>
+            <w:tcW w:type="dxa" w:w="4824"/>
+          </w:tcPr>
+          <w:p>
+            <w:r>
+              <w:rPr>
+                <w:sz w:val="19"/>
+              </w:rPr>
+            </w:r>
+            <w:r>
+              <w:rPr>
+                <w:sz w:val="19"/>
+              </w:rPr>
+              <w:t xml:space="preserve">Introduced </w:t>
+            </w:r>
+            <w:r>
+              <w:rPr>
+                <w:b/>
+                <w:sz w:val="19"/>
+              </w:rPr>
+              <w:t>RMACD Intents</w:t>
+            </w:r>
+            <w:r>
+              <w:rPr>
+                <w:sz w:val="19"/>
+              </w:rPr>
+              <w:t xml:space="preserve"> (</w:t>
+            </w:r>
+            <w:r>
+              <w:rPr>
+                <w:rFonts w:ascii="Courier New" w:hAnsi="Courier New"/>
+                <w:sz w:val="19"/>
+              </w:rPr>
+              <w:t>docs/intents.md</w:t>
+            </w:r>
+            <w:r>
+              <w:rPr>
+                <w:sz w:val="19"/>
+              </w:rPr>
+              <w:t xml:space="preserve">, </w:t>
+            </w:r>
+            <w:r>
+              <w:rPr>
+                <w:rFonts w:ascii="Courier New" w:hAnsi="Courier New"/>
+                <w:sz w:val="19"/>
+              </w:rPr>
+              <w:t>docs/intent-specification.md</w:t>
+            </w:r>
+            <w:r>
+              <w:rPr>
+                <w:sz w:val="19"/>
+              </w:rPr>
+              <w:t xml:space="preserve">): declarative pre-execution adjudication complementing runtime interception. Restated the §12.4 exception template as an </w:t>
+            </w:r>
+            <w:r>
+              <w:rPr>
+                <w:rFonts w:ascii="Courier New" w:hAnsi="Courier New"/>
+                <w:sz w:val="19"/>
+              </w:rPr>
+              <w:t>exception</w:t>
+            </w:r>
+            <w:r>
+              <w:rPr>
+                <w:sz w:val="19"/>
+              </w:rPr>
+              <w:t xml:space="preserve"> intent, resolving a schema URL advertised since v1.0 but never published. Corrected the Appendix A quick-reference card, where Add on Restricted still read </w:t>
+            </w:r>
+            <w:r>
+              <w:rPr>
+                <w:i/>
+                <w:sz w:val="19"/>
+              </w:rPr>
+              <w:t>Elevated Approval</w:t>
+            </w:r>
+            <w:r>
+              <w:rPr>
+                <w:sz w:val="19"/>
+              </w:rPr>
+              <w:t xml:space="preserve"> after the 1.4.0 correction to §3.1.</w:t>
             </w:r>
           </w:p>
         </w:tc>
@@ -18881,6 +18984,48 @@
       </w:r>
     </w:p>
     <w:p>
+      <w:r>
+        <w:t>An exception request is a declared, justified, time-bounded ask submitted for</w:t>
+      </w:r>
+    </w:p>
+    <w:p>
+      <w:r>
+        <w:t>adjudication before it takes effect — which is precisely an RMACD Intent. It is</w:t>
+      </w:r>
+    </w:p>
+    <w:p>
+      <w:r>
+        <w:t xml:space="preserve">therefore expressed as the </w:t>
+      </w:r>
+      <w:r>
+        <w:rPr>
+          <w:rFonts w:ascii="Courier New" w:hAnsi="Courier New"/>
+          <w:sz w:val="19"/>
+        </w:rPr>
+        <w:t>exception</w:t>
+      </w:r>
+      <w:r>
+        <w:t xml:space="preserve"> intent type rather than as a separate</w:t>
+      </w:r>
+    </w:p>
+    <w:p>
+      <w:r>
+        <w:t>record shape, so the framework carries one request path rather than two. See</w:t>
+      </w:r>
+    </w:p>
+    <w:p>
+      <w:r>
+        <w:rPr>
+          <w:rFonts w:ascii="Courier New" w:hAnsi="Courier New"/>
+          <w:sz w:val="19"/>
+        </w:rPr>
+        <w:t>docs/intent-specification.md</w:t>
+      </w:r>
+      <w:r>
+        <w:t xml:space="preserve"> §7.4.</w:t>
+      </w:r>
+    </w:p>
+    <w:p>
       <w:pPr>
         <w:spacing w:after="160"/>
         <w:ind w:left="360"/>
@@ -18898,7 +19043,7 @@
           <w:rFonts w:ascii="Courier New" w:hAnsi="Courier New"/>
           <w:sz w:val="17"/>
         </w:rPr>
-        <w:t xml:space="preserve">  "$schema": "https://rmacd-framework.org/schema/v1/exception.json",</w:t>
+        <w:t xml:space="preserve">  "$schema": "https://rmacd-framework.org/schema/v1/intent.json",</w:t>
         <w:br/>
       </w:r>
       <w:r>
@@ -18906,7 +19051,159 @@
           <w:rFonts w:ascii="Courier New" w:hAnsi="Courier New"/>
           <w:sz w:val="17"/>
         </w:rPr>
-        <w:t xml:space="preserve">  "exception_id": "exc-20260115-001",</w:t>
+        <w:t xml:space="preserve">  "intent_id": "int-exc-20260115-001",</w:t>
+        <w:br/>
+      </w:r>
+      <w:r>
+        <w:rPr>
+          <w:rFonts w:ascii="Courier New" w:hAnsi="Courier New"/>
+          <w:sz w:val="17"/>
+        </w:rPr>
+        <w:t xml:space="preserve">  "intent_type": "exception",</w:t>
+        <w:br/>
+      </w:r>
+      <w:r>
+        <w:rPr>
+          <w:rFonts w:ascii="Courier New" w:hAnsi="Courier New"/>
+          <w:sz w:val="17"/>
+        </w:rPr>
+        <w:t xml:space="preserve">  "submitted_at": "2026-01-15T10:15:00Z",</w:t>
+        <w:br/>
+      </w:r>
+      <w:r>
+        <w:rPr>
+          <w:rFonts w:ascii="Courier New" w:hAnsi="Courier New"/>
+          <w:sz w:val="17"/>
+        </w:rPr>
+        <w:t xml:space="preserve">  "actor": {</w:t>
+        <w:br/>
+      </w:r>
+      <w:r>
+        <w:rPr>
+          <w:rFonts w:ascii="Courier New" w:hAnsi="Courier New"/>
+          <w:sz w:val="17"/>
+        </w:rPr>
+        <w:t xml:space="preserve">    "kind": "agent",</w:t>
+        <w:br/>
+      </w:r>
+      <w:r>
+        <w:rPr>
+          <w:rFonts w:ascii="Courier New" w:hAnsi="Courier New"/>
+          <w:sz w:val="17"/>
+        </w:rPr>
+        <w:t xml:space="preserve">    "id": "devops-agent-007",</w:t>
+        <w:br/>
+      </w:r>
+      <w:r>
+        <w:rPr>
+          <w:rFonts w:ascii="Courier New" w:hAnsi="Courier New"/>
+          <w:sz w:val="17"/>
+        </w:rPr>
+        <w:t xml:space="preserve">    "authorization": "spiffe://corp/ns/agents/devops-agent-007",</w:t>
+        <w:br/>
+      </w:r>
+      <w:r>
+        <w:rPr>
+          <w:rFonts w:ascii="Courier New" w:hAnsi="Courier New"/>
+          <w:sz w:val="17"/>
+        </w:rPr>
+        <w:t xml:space="preserve">    "on_behalf_of": "dba-team@company.com"</w:t>
+        <w:br/>
+      </w:r>
+      <w:r>
+        <w:rPr>
+          <w:rFonts w:ascii="Courier New" w:hAnsi="Courier New"/>
+          <w:sz w:val="17"/>
+        </w:rPr>
+        <w:t xml:space="preserve">  },</w:t>
+        <w:br/>
+      </w:r>
+      <w:r>
+        <w:rPr>
+          <w:rFonts w:ascii="Courier New" w:hAnsi="Courier New"/>
+          <w:sz w:val="17"/>
+        </w:rPr>
+        <w:t xml:space="preserve">  "declaration": {</w:t>
+        <w:br/>
+      </w:r>
+      <w:r>
+        <w:rPr>
+          <w:rFonts w:ascii="Courier New" w:hAnsi="Courier New"/>
+          <w:sz w:val="17"/>
+        </w:rPr>
+        <w:t xml:space="preserve">    "operation": "A",</w:t>
+        <w:br/>
+      </w:r>
+      <w:r>
+        <w:rPr>
+          <w:rFonts w:ascii="Courier New" w:hAnsi="Courier New"/>
+          <w:sz w:val="17"/>
+        </w:rPr>
+        <w:t xml:space="preserve">    "target": "db://prod/payments/migration",</w:t>
+        <w:br/>
+      </w:r>
+      <w:r>
+        <w:rPr>
+          <w:rFonts w:ascii="Courier New" w:hAnsi="Courier New"/>
+          <w:sz w:val="17"/>
+        </w:rPr>
+        <w:t xml:space="preserve">    "data_classification": "confidential",</w:t>
+        <w:br/>
+      </w:r>
+      <w:r>
+        <w:rPr>
+          <w:rFonts w:ascii="Courier New" w:hAnsi="Courier New"/>
+          <w:sz w:val="17"/>
+        </w:rPr>
+        <w:t xml:space="preserve">    "environment": "production",</w:t>
+        <w:br/>
+      </w:r>
+      <w:r>
+        <w:rPr>
+          <w:rFonts w:ascii="Courier New" w:hAnsi="Courier New"/>
+          <w:sz w:val="17"/>
+        </w:rPr>
+        <w:t xml:space="preserve">    "reversibility": {</w:t>
+        <w:br/>
+      </w:r>
+      <w:r>
+        <w:rPr>
+          <w:rFonts w:ascii="Courier New" w:hAnsi="Courier New"/>
+          <w:sz w:val="17"/>
+        </w:rPr>
+        <w:t xml:space="preserve">      "rollback_declared": true,</w:t>
+        <w:br/>
+      </w:r>
+      <w:r>
+        <w:rPr>
+          <w:rFonts w:ascii="Courier New" w:hAnsi="Courier New"/>
+          <w:sz w:val="17"/>
+        </w:rPr>
+        <w:t xml:space="preserve">      "rollback_plan": "Restore from snapshot db-snap-20260115-pre-migration",</w:t>
+        <w:br/>
+      </w:r>
+      <w:r>
+        <w:rPr>
+          <w:rFonts w:ascii="Courier New" w:hAnsi="Courier New"/>
+          <w:sz w:val="17"/>
+        </w:rPr>
+        <w:t xml:space="preserve">      "attested_by": "dba-team@company.com"</w:t>
+        <w:br/>
+      </w:r>
+      <w:r>
+        <w:rPr>
+          <w:rFonts w:ascii="Courier New" w:hAnsi="Courier New"/>
+          <w:sz w:val="17"/>
+        </w:rPr>
+        <w:t xml:space="preserve">    }</w:t>
+        <w:br/>
+      </w:r>
+      <w:r>
+        <w:rPr>
+          <w:rFonts w:ascii="Courier New" w:hAnsi="Courier New"/>
+          <w:sz w:val="17"/>
+        </w:rPr>
+        <w:t xml:space="preserve">  },</w:t>
         <w:br/>
       </w:r>
       <w:r>
@@ -18930,7 +19227,7 @@
           <w:rFonts w:ascii="Courier New" w:hAnsi="Courier New"/>
           <w:sz w:val="17"/>
         </w:rPr>
-        <w:t xml:space="preserve">  "requested_by": "devops-agent-007",</w:t>
+        <w:t xml:space="preserve">  "escalated_permissions": {</w:t>
         <w:br/>
       </w:r>
       <w:r>
@@ -18938,7 +19235,7 @@
           <w:rFonts w:ascii="Courier New" w:hAnsi="Courier New"/>
           <w:sz w:val="17"/>
         </w:rPr>
-        <w:t xml:space="preserve">  "approved_by": "j.smith@company.com",</w:t>
+        <w:t xml:space="preserve">    "confidential": ["R", "M", "A"],</w:t>
         <w:br/>
       </w:r>
       <w:r>
@@ -18946,7 +19243,7 @@
           <w:rFonts w:ascii="Courier New" w:hAnsi="Courier New"/>
           <w:sz w:val="17"/>
         </w:rPr>
-        <w:t xml:space="preserve">  "approved_at": "2026-01-15T10:30:00Z",</w:t>
+        <w:t xml:space="preserve">    "restricted": ["R"]</w:t>
         <w:br/>
       </w:r>
       <w:r>
@@ -18954,7 +19251,7 @@
           <w:rFonts w:ascii="Courier New" w:hAnsi="Courier New"/>
           <w:sz w:val="17"/>
         </w:rPr>
-        <w:t xml:space="preserve">  "effective_from": "2026-01-15T11:00:00Z",</w:t>
+        <w:t xml:space="preserve">  },</w:t>
         <w:br/>
       </w:r>
       <w:r>
@@ -18970,7 +19267,7 @@
           <w:rFonts w:ascii="Courier New" w:hAnsi="Courier New"/>
           <w:sz w:val="17"/>
         </w:rPr>
-        <w:t xml:space="preserve">  "escalated_permissions": {</w:t>
+        <w:t xml:space="preserve">  "compensating_controls": {</w:t>
         <w:br/>
       </w:r>
       <w:r>
@@ -18978,7 +19275,7 @@
           <w:rFonts w:ascii="Courier New" w:hAnsi="Courier New"/>
           <w:sz w:val="17"/>
         </w:rPr>
-        <w:t xml:space="preserve">    "confidential": ["R", "M", "A"],</w:t>
+        <w:t xml:space="preserve">    "enhanced_logging": true,</w:t>
         <w:br/>
       </w:r>
       <w:r>
@@ -18986,7 +19283,23 @@
           <w:rFonts w:ascii="Courier New" w:hAnsi="Courier New"/>
           <w:sz w:val="17"/>
         </w:rPr>
-        <w:t xml:space="preserve">    "restricted": ["R"]</w:t>
+        <w:t xml:space="preserve">    "real_time_alerts": true,</w:t>
+        <w:br/>
+      </w:r>
+      <w:r>
+        <w:rPr>
+          <w:rFonts w:ascii="Courier New" w:hAnsi="Courier New"/>
+          <w:sz w:val="17"/>
+        </w:rPr>
+        <w:t xml:space="preserve">    "human_shadow": "dba-team@company.com",</w:t>
+        <w:br/>
+      </w:r>
+      <w:r>
+        <w:rPr>
+          <w:rFonts w:ascii="Courier New" w:hAnsi="Courier New"/>
+          <w:sz w:val="17"/>
+        </w:rPr>
+        <w:t xml:space="preserve">    "restricted_targets": ["db-prod-migration-*"]</w:t>
         <w:br/>
       </w:r>
       <w:r>
@@ -19002,62 +19315,6 @@
           <w:rFonts w:ascii="Courier New" w:hAnsi="Courier New"/>
           <w:sz w:val="17"/>
         </w:rPr>
-        <w:t xml:space="preserve">  "justification": "Emergency database migration required due to storage failure",</w:t>
-        <w:br/>
-      </w:r>
-      <w:r>
-        <w:rPr>
-          <w:rFonts w:ascii="Courier New" w:hAnsi="Courier New"/>
-          <w:sz w:val="17"/>
-        </w:rPr>
-        <w:t xml:space="preserve">  "compensating_controls": {</w:t>
-        <w:br/>
-      </w:r>
-      <w:r>
-        <w:rPr>
-          <w:rFonts w:ascii="Courier New" w:hAnsi="Courier New"/>
-          <w:sz w:val="17"/>
-        </w:rPr>
-        <w:t xml:space="preserve">    "enhanced_logging": true,</w:t>
-        <w:br/>
-      </w:r>
-      <w:r>
-        <w:rPr>
-          <w:rFonts w:ascii="Courier New" w:hAnsi="Courier New"/>
-          <w:sz w:val="17"/>
-        </w:rPr>
-        <w:t xml:space="preserve">    "real_time_alerts": true,</w:t>
-        <w:br/>
-      </w:r>
-      <w:r>
-        <w:rPr>
-          <w:rFonts w:ascii="Courier New" w:hAnsi="Courier New"/>
-          <w:sz w:val="17"/>
-        </w:rPr>
-        <w:t xml:space="preserve">    "human_shadow": "dba-team@company.com",</w:t>
-        <w:br/>
-      </w:r>
-      <w:r>
-        <w:rPr>
-          <w:rFonts w:ascii="Courier New" w:hAnsi="Courier New"/>
-          <w:sz w:val="17"/>
-        </w:rPr>
-        <w:t xml:space="preserve">    "restricted_targets": ["db-prod-migration-*"]</w:t>
-        <w:br/>
-      </w:r>
-      <w:r>
-        <w:rPr>
-          <w:rFonts w:ascii="Courier New" w:hAnsi="Courier New"/>
-          <w:sz w:val="17"/>
-        </w:rPr>
-        <w:t xml:space="preserve">  },</w:t>
-        <w:br/>
-      </w:r>
-      <w:r>
-        <w:rPr>
-          <w:rFonts w:ascii="Courier New" w:hAnsi="Courier New"/>
-          <w:sz w:val="17"/>
-        </w:rPr>
         <w:t xml:space="preserve">  "rollback_plan": "Restore from snapshot db-snap-20260115-pre-migration",</w:t>
         <w:br/>
       </w:r>
@@ -19066,7 +19323,7 @@
           <w:rFonts w:ascii="Courier New" w:hAnsi="Courier New"/>
           <w:sz w:val="17"/>
         </w:rPr>
-        <w:t xml:space="preserve">  "status": "active"</w:t>
+        <w:t xml:space="preserve">  "status": "requested",</w:t>
         <w:br/>
       </w:r>
       <w:r>
@@ -19074,7 +19331,91 @@
           <w:rFonts w:ascii="Courier New" w:hAnsi="Courier New"/>
           <w:sz w:val="17"/>
         </w:rPr>
+        <w:t xml:space="preserve">  "justification": "Emergency database migration required due to storage failure"</w:t>
+        <w:br/>
+      </w:r>
+      <w:r>
+        <w:rPr>
+          <w:rFonts w:ascii="Courier New" w:hAnsi="Courier New"/>
+          <w:sz w:val="17"/>
+        </w:rPr>
         <w:t>}</w:t>
+      </w:r>
+    </w:p>
+    <w:p>
+      <w:r>
+        <w:t>Two points of shape are deliberate. The **approval fields are absent from the</w:t>
+      </w:r>
+    </w:p>
+    <w:p>
+      <w:r>
+        <w:t>request**: who approved, when, and from what effective time are recorded as the</w:t>
+      </w:r>
+    </w:p>
+    <w:p>
+      <w:r>
+        <w:rPr>
+          <w:i/>
+        </w:rPr>
+        <w:t>disposition</w:t>
+      </w:r>
+      <w:r>
+        <w:t xml:space="preserve"> on the adjudication's decision record (</w:t>
+      </w:r>
+      <w:r>
+        <w:rPr>
+          <w:rFonts w:ascii="Courier New" w:hAnsi="Courier New"/>
+          <w:sz w:val="19"/>
+        </w:rPr>
+        <w:t>intent-decision.schema.json</w:t>
+      </w:r>
+      <w:r>
+        <w:t>),</w:t>
+      </w:r>
+    </w:p>
+    <w:p>
+      <w:r>
+        <w:t>not asserted by the requester — an actor declares facts and never records its own</w:t>
+      </w:r>
+    </w:p>
+    <w:p>
+      <w:r>
+        <w:t xml:space="preserve">approval. And </w:t>
+      </w:r>
+      <w:r>
+        <w:rPr>
+          <w:rFonts w:ascii="Courier New" w:hAnsi="Courier New"/>
+          <w:sz w:val="19"/>
+        </w:rPr>
+        <w:t>restricted</w:t>
+      </w:r>
+      <w:r>
+        <w:t xml:space="preserve"> is capped at </w:t>
+      </w:r>
+      <w:r>
+        <w:rPr>
+          <w:rFonts w:ascii="Courier New" w:hAnsi="Courier New"/>
+          <w:sz w:val="19"/>
+        </w:rPr>
+        <w:t>R</w:t>
+      </w:r>
+      <w:r>
+        <w:t xml:space="preserve"> and </w:t>
+      </w:r>
+      <w:r>
+        <w:rPr>
+          <w:rFonts w:ascii="Courier New" w:hAnsi="Courier New"/>
+          <w:sz w:val="19"/>
+        </w:rPr>
+        <w:t>M</w:t>
+      </w:r>
+      <w:r>
+        <w:t xml:space="preserve"> by the schema itself, so the</w:t>
+      </w:r>
+    </w:p>
+    <w:p>
+      <w:r>
+        <w:t>§12.5 prohibition below is enforced at authoring time and not only by process.</w:t>
       </w:r>
     </w:p>
     <w:p>
@@ -23246,7 +23587,7 @@
               <w:rPr>
                 <w:sz w:val="19"/>
               </w:rPr>
-              <w:t>ELEVATED</w:t>
+              <w:t>PROHIBIT</w:t>
             </w:r>
           </w:p>
         </w:tc>
@@ -27785,6 +28126,59 @@
       </w:r>
       <w:r>
         <w:t>.</w:t>
+      </w:r>
+    </w:p>
+    <w:p>
+      <w:pPr>
+        <w:pStyle w:val="ListBullet"/>
+      </w:pPr>
+      <w:r>
+        <w:rPr>
+          <w:b/>
+        </w:rPr>
+        <w:t>`docs/intents.md`</w:t>
+      </w:r>
+      <w:r>
+        <w:t xml:space="preserve"> (§12.4) — the intent model: adjudication as a second,</w:t>
+      </w:r>
+    </w:p>
+    <w:p>
+      <w:r>
+        <w:t>out-of-band enforcement mode complementing runtime interception; the intent</w:t>
+      </w:r>
+    </w:p>
+    <w:p>
+      <w:r>
+        <w:t>ladder, the production and record planes, the type registry, and how</w:t>
+      </w:r>
+    </w:p>
+    <w:p>
+      <w:r>
+        <w:t>likelihood escalates the §3.1 matrix without introducing a second one.</w:t>
+      </w:r>
+    </w:p>
+    <w:p>
+      <w:pPr>
+        <w:pStyle w:val="ListBullet"/>
+      </w:pPr>
+      <w:r>
+        <w:rPr>
+          <w:b/>
+        </w:rPr>
+        <w:t>`docs/intent-specification.md`</w:t>
+      </w:r>
+      <w:r>
+        <w:t xml:space="preserve"> — the normative companion to the above:</w:t>
+      </w:r>
+    </w:p>
+    <w:p>
+      <w:r>
+        <w:t>the intent envelope, the actor model, the adjudication contract, grants and</w:t>
+      </w:r>
+    </w:p>
+    <w:p>
+      <w:r>
+        <w:t>campaigns, the decision record, and conformance requirements.</w:t>
       </w:r>
     </w:p>
     <w:p>

--- a/docs/RMACD_Framework_v1.4.docx
+++ b/docs/RMACD_Framework_v1.4.docx
@@ -563,7 +563,7 @@
               <w:rPr>
                 <w:sz w:val="19"/>
               </w:rPr>
-              <w:t xml:space="preserve"> after the 1.4.0 correction to §3.1.</w:t>
+              <w:t xml:space="preserve"> after the 1.4.0 correction to §3.1 — as did the §6.3 Add-operations table. Restated the §9.1, §10 and Appendix B notes that still described the §12.5 floor as Change and Delete only; it is all three.</w:t>
             </w:r>
           </w:p>
         </w:tc>
@@ -6039,7 +6039,7 @@
               <w:rPr>
                 <w:sz w:val="19"/>
               </w:rPr>
-              <w:t>Elevated Approval</w:t>
+              <w:t>PROHIBITED</w:t>
             </w:r>
           </w:p>
         </w:tc>
@@ -6057,7 +6057,7 @@
               <w:rPr>
                 <w:sz w:val="19"/>
               </w:rPr>
-              <w:t>CAB + Security + Legal review</w:t>
+              <w:t>Human execution only</w:t>
             </w:r>
           </w:p>
         </w:tc>
@@ -6075,13 +6075,18 @@
               <w:rPr>
                 <w:sz w:val="19"/>
               </w:rPr>
-              <w:t>Penetration test; full audit trail</w:t>
+              <w:t>Agent may prepare; human executes</w:t>
             </w:r>
           </w:p>
         </w:tc>
       </w:tr>
     </w:tbl>
     <w:p/>
+    <w:p>
+      <w:r>
+        <w:t>Note: Add operations against Restricted data are Prohibited for autonomous agents. Creating a resource that will hold Restricted data is itself a Restricted-tier mutation, so it sits behind the same §12.5 safety boundary as Change and Delete: the agent may prepare or recommend the change, but a human executes it.</w:t>
+      </w:r>
+    </w:p>
     <w:p>
       <w:pPr>
         <w:pStyle w:val="Heading2"/>
@@ -8458,7 +8463,7 @@
     <w:p/>
     <w:p>
       <w:r>
-        <w:t>Note: Even Administrator agents do not receive full RMACD permissions on Restricted data. Change and Delete operations on Restricted data remain human-only in the default model.</w:t>
+        <w:t>Note: Even Administrator agents do not receive full RMACD permissions on Restricted data. Add, Change and Delete operations on Restricted data all remain human-only in the default model.</w:t>
       </w:r>
     </w:p>
     <w:p>
@@ -15058,7 +15063,7 @@
         <w:t>PCI-DSS (Payment Card Industry Data Security Standard):</w:t>
       </w:r>
       <w:r>
-        <w:t xml:space="preserve"> Cardholder data maps to Restricted tier. RMACD's prohibition on autonomous Change/Delete operations aligns with PCI requirements for privileged access management and change control.</w:t>
+        <w:t xml:space="preserve"> Cardholder data maps to Restricted tier. RMACD's prohibition on autonomous Add, Change and Delete operations against Restricted data aligns with PCI requirements for privileged access management and change control.</w:t>
       </w:r>
     </w:p>
     <w:p>
@@ -15302,7 +15307,7 @@
               <w:rPr>
                 <w:sz w:val="19"/>
               </w:rPr>
-              <w:t>R-only default; prohibit C/D</w:t>
+              <w:t>R-only default; prohibit A/C/D</w:t>
             </w:r>
           </w:p>
         </w:tc>
@@ -15376,7 +15381,7 @@
               <w:rPr>
                 <w:sz w:val="19"/>
               </w:rPr>
-              <w:t>Prohibit autonomous C/D</w:t>
+              <w:t>Prohibit autonomous A/C/D</w:t>
             </w:r>
           </w:p>
         </w:tc>
@@ -15924,7 +15929,7 @@
               <w:rPr>
                 <w:sz w:val="19"/>
               </w:rPr>
-              <w:t>Maps to Restricted tier; autonomous Change/Delete prohibited</w:t>
+              <w:t>Maps to Restricted tier; autonomous Add/Change/Delete prohibited</w:t>
             </w:r>
           </w:p>
         </w:tc>
@@ -16574,7 +16579,7 @@
               <w:rPr>
                 <w:sz w:val="19"/>
               </w:rPr>
-              <w:t>Elevated approval for all mutations; prohibited C/D on Restricted</w:t>
+              <w:t>Elevated approval for all mutations; prohibited A/C/D on Restricted</w:t>
             </w:r>
           </w:p>
         </w:tc>
@@ -25308,7 +25313,7 @@
     </w:p>
     <w:p>
       <w:r>
-        <w:t>Maximum agent permissions with appropriate controls. Note: Restricted data C/D remains prohibited.</w:t>
+        <w:t>Maximum agent permissions with appropriate controls. Note: Restricted data A/C/D remains prohibited.</w:t>
       </w:r>
     </w:p>
     <w:p>

--- a/docs/RMACD_Framework_v1.4.docx
+++ b/docs/RMACD_Framework_v1.4.docx
@@ -19048,7 +19048,7 @@
           <w:rFonts w:ascii="Courier New" w:hAnsi="Courier New"/>
           <w:sz w:val="17"/>
         </w:rPr>
-        <w:t xml:space="preserve">  "$schema": "https://rmacd-framework.org/schema/v1/intent.json",</w:t>
+        <w:t xml:space="preserve">  "$schema": "https://rmacd-framework.org/schema/v2/intent.json",</w:t>
         <w:br/>
       </w:r>
       <w:r>
@@ -28144,7 +28144,7 @@
         <w:t>`docs/intents.md`</w:t>
       </w:r>
       <w:r>
-        <w:t xml:space="preserve"> (§12.4) — the intent model: adjudication as a second,</w:t>
+        <w:t xml:space="preserve"> (§12) — the intent model: adjudication as a second,</w:t>
       </w:r>
     </w:p>
     <w:p>
@@ -28154,12 +28154,17 @@
     </w:p>
     <w:p>
       <w:r>
-        <w:t>ladder, the production and record planes, the type registry, and how</w:t>
-      </w:r>
-    </w:p>
-    <w:p>
-      <w:r>
-        <w:t>likelihood escalates the §3.1 matrix without introducing a second one.</w:t>
+        <w:t>ladder, the production and record planes, the type registry, the actor model,</w:t>
+      </w:r>
+    </w:p>
+    <w:p>
+      <w:r>
+        <w:t>and how likelihood escalates the §3.1 matrix monotonically — saturating at</w:t>
+      </w:r>
+    </w:p>
+    <w:p>
+      <w:r>
+        <w:t>Elevated Approval — without introducing a second one.</w:t>
       </w:r>
     </w:p>
     <w:p>
@@ -28173,17 +28178,27 @@
         <w:t>`docs/intent-specification.md`</w:t>
       </w:r>
       <w:r>
-        <w:t xml:space="preserve"> — the normative companion to the above:</w:t>
-      </w:r>
-    </w:p>
-    <w:p>
-      <w:r>
-        <w:t>the intent envelope, the actor model, the adjudication contract, grants and</w:t>
-      </w:r>
-    </w:p>
-    <w:p>
-      <w:r>
-        <w:t>campaigns, the decision record, and conformance requirements.</w:t>
+        <w:t xml:space="preserve"> (§12.4) — the normative companion to the</w:t>
+      </w:r>
+    </w:p>
+    <w:p>
+      <w:r>
+        <w:t>above, and the document §12.4's exception template is written against: the</w:t>
+      </w:r>
+    </w:p>
+    <w:p>
+      <w:r>
+        <w:t>intent envelope, the actor model, the adjudication contract, the shape key</w:t>
+      </w:r>
+    </w:p>
+    <w:p>
+      <w:r>
+        <w:t>over which novelty is computed, grants and campaigns, budgets, the decision</w:t>
+      </w:r>
+    </w:p>
+    <w:p>
+      <w:r>
+        <w:t>record, reconciliation with interception, and conformance requirements.</w:t>
       </w:r>
     </w:p>
     <w:p>
